--- a/CDACL (1).docx
+++ b/CDACL (1).docx
@@ -7,15 +7,25 @@
         <w:spacing w:after="273" w:line="259" w:lineRule="auto"/>
         <w:ind w:left="1174" w:right="0" w:firstLine="0"/>
         <w:jc w:val="left"/>
-      </w:pPr>
-      <w:r>
-        <w:rPr>
-          <w:b/>
+        <w:rPr>
+          <w:rFonts w:ascii="Verdana" w:hAnsi="Verdana"/>
+          <w:b/>
+          <w:bCs/>
+        </w:rPr>
+      </w:pPr>
+      <w:r>
+        <w:rPr>
+          <w:rFonts w:ascii="Verdana" w:hAnsi="Verdana"/>
+          <w:b/>
+          <w:bCs/>
         </w:rPr>
         <w:t xml:space="preserve">                                      </w:t>
       </w:r>
       <w:r>
         <w:rPr>
+          <w:rFonts w:ascii="Verdana" w:hAnsi="Verdana"/>
+          <w:b/>
+          <w:bCs/>
           <w:color w:val="0070C0"/>
           <w:sz w:val="32"/>
           <w:u w:val="single" w:color="0070C0"/>
@@ -23,6 +33,11 @@
         <w:t>CERTIFICATE</w:t>
       </w:r>
       <w:r>
+        <w:rPr>
+          <w:rFonts w:ascii="Verdana" w:hAnsi="Verdana"/>
+          <w:b/>
+          <w:bCs/>
+        </w:rPr>
         <w:t xml:space="preserve"> </w:t>
       </w:r>
     </w:p>
@@ -31,45 +46,15 @@
         <w:spacing w:after="0" w:line="259" w:lineRule="auto"/>
         <w:ind w:left="168" w:right="0"/>
         <w:jc w:val="left"/>
-      </w:pPr>
-      <w:r>
-        <w:t>DATAMITES™ - Data Science Foundation</w:t>
-      </w:r>
-      <w:r>
-        <w:t xml:space="preserve"> </w:t>
-      </w:r>
-      <w:r>
-        <w:t>This is to certify that the project work entitled</w:t>
-      </w:r>
-      <w:r>
-        <w:t xml:space="preserve"> </w:t>
-      </w:r>
-      <w:r>
-        <w:t>"MARKET BASKET ANALYSIS OF SUPERMARKET TRANSACTIONS USING APRIORI ALGORITHM - CDACL-005"is a bona</w:t>
-      </w:r>
-      <w:r>
-        <w:t xml:space="preserve"> </w:t>
-      </w:r>
-      <w:r>
-        <w:t>fide work carried out by</w:t>
-      </w:r>
-      <w:r>
-        <w:t xml:space="preserve"> </w:t>
-      </w:r>
-      <w:r>
-        <w:t>RUDRAPU RAVALI</w:t>
-      </w:r>
-      <w:r>
-        <w:t xml:space="preserve"> </w:t>
-      </w:r>
-      <w:r>
-        <w:t>The project has been successfully completed as a part of Certified Data Analyst Course at Data</w:t>
-      </w:r>
-      <w:r>
-        <w:t xml:space="preserve"> </w:t>
-      </w:r>
-      <w:r>
-        <w:t>mites Institute, Hyderabad.</w:t>
+        <w:rPr>
+          <w:rFonts w:ascii="Verdana" w:hAnsi="Verdana"/>
+        </w:rPr>
+      </w:pPr>
+      <w:r>
+        <w:rPr>
+          <w:rFonts w:ascii="Verdana" w:hAnsi="Verdana"/>
+        </w:rPr>
+        <w:t>DATAMITES™ - Data Science Foundation This is to certify that the project work entitled "MARKET BASKET ANALYSIS OF SUPERMARKET TRANSACTIONS USING APRIORI ALGORITHM - CDACL-005"is a bona fide work carried out by RUDRAPU RAVALI The project has been successfully completed as a part of Certified Data Analyst Course at Data mites Institute, Hyderabad.</w:t>
       </w:r>
     </w:p>
     <w:p>
@@ -77,6 +62,9 @@
         <w:spacing w:after="0" w:line="259" w:lineRule="auto"/>
         <w:ind w:left="168" w:right="0"/>
         <w:jc w:val="left"/>
+        <w:rPr>
+          <w:rFonts w:ascii="Verdana" w:hAnsi="Verdana"/>
+        </w:rPr>
       </w:pPr>
     </w:p>
     <w:p>
@@ -84,6 +72,9 @@
         <w:spacing w:after="0" w:line="259" w:lineRule="auto"/>
         <w:ind w:left="168" w:right="0"/>
         <w:jc w:val="left"/>
+        <w:rPr>
+          <w:rFonts w:ascii="Verdana" w:hAnsi="Verdana"/>
+        </w:rPr>
       </w:pPr>
     </w:p>
     <w:p>
@@ -91,11 +82,20 @@
         <w:spacing w:after="0" w:line="259" w:lineRule="auto"/>
         <w:ind w:left="168" w:right="0"/>
         <w:jc w:val="left"/>
-      </w:pPr>
-      <w:r>
+        <w:rPr>
+          <w:rFonts w:ascii="Verdana" w:hAnsi="Verdana"/>
+        </w:rPr>
+      </w:pPr>
+      <w:r>
+        <w:rPr>
+          <w:rFonts w:ascii="Verdana" w:hAnsi="Verdana"/>
+        </w:rPr>
         <w:t xml:space="preserve">                                                                                                                                                                                                                              </w:t>
       </w:r>
       <w:r>
+        <w:rPr>
+          <w:rFonts w:ascii="Verdana" w:hAnsi="Verdana"/>
+        </w:rPr>
         <w:t xml:space="preserve"> </w:t>
       </w:r>
     </w:p>
@@ -135,14 +135,21 @@
               <w:spacing w:after="0" w:line="259" w:lineRule="auto"/>
               <w:ind w:left="0" w:right="0" w:firstLine="0"/>
               <w:jc w:val="left"/>
+              <w:rPr>
+                <w:rFonts w:ascii="Verdana" w:hAnsi="Verdana"/>
+              </w:rPr>
             </w:pPr>
             <w:r>
               <w:rPr>
+                <w:rFonts w:ascii="Verdana" w:hAnsi="Verdana"/>
                 <w:b/>
               </w:rPr>
               <w:t>S.NO</w:t>
             </w:r>
             <w:r>
+              <w:rPr>
+                <w:rFonts w:ascii="Verdana" w:hAnsi="Verdana"/>
+              </w:rPr>
               <w:t xml:space="preserve">  </w:t>
             </w:r>
           </w:p>
@@ -162,14 +169,21 @@
               <w:spacing w:after="0" w:line="259" w:lineRule="auto"/>
               <w:ind w:left="0" w:right="2" w:firstLine="0"/>
               <w:jc w:val="center"/>
+              <w:rPr>
+                <w:rFonts w:ascii="Verdana" w:hAnsi="Verdana"/>
+              </w:rPr>
             </w:pPr>
             <w:r>
               <w:rPr>
+                <w:rFonts w:ascii="Verdana" w:hAnsi="Verdana"/>
                 <w:b/>
               </w:rPr>
               <w:t xml:space="preserve">Name of the Student </w:t>
             </w:r>
             <w:r>
+              <w:rPr>
+                <w:rFonts w:ascii="Verdana" w:hAnsi="Verdana"/>
+              </w:rPr>
               <w:t xml:space="preserve"> </w:t>
             </w:r>
           </w:p>
@@ -194,14 +208,21 @@
               <w:spacing w:after="0" w:line="259" w:lineRule="auto"/>
               <w:ind w:left="0" w:right="2" w:firstLine="0"/>
               <w:jc w:val="center"/>
+              <w:rPr>
+                <w:rFonts w:ascii="Verdana" w:hAnsi="Verdana"/>
+              </w:rPr>
             </w:pPr>
             <w:r>
               <w:rPr>
+                <w:rFonts w:ascii="Verdana" w:hAnsi="Verdana"/>
                 <w:b/>
               </w:rPr>
               <w:t xml:space="preserve">1 </w:t>
             </w:r>
             <w:r>
+              <w:rPr>
+                <w:rFonts w:ascii="Verdana" w:hAnsi="Verdana"/>
+              </w:rPr>
               <w:t xml:space="preserve"> </w:t>
             </w:r>
           </w:p>
@@ -221,8 +242,14 @@
               <w:spacing w:after="0" w:line="259" w:lineRule="auto"/>
               <w:ind w:left="0" w:right="0" w:firstLine="0"/>
               <w:jc w:val="left"/>
+              <w:rPr>
+                <w:rFonts w:ascii="Verdana" w:hAnsi="Verdana"/>
+              </w:rPr>
             </w:pPr>
             <w:r>
+              <w:rPr>
+                <w:rFonts w:ascii="Verdana" w:hAnsi="Verdana"/>
+              </w:rPr>
               <w:t>RUDRAPU.RAVALI</w:t>
             </w:r>
           </w:p>
@@ -234,6 +261,9 @@
         <w:spacing w:after="0" w:line="259" w:lineRule="auto"/>
         <w:ind w:left="168" w:right="0"/>
         <w:jc w:val="left"/>
+        <w:rPr>
+          <w:rFonts w:ascii="Verdana" w:hAnsi="Verdana"/>
+        </w:rPr>
       </w:pPr>
     </w:p>
     <w:p>
@@ -241,15 +271,22 @@
         <w:spacing w:after="288" w:line="259" w:lineRule="auto"/>
         <w:ind w:left="0" w:right="0" w:firstLine="0"/>
         <w:jc w:val="left"/>
-      </w:pPr>
-      <w:r>
-        <w:rPr>
+        <w:rPr>
+          <w:rFonts w:ascii="Verdana" w:hAnsi="Verdana"/>
+        </w:rPr>
+      </w:pPr>
+      <w:r>
+        <w:rPr>
+          <w:rFonts w:ascii="Verdana" w:hAnsi="Verdana"/>
           <w:b/>
           <w:sz w:val="29"/>
         </w:rPr>
         <w:t xml:space="preserve"> </w:t>
       </w:r>
       <w:r>
+        <w:rPr>
+          <w:rFonts w:ascii="Verdana" w:hAnsi="Verdana"/>
+        </w:rPr>
         <w:t xml:space="preserve"> </w:t>
       </w:r>
     </w:p>
@@ -258,8 +295,14 @@
         <w:spacing w:after="79" w:line="534" w:lineRule="auto"/>
         <w:ind w:left="163" w:right="8215" w:firstLine="0"/>
         <w:jc w:val="left"/>
-      </w:pPr>
-      <w:r>
+        <w:rPr>
+          <w:rFonts w:ascii="Verdana" w:hAnsi="Verdana"/>
+        </w:rPr>
+      </w:pPr>
+      <w:r>
+        <w:rPr>
+          <w:rFonts w:ascii="Verdana" w:hAnsi="Verdana"/>
+        </w:rPr>
         <w:t xml:space="preserve">                                    </w:t>
       </w:r>
     </w:p>
@@ -268,9 +311,13 @@
         <w:spacing w:after="0" w:line="259" w:lineRule="auto"/>
         <w:ind w:left="4601" w:right="0" w:firstLine="0"/>
         <w:jc w:val="left"/>
-      </w:pPr>
-      <w:r>
-        <w:rPr>
+        <w:rPr>
+          <w:rFonts w:ascii="Verdana" w:hAnsi="Verdana"/>
+        </w:rPr>
+      </w:pPr>
+      <w:r>
+        <w:rPr>
+          <w:rFonts w:ascii="Verdana" w:hAnsi="Verdana"/>
           <w:b/>
           <w:color w:val="C00000"/>
           <w:sz w:val="32"/>
@@ -283,14 +330,26 @@
         <w:pStyle w:val="Heading3"/>
         <w:ind w:left="0" w:firstLine="0"/>
         <w:jc w:val="both"/>
-      </w:pPr>
-      <w:r>
+        <w:rPr>
+          <w:rFonts w:ascii="Verdana" w:hAnsi="Verdana"/>
+        </w:rPr>
+      </w:pPr>
+      <w:r>
+        <w:rPr>
+          <w:rFonts w:ascii="Verdana" w:hAnsi="Verdana"/>
+        </w:rPr>
         <w:t xml:space="preserve">                             </w:t>
       </w:r>
       <w:r>
+        <w:rPr>
+          <w:rFonts w:ascii="Verdana" w:hAnsi="Verdana"/>
+        </w:rPr>
         <w:t xml:space="preserve">       </w:t>
       </w:r>
       <w:r>
+        <w:rPr>
+          <w:rFonts w:ascii="Verdana" w:hAnsi="Verdana"/>
+        </w:rPr>
         <w:t>ACKNOWLEDGEMENT</w:t>
       </w:r>
     </w:p>
@@ -299,9 +358,13 @@
         <w:pStyle w:val="Heading3"/>
         <w:ind w:left="0" w:firstLine="0"/>
         <w:jc w:val="both"/>
-      </w:pPr>
-      <w:r>
-        <w:rPr>
+        <w:rPr>
+          <w:rFonts w:ascii="Verdana" w:hAnsi="Verdana"/>
+        </w:rPr>
+      </w:pPr>
+      <w:r>
+        <w:rPr>
+          <w:rFonts w:ascii="Verdana" w:hAnsi="Verdana"/>
           <w:b w:val="0"/>
           <w:color w:val="000000"/>
           <w:sz w:val="24"/>
@@ -310,6 +373,7 @@
       </w:r>
       <w:r>
         <w:rPr>
+          <w:rFonts w:ascii="Verdana" w:hAnsi="Verdana"/>
           <w:b w:val="0"/>
           <w:color w:val="000000"/>
           <w:sz w:val="24"/>
@@ -318,6 +382,7 @@
       </w:r>
       <w:r>
         <w:rPr>
+          <w:rFonts w:ascii="Verdana" w:hAnsi="Verdana"/>
           <w:b w:val="0"/>
           <w:color w:val="000000"/>
           <w:sz w:val="24"/>
@@ -326,6 +391,7 @@
       </w:r>
       <w:r>
         <w:rPr>
+          <w:rFonts w:ascii="Verdana" w:hAnsi="Verdana"/>
           <w:b w:val="0"/>
           <w:color w:val="000000"/>
           <w:sz w:val="24"/>
@@ -334,6 +400,7 @@
       </w:r>
       <w:r>
         <w:rPr>
+          <w:rFonts w:ascii="Verdana" w:hAnsi="Verdana"/>
           <w:b w:val="0"/>
           <w:color w:val="000000"/>
           <w:sz w:val="24"/>
@@ -342,200 +409,293 @@
       </w:r>
       <w:r>
         <w:rPr>
+          <w:rFonts w:ascii="Verdana" w:hAnsi="Verdana"/>
           <w:b w:val="0"/>
           <w:color w:val="000000"/>
           <w:sz w:val="24"/>
         </w:rPr>
-        <w:t>TRANSACTIONS USING APRIORI ALGORITHM".</w:t>
-      </w:r>
-      <w:r>
-        <w:rPr>
+        <w:t>TRANSACTIONS USING APRIORI ALGORITHM". First and foremost, I would like to thank Data mites Institute, Hyderabad for providing me with this wonderful opportunity to work on a real-time dataset and for their continuous guidance throughout the Certified Data Analyst Program. I am deeply indebted to my Mentor / Trainer at Data mites for their invaluable support, expert guidance, and encouragement. Their insightful suggestions on Apriori Algorithm, Support-Confidence-Lift concepts, and fixing the 'Not Found' &amp; 'Rejected' Git errors helped me successfully push all 29 files to GitHub with Writing objects: 100% (29/29). I would also like to thank the Data mites Technical Team for providing the supermarket sales dataset of 39,000 transactions and for clarifying my doubts regarding data cleaning, transformation to (39000, 51) matrix, and visualization of 9 graphs. I extend my heartfelt thanks to my family and friends for their constant motivation and support during this project journey. Finally, I would like to thank GitHub for providing the platform to host my project at</w:t>
+      </w:r>
+      <w:r>
+        <w:rPr>
+          <w:rFonts w:ascii="Verdana" w:hAnsi="Verdana"/>
           <w:b w:val="0"/>
           <w:color w:val="000000"/>
           <w:sz w:val="24"/>
         </w:rPr>
+        <w:t>.</w:t>
+      </w:r>
+    </w:p>
+    <w:p>
+      <w:pPr>
+        <w:spacing w:after="0" w:line="271" w:lineRule="auto"/>
+        <w:ind w:right="10190"/>
+        <w:jc w:val="left"/>
+        <w:rPr>
+          <w:rFonts w:ascii="Verdana" w:hAnsi="Verdana"/>
+        </w:rPr>
+      </w:pPr>
+      <w:r>
+        <w:rPr>
+          <w:rFonts w:ascii="Verdana" w:hAnsi="Verdana"/>
+          <w:b/>
+          <w:sz w:val="26"/>
+        </w:rPr>
         <w:t xml:space="preserve"> </w:t>
       </w:r>
       <w:r>
         <w:rPr>
+          <w:rFonts w:ascii="Verdana" w:hAnsi="Verdana"/>
+        </w:rPr>
+        <w:t xml:space="preserve"> </w:t>
+      </w:r>
+      <w:r>
+        <w:rPr>
+          <w:rFonts w:ascii="Verdana" w:hAnsi="Verdana"/>
+          <w:b/>
+          <w:sz w:val="26"/>
+        </w:rPr>
+        <w:t xml:space="preserve"> </w:t>
+      </w:r>
+      <w:r>
+        <w:rPr>
+          <w:rFonts w:ascii="Verdana" w:hAnsi="Verdana"/>
+        </w:rPr>
+        <w:t xml:space="preserve"> </w:t>
+      </w:r>
+    </w:p>
+    <w:p>
+      <w:pPr>
+        <w:spacing w:after="0" w:line="259" w:lineRule="auto"/>
+        <w:ind w:left="0" w:right="0" w:firstLine="0"/>
+        <w:jc w:val="left"/>
+        <w:rPr>
+          <w:rFonts w:ascii="Verdana" w:hAnsi="Verdana"/>
+          <w:b/>
+          <w:bCs/>
+          <w:sz w:val="48"/>
+          <w:szCs w:val="48"/>
+        </w:rPr>
+      </w:pPr>
+      <w:r>
+        <w:rPr>
+          <w:rFonts w:ascii="Verdana" w:hAnsi="Verdana"/>
+          <w:b/>
+          <w:bCs/>
+          <w:sz w:val="48"/>
+          <w:szCs w:val="48"/>
+        </w:rPr>
+        <w:t xml:space="preserve">                                                                                                               </w:t>
+      </w:r>
+    </w:p>
+    <w:p>
+      <w:pPr>
+        <w:spacing w:after="0" w:line="259" w:lineRule="auto"/>
+        <w:ind w:left="0" w:right="0" w:firstLine="0"/>
+        <w:jc w:val="left"/>
+        <w:rPr>
+          <w:rFonts w:ascii="Verdana" w:hAnsi="Verdana"/>
+          <w:b/>
+          <w:bCs/>
+          <w:sz w:val="48"/>
+          <w:szCs w:val="48"/>
+        </w:rPr>
+      </w:pPr>
+      <w:r>
+        <w:rPr>
+          <w:rFonts w:ascii="Verdana" w:hAnsi="Verdana"/>
+          <w:b/>
+          <w:bCs/>
+          <w:sz w:val="48"/>
+          <w:szCs w:val="48"/>
+        </w:rPr>
+        <w:t xml:space="preserve">                        </w:t>
+      </w:r>
+      <w:r>
+        <w:rPr>
+          <w:rFonts w:ascii="Verdana" w:hAnsi="Verdana"/>
+          <w:b/>
+          <w:bCs/>
+          <w:sz w:val="48"/>
+          <w:szCs w:val="48"/>
+        </w:rPr>
+        <w:t xml:space="preserve">DECLARATION </w:t>
+      </w:r>
+    </w:p>
+    <w:p>
+      <w:pPr>
+        <w:pStyle w:val="Heading3"/>
+        <w:ind w:right="1298"/>
+        <w:rPr>
+          <w:rFonts w:ascii="Verdana" w:hAnsi="Verdana"/>
+          <w:b w:val="0"/>
+          <w:bCs/>
+          <w:color w:val="404040" w:themeColor="text1" w:themeTint="BF"/>
+          <w:sz w:val="26"/>
+        </w:rPr>
+      </w:pPr>
+      <w:r>
+        <w:rPr>
+          <w:rFonts w:ascii="Verdana" w:hAnsi="Verdana"/>
+          <w:b w:val="0"/>
+          <w:bCs/>
+          <w:color w:val="404040" w:themeColor="text1" w:themeTint="BF"/>
+          <w:sz w:val="26"/>
+        </w:rPr>
+        <w:lastRenderedPageBreak/>
+        <w:t xml:space="preserve">I, RUDRAPU RAVALI, hereby declare that the project report entitled. " </w:t>
+      </w:r>
+      <w:r>
+        <w:rPr>
+          <w:rFonts w:ascii="Verdana" w:hAnsi="Verdana"/>
           <w:b w:val="0"/>
           <w:color w:val="000000"/>
           <w:sz w:val="24"/>
         </w:rPr>
-        <w:t>First and foremost, I would like to thank Data</w:t>
-      </w:r>
-      <w:r>
-        <w:rPr>
+        <w:t>PURCHASE_PATTERN_ANALYTICS</w:t>
+      </w:r>
+      <w:r>
+        <w:rPr>
+          <w:rFonts w:ascii="Verdana" w:hAnsi="Verdana"/>
           <w:b w:val="0"/>
           <w:color w:val="000000"/>
           <w:sz w:val="24"/>
         </w:rPr>
+        <w:t xml:space="preserve">_DATASET.CSV </w:t>
+      </w:r>
+      <w:r>
+        <w:rPr>
+          <w:rFonts w:ascii="Verdana" w:hAnsi="Verdana"/>
+          <w:b w:val="0"/>
+          <w:bCs/>
+          <w:color w:val="404040" w:themeColor="text1" w:themeTint="BF"/>
+          <w:sz w:val="26"/>
+        </w:rPr>
+        <w:t>TRANSACTIONS USING APRIORI ALGORITHM - CDACL-005"submitted to DATAMITES INSTITUTE, Hyderabad in partial fulfilment of the requirement for the award of Certified Data Analyst is a record of my original work carried out under the guidance of Data mite mentors.</w:t>
+      </w:r>
+    </w:p>
+    <w:p>
+      <w:pPr>
+        <w:pStyle w:val="Heading3"/>
+        <w:ind w:right="1298"/>
+        <w:rPr>
+          <w:rFonts w:ascii="Verdana" w:hAnsi="Verdana"/>
+          <w:color w:val="404040" w:themeColor="text1" w:themeTint="BF"/>
+        </w:rPr>
+      </w:pPr>
+      <w:r>
+        <w:rPr>
+          <w:rFonts w:ascii="Verdana" w:hAnsi="Verdana"/>
+          <w:color w:val="404040" w:themeColor="text1" w:themeTint="BF"/>
+          <w:sz w:val="26"/>
+        </w:rPr>
+        <w:t xml:space="preserve">                               </w:t>
+      </w:r>
+      <w:r>
+        <w:rPr>
+          <w:rFonts w:ascii="Verdana" w:hAnsi="Verdana"/>
+          <w:color w:val="404040" w:themeColor="text1" w:themeTint="BF"/>
+          <w:sz w:val="26"/>
+        </w:rPr>
+        <w:t>S</w:t>
+      </w:r>
+      <w:r>
+        <w:rPr>
+          <w:rFonts w:ascii="Verdana" w:hAnsi="Verdana"/>
+          <w:color w:val="404040" w:themeColor="text1" w:themeTint="BF"/>
+        </w:rPr>
+        <w:t xml:space="preserve">              </w:t>
+      </w:r>
+    </w:p>
+    <w:p>
+      <w:pPr>
+        <w:spacing w:after="16" w:line="259" w:lineRule="auto"/>
+        <w:ind w:left="163" w:right="0" w:firstLine="0"/>
+        <w:jc w:val="left"/>
+        <w:rPr>
+          <w:rFonts w:ascii="Verdana" w:hAnsi="Verdana"/>
+          <w:color w:val="404040" w:themeColor="text1" w:themeTint="BF"/>
+        </w:rPr>
+      </w:pPr>
+      <w:r>
+        <w:rPr>
+          <w:rFonts w:ascii="Verdana" w:eastAsia="Arial" w:hAnsi="Verdana" w:cs="Arial"/>
+          <w:b/>
+          <w:color w:val="404040" w:themeColor="text1" w:themeTint="BF"/>
+          <w:sz w:val="26"/>
+        </w:rPr>
         <w:t xml:space="preserve"> </w:t>
       </w:r>
       <w:r>
         <w:rPr>
-          <w:b w:val="0"/>
-          <w:color w:val="000000"/>
-          <w:sz w:val="24"/>
-        </w:rPr>
-        <w:t>mites Institute, Hyderabad for providing me with this wonderful opportunity to work on a real-time dataset and for their continuous guidance throughout the Certified Data Analyst Program.</w:t>
-      </w:r>
-      <w:r>
-        <w:rPr>
-          <w:b w:val="0"/>
-          <w:color w:val="000000"/>
-          <w:sz w:val="24"/>
+          <w:rFonts w:ascii="Verdana" w:hAnsi="Verdana"/>
+          <w:color w:val="404040" w:themeColor="text1" w:themeTint="BF"/>
         </w:rPr>
         <w:t xml:space="preserve"> </w:t>
       </w:r>
-      <w:r>
-        <w:rPr>
-          <w:b w:val="0"/>
-          <w:color w:val="000000"/>
-          <w:sz w:val="24"/>
-        </w:rPr>
-        <w:t>I am deeply indebted to my Mentor / Trainer at Data</w:t>
-      </w:r>
-      <w:r>
-        <w:rPr>
-          <w:b w:val="0"/>
-          <w:color w:val="000000"/>
-          <w:sz w:val="24"/>
+    </w:p>
+    <w:p>
+      <w:pPr>
+        <w:spacing w:after="0" w:line="259" w:lineRule="auto"/>
+        <w:ind w:left="163" w:right="0" w:firstLine="0"/>
+        <w:jc w:val="left"/>
+        <w:rPr>
+          <w:rFonts w:ascii="Verdana" w:hAnsi="Verdana"/>
+        </w:rPr>
+      </w:pPr>
+      <w:r>
+        <w:rPr>
+          <w:rFonts w:ascii="Verdana" w:eastAsia="Arial" w:hAnsi="Verdana" w:cs="Arial"/>
+          <w:b/>
+          <w:sz w:val="26"/>
+        </w:rPr>
+        <w:t>Place: Hyderabad</w:t>
+      </w:r>
+      <w:r>
+        <w:rPr>
+          <w:rFonts w:ascii="Verdana" w:eastAsia="Arial" w:hAnsi="Verdana" w:cs="Arial"/>
+          <w:b/>
+          <w:sz w:val="26"/>
         </w:rPr>
         <w:t xml:space="preserve"> </w:t>
       </w:r>
       <w:r>
         <w:rPr>
-          <w:b w:val="0"/>
-          <w:color w:val="000000"/>
-          <w:sz w:val="24"/>
-        </w:rPr>
-        <w:t xml:space="preserve">mites for their invaluable support, expert guidance, and encouragement. Their insightful suggestions on </w:t>
-      </w:r>
-      <w:proofErr w:type="spellStart"/>
-      <w:r>
-        <w:rPr>
-          <w:b w:val="0"/>
-          <w:color w:val="000000"/>
-          <w:sz w:val="24"/>
-        </w:rPr>
-        <w:t>Apriori</w:t>
-      </w:r>
-      <w:proofErr w:type="spellEnd"/>
-      <w:r>
-        <w:rPr>
-          <w:b w:val="0"/>
-          <w:color w:val="000000"/>
-          <w:sz w:val="24"/>
+          <w:rFonts w:ascii="Verdana" w:hAnsi="Verdana"/>
         </w:rPr>
         <w:t xml:space="preserve"> </w:t>
       </w:r>
-      <w:r>
-        <w:rPr>
-          <w:b w:val="0"/>
-          <w:color w:val="000000"/>
-          <w:sz w:val="24"/>
-        </w:rPr>
-        <w:t>Algorithm, Support-Confidence-Lift concepts, and fixing the 'Not Found' &amp; 'Rejected' Git errors helped me successfully push all 29 files to GitHub with Writing objects: 100% (29/29).</w:t>
-      </w:r>
-      <w:r>
-        <w:rPr>
-          <w:b w:val="0"/>
-          <w:color w:val="000000"/>
-          <w:sz w:val="24"/>
-        </w:rPr>
-        <w:t xml:space="preserve"> </w:t>
-      </w:r>
-      <w:r>
-        <w:rPr>
-          <w:b w:val="0"/>
-          <w:color w:val="000000"/>
-          <w:sz w:val="24"/>
-        </w:rPr>
-        <w:t>I would also like to thank the Data</w:t>
-      </w:r>
-      <w:r>
-        <w:rPr>
-          <w:b w:val="0"/>
-          <w:color w:val="000000"/>
-          <w:sz w:val="24"/>
-        </w:rPr>
-        <w:t xml:space="preserve"> </w:t>
-      </w:r>
-      <w:r>
-        <w:rPr>
-          <w:b w:val="0"/>
-          <w:color w:val="000000"/>
-          <w:sz w:val="24"/>
-        </w:rPr>
-        <w:t>mites Technical Team for providing the supermarket sales dataset of 39,000 transactions and for clarifying my doubts regarding data cleaning, transformation to (39000, 51) matrix, and visualization of 9 graphs.</w:t>
-      </w:r>
-      <w:r>
-        <w:rPr>
-          <w:b w:val="0"/>
-          <w:color w:val="000000"/>
-          <w:sz w:val="24"/>
-        </w:rPr>
-        <w:t xml:space="preserve"> </w:t>
-      </w:r>
-      <w:r>
-        <w:rPr>
-          <w:b w:val="0"/>
-          <w:color w:val="000000"/>
-          <w:sz w:val="24"/>
-        </w:rPr>
-        <w:t>I extend my heartfelt thanks to my family and friends for their constant motivation and support during this project journey.</w:t>
-      </w:r>
-      <w:r>
-        <w:rPr>
-          <w:b w:val="0"/>
-          <w:color w:val="000000"/>
-          <w:sz w:val="24"/>
-        </w:rPr>
-        <w:t xml:space="preserve"> </w:t>
-      </w:r>
-      <w:r>
-        <w:rPr>
-          <w:b w:val="0"/>
-          <w:color w:val="000000"/>
-          <w:sz w:val="24"/>
-        </w:rPr>
-        <w:t>Finally, I would like to thank GitHub for providing the platform to host my project at</w:t>
-      </w:r>
-      <w:r>
-        <w:rPr>
-          <w:b w:val="0"/>
-          <w:color w:val="000000"/>
-          <w:sz w:val="24"/>
-        </w:rPr>
-        <w:t>.</w:t>
-      </w:r>
-    </w:p>
-    <w:p>
-      <w:pPr>
-        <w:spacing w:after="0" w:line="271" w:lineRule="auto"/>
-        <w:ind w:right="10190"/>
+    </w:p>
+    <w:p>
+      <w:pPr>
+        <w:spacing w:after="0" w:line="259" w:lineRule="auto"/>
+        <w:ind w:left="163" w:right="0" w:firstLine="0"/>
         <w:jc w:val="left"/>
-      </w:pPr>
-      <w:r>
-        <w:rPr>
-          <w:b/>
-          <w:sz w:val="26"/>
-        </w:rPr>
-        <w:t xml:space="preserve"> </w:t>
-      </w:r>
-      <w:r>
-        <w:t xml:space="preserve"> </w:t>
-      </w:r>
-      <w:r>
-        <w:rPr>
-          <w:b/>
-          <w:sz w:val="26"/>
-        </w:rPr>
-        <w:t xml:space="preserve"> </w:t>
-      </w:r>
-      <w:r>
-        <w:t xml:space="preserve"> </w:t>
+        <w:rPr>
+          <w:rFonts w:ascii="Verdana" w:hAnsi="Verdana"/>
+        </w:rPr>
+      </w:pPr>
+      <w:r>
+        <w:rPr>
+          <w:rFonts w:ascii="Verdana" w:eastAsia="Arial" w:hAnsi="Verdana" w:cs="Arial"/>
+          <w:b/>
+          <w:sz w:val="26"/>
+        </w:rPr>
+        <w:t xml:space="preserve">            </w:t>
+      </w:r>
+      <w:r>
+        <w:rPr>
+          <w:rFonts w:ascii="Verdana" w:eastAsia="Arial" w:hAnsi="Verdana" w:cs="Arial"/>
+          <w:b/>
+          <w:sz w:val="26"/>
+        </w:rPr>
+        <w:t xml:space="preserve">                                                                                   </w:t>
+      </w:r>
+      <w:r>
+        <w:rPr>
+          <w:rFonts w:ascii="Verdana" w:hAnsi="Verdana"/>
+        </w:rPr>
+        <w:t xml:space="preserve"> Signature</w:t>
       </w:r>
     </w:p>
     <w:p>
@@ -544,6 +704,21 @@
         <w:ind w:left="0" w:right="0" w:firstLine="0"/>
         <w:jc w:val="left"/>
         <w:rPr>
+          <w:rFonts w:ascii="Verdana" w:hAnsi="Verdana"/>
+        </w:rPr>
+      </w:pPr>
+      <w:r>
+        <w:rPr>
+          <w:rFonts w:ascii="Verdana" w:hAnsi="Verdana"/>
+        </w:rPr>
+        <w:t xml:space="preserve">                                                                                                                RUDRAPU RAVALI</w:t>
+      </w:r>
+    </w:p>
+    <w:p>
+      <w:pPr>
+        <w:ind w:left="0" w:firstLine="0"/>
+        <w:rPr>
+          <w:rFonts w:ascii="Verdana" w:hAnsi="Verdana"/>
           <w:b/>
           <w:bCs/>
           <w:sz w:val="48"/>
@@ -552,231 +727,7 @@
       </w:pPr>
       <w:r>
         <w:rPr>
-          <w:b/>
-          <w:bCs/>
-          <w:sz w:val="48"/>
-          <w:szCs w:val="48"/>
-        </w:rPr>
-        <w:t xml:space="preserve">                                                            </w:t>
-      </w:r>
-      <w:r>
-        <w:rPr>
-          <w:b/>
-          <w:bCs/>
-          <w:sz w:val="48"/>
-          <w:szCs w:val="48"/>
-        </w:rPr>
-        <w:t xml:space="preserve">                                                   </w:t>
-      </w:r>
-    </w:p>
-    <w:p>
-      <w:pPr>
-        <w:spacing w:after="0" w:line="259" w:lineRule="auto"/>
-        <w:ind w:left="0" w:right="0" w:firstLine="0"/>
-        <w:jc w:val="left"/>
-        <w:rPr>
-          <w:b/>
-          <w:bCs/>
-          <w:sz w:val="48"/>
-          <w:szCs w:val="48"/>
-        </w:rPr>
-      </w:pPr>
-      <w:r>
-        <w:rPr>
-          <w:b/>
-          <w:bCs/>
-          <w:sz w:val="48"/>
-          <w:szCs w:val="48"/>
-        </w:rPr>
-        <w:t xml:space="preserve">                        </w:t>
-      </w:r>
-      <w:r>
-        <w:rPr>
-          <w:b/>
-          <w:bCs/>
-          <w:sz w:val="48"/>
-          <w:szCs w:val="48"/>
-        </w:rPr>
-        <w:t xml:space="preserve">DECLARATION </w:t>
-      </w:r>
-    </w:p>
-    <w:p>
-      <w:pPr>
-        <w:pStyle w:val="Heading3"/>
-        <w:ind w:right="1298"/>
-        <w:rPr>
-          <w:b w:val="0"/>
-          <w:bCs/>
-          <w:color w:val="404040" w:themeColor="text1" w:themeTint="BF"/>
-          <w:sz w:val="26"/>
-        </w:rPr>
-      </w:pPr>
-      <w:r>
-        <w:rPr>
-          <w:b w:val="0"/>
-          <w:bCs/>
-          <w:color w:val="404040" w:themeColor="text1" w:themeTint="BF"/>
-          <w:sz w:val="26"/>
-        </w:rPr>
-        <w:t xml:space="preserve">I, RUDRAPU RAVALI, hereby declare that the project report entitled. " </w:t>
-      </w:r>
-      <w:r>
-        <w:rPr>
-          <w:b w:val="0"/>
-          <w:color w:val="000000"/>
-          <w:sz w:val="24"/>
-        </w:rPr>
-        <w:t>PURCHASE_PATTERN_ANALYTICS</w:t>
-      </w:r>
-      <w:r>
-        <w:rPr>
-          <w:b w:val="0"/>
-          <w:color w:val="000000"/>
-          <w:sz w:val="24"/>
-        </w:rPr>
-        <w:t xml:space="preserve">_DATASET.CSV </w:t>
-      </w:r>
-      <w:r>
-        <w:rPr>
-          <w:b w:val="0"/>
-          <w:bCs/>
-          <w:color w:val="404040" w:themeColor="text1" w:themeTint="BF"/>
-          <w:sz w:val="26"/>
-        </w:rPr>
-        <w:t>TRANSACTIONS USING APRIORI ALGORITHM - CDACL-005"submitted to DATAMITES INSTITUTE, Hyderabad in partial fulfilment of the requirement for the award of Certified Data Analyst is a record of my original work carried out under the guidance of Data mite mentors.</w:t>
-      </w:r>
-    </w:p>
-    <w:p>
-      <w:pPr>
-        <w:pStyle w:val="Heading3"/>
-        <w:ind w:right="1298"/>
-        <w:rPr>
-          <w:color w:val="404040" w:themeColor="text1" w:themeTint="BF"/>
-        </w:rPr>
-      </w:pPr>
-      <w:r>
-        <w:rPr>
-          <w:color w:val="404040" w:themeColor="text1" w:themeTint="BF"/>
-          <w:sz w:val="26"/>
-        </w:rPr>
-        <w:t xml:space="preserve">                               </w:t>
-      </w:r>
-      <w:r>
-        <w:rPr>
-          <w:color w:val="404040" w:themeColor="text1" w:themeTint="BF"/>
-          <w:sz w:val="26"/>
-        </w:rPr>
-        <w:t>S</w:t>
-      </w:r>
-      <w:r>
-        <w:rPr>
-          <w:color w:val="404040" w:themeColor="text1" w:themeTint="BF"/>
-        </w:rPr>
-        <w:t xml:space="preserve">              </w:t>
-      </w:r>
-    </w:p>
-    <w:p>
-      <w:pPr>
-        <w:spacing w:after="16" w:line="259" w:lineRule="auto"/>
-        <w:ind w:left="163" w:right="0" w:firstLine="0"/>
-        <w:jc w:val="left"/>
-        <w:rPr>
-          <w:color w:val="404040" w:themeColor="text1" w:themeTint="BF"/>
-        </w:rPr>
-      </w:pPr>
-      <w:r>
-        <w:rPr>
-          <w:rFonts w:ascii="Arial" w:eastAsia="Arial" w:hAnsi="Arial" w:cs="Arial"/>
-          <w:b/>
-          <w:color w:val="404040" w:themeColor="text1" w:themeTint="BF"/>
-          <w:sz w:val="26"/>
-        </w:rPr>
-        <w:t xml:space="preserve"> </w:t>
-      </w:r>
-      <w:r>
-        <w:rPr>
-          <w:color w:val="404040" w:themeColor="text1" w:themeTint="BF"/>
-        </w:rPr>
-        <w:t xml:space="preserve"> </w:t>
-      </w:r>
-    </w:p>
-    <w:p>
-      <w:pPr>
-        <w:spacing w:after="0" w:line="259" w:lineRule="auto"/>
-        <w:ind w:left="163" w:right="0" w:firstLine="0"/>
-        <w:jc w:val="left"/>
-      </w:pPr>
-      <w:r>
-        <w:rPr>
-          <w:rFonts w:ascii="Arial" w:eastAsia="Arial" w:hAnsi="Arial" w:cs="Arial"/>
-          <w:b/>
-          <w:sz w:val="26"/>
-        </w:rPr>
-        <w:t>Place: Hyderabad</w:t>
-      </w:r>
-      <w:r>
-        <w:rPr>
-          <w:rFonts w:ascii="Arial" w:eastAsia="Arial" w:hAnsi="Arial" w:cs="Arial"/>
-          <w:b/>
-          <w:sz w:val="26"/>
-        </w:rPr>
-        <w:t xml:space="preserve"> </w:t>
-      </w:r>
-      <w:r>
-        <w:t xml:space="preserve"> </w:t>
-      </w:r>
-    </w:p>
-    <w:p>
-      <w:pPr>
-        <w:spacing w:after="0" w:line="259" w:lineRule="auto"/>
-        <w:ind w:left="163" w:right="0" w:firstLine="0"/>
-        <w:jc w:val="left"/>
-      </w:pPr>
-      <w:r>
-        <w:rPr>
-          <w:rFonts w:ascii="Arial" w:eastAsia="Arial" w:hAnsi="Arial" w:cs="Arial"/>
-          <w:b/>
-          <w:sz w:val="26"/>
-        </w:rPr>
-        <w:lastRenderedPageBreak/>
-        <w:t xml:space="preserve">            </w:t>
-      </w:r>
-      <w:r>
-        <w:rPr>
-          <w:rFonts w:ascii="Arial" w:eastAsia="Arial" w:hAnsi="Arial" w:cs="Arial"/>
-          <w:b/>
-          <w:sz w:val="26"/>
-        </w:rPr>
-        <w:t xml:space="preserve">                                                                                   </w:t>
-      </w:r>
-      <w:r>
-        <w:t xml:space="preserve"> Signature</w:t>
-      </w:r>
-    </w:p>
-    <w:p>
-      <w:pPr>
-        <w:spacing w:after="0" w:line="259" w:lineRule="auto"/>
-        <w:ind w:left="0" w:right="0" w:firstLine="0"/>
-        <w:jc w:val="left"/>
-      </w:pPr>
-      <w:r>
-        <w:t xml:space="preserve">                                                                                                                RUDRAPU RAVALI</w:t>
-      </w:r>
-    </w:p>
-    <w:p>
-      <w:pPr>
-        <w:ind w:left="0" w:firstLine="0"/>
-        <w:rPr>
-          <w:rFonts w:asciiTheme="minorHAnsi" w:hAnsiTheme="minorHAnsi"/>
-          <w:b/>
-          <w:bCs/>
-          <w:sz w:val="48"/>
-          <w:szCs w:val="48"/>
-        </w:rPr>
-      </w:pPr>
-      <w:r>
-        <w:rPr>
-          <w:rFonts w:asciiTheme="minorHAnsi" w:hAnsiTheme="minorHAnsi"/>
+          <w:rFonts w:ascii="Verdana" w:hAnsi="Verdana"/>
           <w:b/>
           <w:bCs/>
           <w:sz w:val="48"/>
@@ -789,24 +740,24 @@
     <w:p>
       <w:pPr>
         <w:rPr>
-          <w:rFonts w:asciiTheme="minorHAnsi" w:hAnsiTheme="minorHAnsi"/>
-        </w:rPr>
-      </w:pPr>
-      <w:r>
-        <w:rPr>
-          <w:rFonts w:asciiTheme="minorHAnsi" w:hAnsiTheme="minorHAnsi"/>
+          <w:rFonts w:ascii="Verdana" w:hAnsi="Verdana"/>
+        </w:rPr>
+      </w:pPr>
+      <w:r>
+        <w:rPr>
+          <w:rFonts w:ascii="Verdana" w:hAnsi="Verdana"/>
         </w:rPr>
         <w:t>In the modern retail industry, understanding customer purchasing behavio</w:t>
       </w:r>
       <w:r>
         <w:rPr>
-          <w:rFonts w:asciiTheme="minorHAnsi" w:hAnsiTheme="minorHAnsi"/>
+          <w:rFonts w:ascii="Verdana" w:hAnsi="Verdana"/>
         </w:rPr>
         <w:t>u</w:t>
       </w:r>
       <w:r>
         <w:rPr>
-          <w:rFonts w:asciiTheme="minorHAnsi" w:hAnsiTheme="minorHAnsi"/>
+          <w:rFonts w:ascii="Verdana" w:hAnsi="Verdana"/>
         </w:rPr>
         <w:t>r is crucial for increasing sales and improving customer satisfaction. Every day, supermarkets generate thousands of bills, and each bill contains valuable information about what customers buy together. Market Basket Analysis is a powerful data mining tool that helps retailers to extract this hidden knowledge from transactional data.</w:t>
       </w:r>
@@ -817,18 +768,18 @@
           <w:tab w:val="left" w:pos="3090"/>
         </w:tabs>
         <w:rPr>
-          <w:rFonts w:asciiTheme="minorHAnsi" w:hAnsiTheme="minorHAnsi"/>
-        </w:rPr>
-      </w:pPr>
-      <w:r>
-        <w:rPr>
-          <w:rFonts w:asciiTheme="minorHAnsi" w:hAnsiTheme="minorHAnsi"/>
+          <w:rFonts w:ascii="Verdana" w:hAnsi="Verdana"/>
+        </w:rPr>
+      </w:pPr>
+      <w:r>
+        <w:rPr>
+          <w:rFonts w:ascii="Verdana" w:hAnsi="Verdana"/>
         </w:rPr>
         <w:tab/>
       </w:r>
       <w:r>
         <w:rPr>
-          <w:rFonts w:asciiTheme="minorHAnsi" w:hAnsiTheme="minorHAnsi"/>
+          <w:rFonts w:ascii="Verdana" w:hAnsi="Verdana"/>
         </w:rPr>
         <w:tab/>
       </w:r>
@@ -839,78 +790,38 @@
           <w:tab w:val="left" w:pos="3090"/>
         </w:tabs>
         <w:rPr>
-          <w:rFonts w:asciiTheme="minorHAnsi" w:hAnsiTheme="minorHAnsi"/>
-        </w:rPr>
-      </w:pPr>
-      <w:r>
-        <w:rPr>
-          <w:rFonts w:asciiTheme="minorHAnsi" w:hAnsiTheme="minorHAnsi"/>
+          <w:rFonts w:ascii="Verdana" w:hAnsi="Verdana"/>
+        </w:rPr>
+      </w:pPr>
+      <w:r>
+        <w:rPr>
+          <w:rFonts w:ascii="Verdana" w:hAnsi="Verdana"/>
         </w:rPr>
         <w:t>This project titled "</w:t>
       </w:r>
       <w:r>
         <w:rPr>
-          <w:rFonts w:asciiTheme="minorHAnsi" w:hAnsiTheme="minorHAnsi"/>
+          <w:rFonts w:ascii="Verdana" w:hAnsi="Verdana"/>
         </w:rPr>
         <w:t>purchase_pattern_analytics</w:t>
       </w:r>
       <w:r>
         <w:rPr>
-          <w:rFonts w:asciiTheme="minorHAnsi" w:hAnsiTheme="minorHAnsi"/>
+          <w:rFonts w:ascii="Verdana" w:hAnsi="Verdana"/>
         </w:rPr>
         <w:t>_dataset</w:t>
       </w:r>
       <w:r>
         <w:rPr>
-          <w:rFonts w:asciiTheme="minorHAnsi" w:hAnsiTheme="minorHAnsi"/>
+          <w:rFonts w:ascii="Verdana" w:hAnsi="Verdana"/>
         </w:rPr>
         <w:t>.csv</w:t>
       </w:r>
       <w:r>
         <w:rPr>
-          <w:rFonts w:asciiTheme="minorHAnsi" w:hAnsiTheme="minorHAnsi"/>
-        </w:rPr>
-        <w:t xml:space="preserve"> Transactions Using </w:t>
-      </w:r>
-      <w:proofErr w:type="spellStart"/>
-      <w:r>
-        <w:rPr>
-          <w:rFonts w:asciiTheme="minorHAnsi" w:hAnsiTheme="minorHAnsi"/>
-        </w:rPr>
-        <w:t>Apriori</w:t>
-      </w:r>
-      <w:proofErr w:type="spellEnd"/>
-      <w:r>
-        <w:rPr>
-          <w:rFonts w:asciiTheme="minorHAnsi" w:hAnsiTheme="minorHAnsi"/>
-        </w:rPr>
-        <w:t xml:space="preserve"> Algorithm - CDACL-005" is carried out using 39,000 supermarket transactions consisting of 51 unique products. The raw data is transformed into a one-hot encoded matrix of shape (39000, 51). The </w:t>
-      </w:r>
-      <w:proofErr w:type="spellStart"/>
-      <w:r>
-        <w:rPr>
-          <w:rFonts w:asciiTheme="minorHAnsi" w:hAnsiTheme="minorHAnsi"/>
-        </w:rPr>
-        <w:t>Apriori</w:t>
-      </w:r>
-      <w:proofErr w:type="spellEnd"/>
-      <w:r>
-        <w:rPr>
-          <w:rFonts w:asciiTheme="minorHAnsi" w:hAnsiTheme="minorHAnsi"/>
-        </w:rPr>
-        <w:t xml:space="preserve"> algorithm is applied with minimum support of 0.02 to find frequent item</w:t>
-      </w:r>
-      <w:r>
-        <w:rPr>
-          <w:rFonts w:asciiTheme="minorHAnsi" w:hAnsiTheme="minorHAnsi"/>
-        </w:rPr>
-        <w:t xml:space="preserve"> </w:t>
-      </w:r>
-      <w:r>
-        <w:rPr>
-          <w:rFonts w:asciiTheme="minorHAnsi" w:hAnsiTheme="minorHAnsi"/>
-        </w:rPr>
-        <w:t>sets, generating 703 association rules with confidence threshold 0.3.</w:t>
+          <w:rFonts w:ascii="Verdana" w:hAnsi="Verdana"/>
+        </w:rPr>
+        <w:t xml:space="preserve"> Transactions Using Apriori Algorithm - CDACL-005" is carried out using 39,000 supermarket transactions consisting of 51 unique products. The raw data is transformed into a one-hot encoded matrix of shape (39000, 51). The Apriori algorithm is applied with minimum support of 0.02 to find frequent item sets, generating 703 association rules with confidence threshold 0.3.</w:t>
       </w:r>
     </w:p>
     <w:p>
@@ -924,7 +835,7 @@
           <w:tab w:val="left" w:pos="3090"/>
         </w:tabs>
         <w:rPr>
-          <w:rFonts w:asciiTheme="minorHAnsi" w:hAnsiTheme="minorHAnsi"/>
+          <w:rFonts w:ascii="Verdana" w:hAnsi="Verdana"/>
           <w:b/>
           <w:bCs/>
           <w:sz w:val="40"/>
@@ -933,7 +844,7 @@
       </w:pPr>
       <w:r>
         <w:rPr>
-          <w:rFonts w:asciiTheme="minorHAnsi" w:hAnsiTheme="minorHAnsi"/>
+          <w:rFonts w:ascii="Verdana" w:hAnsi="Verdana"/>
           <w:b/>
           <w:bCs/>
           <w:sz w:val="40"/>
@@ -950,14 +861,14 @@
         </w:tabs>
         <w:ind w:left="173" w:firstLine="0"/>
         <w:rPr>
-          <w:rFonts w:asciiTheme="minorHAnsi" w:hAnsiTheme="minorHAnsi"/>
-          <w:sz w:val="26"/>
-          <w:szCs w:val="26"/>
-        </w:rPr>
-      </w:pPr>
-      <w:r>
-        <w:rPr>
-          <w:rFonts w:asciiTheme="minorHAnsi" w:hAnsiTheme="minorHAnsi"/>
+          <w:rFonts w:ascii="Verdana" w:hAnsi="Verdana"/>
+          <w:sz w:val="26"/>
+          <w:szCs w:val="26"/>
+        </w:rPr>
+      </w:pPr>
+      <w:r>
+        <w:rPr>
+          <w:rFonts w:ascii="Verdana" w:hAnsi="Verdana"/>
           <w:sz w:val="26"/>
           <w:szCs w:val="26"/>
         </w:rPr>
@@ -975,14 +886,14 @@
           <w:tab w:val="left" w:pos="3090"/>
         </w:tabs>
         <w:rPr>
-          <w:rFonts w:asciiTheme="minorHAnsi" w:hAnsiTheme="minorHAnsi"/>
-          <w:sz w:val="26"/>
-          <w:szCs w:val="26"/>
-        </w:rPr>
-      </w:pPr>
-      <w:r>
-        <w:rPr>
-          <w:rFonts w:asciiTheme="minorHAnsi" w:hAnsiTheme="minorHAnsi"/>
+          <w:rFonts w:ascii="Verdana" w:hAnsi="Verdana"/>
+          <w:sz w:val="26"/>
+          <w:szCs w:val="26"/>
+        </w:rPr>
+      </w:pPr>
+      <w:r>
+        <w:rPr>
+          <w:rFonts w:ascii="Verdana" w:hAnsi="Verdana"/>
           <w:b/>
           <w:bCs/>
           <w:sz w:val="26"/>
@@ -992,7 +903,7 @@
       </w:r>
       <w:r>
         <w:rPr>
-          <w:rFonts w:asciiTheme="minorHAnsi" w:hAnsiTheme="minorHAnsi"/>
+          <w:rFonts w:ascii="Verdana" w:hAnsi="Verdana"/>
           <w:sz w:val="26"/>
           <w:szCs w:val="26"/>
         </w:rPr>
@@ -1010,14 +921,14 @@
           <w:tab w:val="left" w:pos="3090"/>
         </w:tabs>
         <w:rPr>
-          <w:rFonts w:asciiTheme="minorHAnsi" w:hAnsiTheme="minorHAnsi"/>
-          <w:sz w:val="26"/>
-          <w:szCs w:val="26"/>
-        </w:rPr>
-      </w:pPr>
-      <w:r>
-        <w:rPr>
-          <w:rFonts w:asciiTheme="minorHAnsi" w:hAnsiTheme="minorHAnsi"/>
+          <w:rFonts w:ascii="Verdana" w:hAnsi="Verdana"/>
+          <w:sz w:val="26"/>
+          <w:szCs w:val="26"/>
+        </w:rPr>
+      </w:pPr>
+      <w:r>
+        <w:rPr>
+          <w:rFonts w:ascii="Verdana" w:hAnsi="Verdana"/>
           <w:b/>
           <w:bCs/>
           <w:sz w:val="26"/>
@@ -1027,7 +938,7 @@
       </w:r>
       <w:r>
         <w:rPr>
-          <w:rFonts w:asciiTheme="minorHAnsi" w:hAnsiTheme="minorHAnsi"/>
+          <w:rFonts w:ascii="Verdana" w:hAnsi="Verdana"/>
           <w:sz w:val="26"/>
           <w:szCs w:val="26"/>
         </w:rPr>
@@ -1045,14 +956,14 @@
           <w:tab w:val="left" w:pos="3090"/>
         </w:tabs>
         <w:rPr>
-          <w:rFonts w:asciiTheme="minorHAnsi" w:hAnsiTheme="minorHAnsi"/>
-          <w:sz w:val="26"/>
-          <w:szCs w:val="26"/>
-        </w:rPr>
-      </w:pPr>
-      <w:r>
-        <w:rPr>
-          <w:rFonts w:asciiTheme="minorHAnsi" w:hAnsiTheme="minorHAnsi"/>
+          <w:rFonts w:ascii="Verdana" w:hAnsi="Verdana"/>
+          <w:sz w:val="26"/>
+          <w:szCs w:val="26"/>
+        </w:rPr>
+      </w:pPr>
+      <w:r>
+        <w:rPr>
+          <w:rFonts w:ascii="Verdana" w:hAnsi="Verdana"/>
           <w:b/>
           <w:bCs/>
           <w:sz w:val="26"/>
@@ -1062,7 +973,7 @@
       </w:r>
       <w:r>
         <w:rPr>
-          <w:rFonts w:asciiTheme="minorHAnsi" w:hAnsiTheme="minorHAnsi"/>
+          <w:rFonts w:ascii="Verdana" w:hAnsi="Verdana"/>
           <w:sz w:val="26"/>
           <w:szCs w:val="26"/>
         </w:rPr>
@@ -1080,24 +991,25 @@
           <w:tab w:val="left" w:pos="3090"/>
         </w:tabs>
         <w:rPr>
-          <w:rFonts w:asciiTheme="minorHAnsi" w:hAnsiTheme="minorHAnsi"/>
-          <w:sz w:val="26"/>
-          <w:szCs w:val="26"/>
-        </w:rPr>
-      </w:pPr>
-      <w:r>
-        <w:rPr>
-          <w:rFonts w:asciiTheme="minorHAnsi" w:hAnsiTheme="minorHAnsi"/>
-          <w:b/>
-          <w:bCs/>
-          <w:sz w:val="26"/>
-          <w:szCs w:val="26"/>
-        </w:rPr>
+          <w:rFonts w:ascii="Verdana" w:hAnsi="Verdana"/>
+          <w:sz w:val="26"/>
+          <w:szCs w:val="26"/>
+        </w:rPr>
+      </w:pPr>
+      <w:r>
+        <w:rPr>
+          <w:rFonts w:ascii="Verdana" w:hAnsi="Verdana"/>
+          <w:b/>
+          <w:bCs/>
+          <w:sz w:val="26"/>
+          <w:szCs w:val="26"/>
+        </w:rPr>
+        <w:lastRenderedPageBreak/>
         <w:t>Poor Marketing Strategies</w:t>
       </w:r>
       <w:r>
         <w:rPr>
-          <w:rFonts w:asciiTheme="minorHAnsi" w:hAnsiTheme="minorHAnsi"/>
+          <w:rFonts w:ascii="Verdana" w:hAnsi="Verdana"/>
           <w:sz w:val="26"/>
           <w:szCs w:val="26"/>
         </w:rPr>
@@ -1115,7 +1027,7 @@
           <w:tab w:val="left" w:pos="3090"/>
         </w:tabs>
         <w:rPr>
-          <w:rFonts w:asciiTheme="minorHAnsi" w:hAnsiTheme="minorHAnsi"/>
+          <w:rFonts w:ascii="Verdana" w:hAnsi="Verdana"/>
           <w:b/>
           <w:bCs/>
           <w:sz w:val="40"/>
@@ -1124,7 +1036,7 @@
       </w:pPr>
       <w:r>
         <w:rPr>
-          <w:rFonts w:asciiTheme="minorHAnsi" w:hAnsiTheme="minorHAnsi"/>
+          <w:rFonts w:ascii="Verdana" w:hAnsi="Verdana"/>
           <w:b/>
           <w:bCs/>
           <w:sz w:val="40"/>
@@ -1140,14 +1052,14 @@
         </w:tabs>
         <w:ind w:left="284" w:firstLine="0"/>
         <w:rPr>
-          <w:rFonts w:asciiTheme="minorHAnsi" w:hAnsiTheme="minorHAnsi"/>
-          <w:sz w:val="26"/>
-          <w:szCs w:val="26"/>
-        </w:rPr>
-      </w:pPr>
-      <w:r>
-        <w:rPr>
-          <w:rFonts w:asciiTheme="minorHAnsi" w:hAnsiTheme="minorHAnsi"/>
+          <w:rFonts w:ascii="Verdana" w:hAnsi="Verdana"/>
+          <w:sz w:val="26"/>
+          <w:szCs w:val="26"/>
+        </w:rPr>
+      </w:pPr>
+      <w:r>
+        <w:rPr>
+          <w:rFonts w:ascii="Verdana" w:hAnsi="Verdana"/>
           <w:sz w:val="26"/>
           <w:szCs w:val="26"/>
         </w:rPr>
@@ -1165,14 +1077,14 @@
           <w:tab w:val="left" w:pos="3090"/>
         </w:tabs>
         <w:rPr>
-          <w:rFonts w:asciiTheme="minorHAnsi" w:hAnsiTheme="minorHAnsi"/>
-          <w:sz w:val="26"/>
-          <w:szCs w:val="26"/>
-        </w:rPr>
-      </w:pPr>
-      <w:r>
-        <w:rPr>
-          <w:rFonts w:asciiTheme="minorHAnsi" w:hAnsiTheme="minorHAnsi"/>
+          <w:rFonts w:ascii="Verdana" w:hAnsi="Verdana"/>
+          <w:sz w:val="26"/>
+          <w:szCs w:val="26"/>
+        </w:rPr>
+      </w:pPr>
+      <w:r>
+        <w:rPr>
+          <w:rFonts w:ascii="Verdana" w:hAnsi="Verdana"/>
           <w:b/>
           <w:bCs/>
           <w:sz w:val="26"/>
@@ -1182,7 +1094,7 @@
       </w:r>
       <w:r>
         <w:rPr>
-          <w:rFonts w:asciiTheme="minorHAnsi" w:hAnsiTheme="minorHAnsi"/>
+          <w:rFonts w:ascii="Verdana" w:hAnsi="Verdana"/>
           <w:b/>
           <w:bCs/>
           <w:sz w:val="26"/>
@@ -1192,7 +1104,7 @@
       </w:r>
       <w:r>
         <w:rPr>
-          <w:rFonts w:asciiTheme="minorHAnsi" w:hAnsiTheme="minorHAnsi"/>
+          <w:rFonts w:ascii="Verdana" w:hAnsi="Verdana"/>
           <w:b/>
           <w:bCs/>
           <w:sz w:val="26"/>
@@ -1202,7 +1114,7 @@
       </w:r>
       <w:r>
         <w:rPr>
-          <w:rFonts w:asciiTheme="minorHAnsi" w:hAnsiTheme="minorHAnsi"/>
+          <w:rFonts w:ascii="Verdana" w:hAnsi="Verdana"/>
           <w:sz w:val="26"/>
           <w:szCs w:val="26"/>
         </w:rPr>
@@ -1210,7 +1122,7 @@
       </w:r>
       <w:r>
         <w:rPr>
-          <w:rFonts w:asciiTheme="minorHAnsi" w:hAnsiTheme="minorHAnsi"/>
+          <w:rFonts w:ascii="Verdana" w:hAnsi="Verdana"/>
           <w:sz w:val="26"/>
           <w:szCs w:val="26"/>
         </w:rPr>
@@ -1218,7 +1130,7 @@
       </w:r>
       <w:r>
         <w:rPr>
-          <w:rFonts w:asciiTheme="minorHAnsi" w:hAnsiTheme="minorHAnsi"/>
+          <w:rFonts w:ascii="Verdana" w:hAnsi="Verdana"/>
           <w:sz w:val="26"/>
           <w:szCs w:val="26"/>
         </w:rPr>
@@ -1226,7 +1138,7 @@
       </w:r>
       <w:r>
         <w:rPr>
-          <w:rFonts w:asciiTheme="minorHAnsi" w:hAnsiTheme="minorHAnsi"/>
+          <w:rFonts w:ascii="Verdana" w:hAnsi="Verdana"/>
           <w:sz w:val="26"/>
           <w:szCs w:val="26"/>
         </w:rPr>
@@ -1234,7 +1146,7 @@
       </w:r>
       <w:r>
         <w:rPr>
-          <w:rFonts w:asciiTheme="minorHAnsi" w:hAnsiTheme="minorHAnsi"/>
+          <w:rFonts w:ascii="Verdana" w:hAnsi="Verdana"/>
           <w:sz w:val="26"/>
           <w:szCs w:val="26"/>
         </w:rPr>
@@ -1242,7 +1154,7 @@
       </w:r>
       <w:r>
         <w:rPr>
-          <w:rFonts w:asciiTheme="minorHAnsi" w:hAnsiTheme="minorHAnsi"/>
+          <w:rFonts w:ascii="Verdana" w:hAnsi="Verdana"/>
           <w:sz w:val="26"/>
           <w:szCs w:val="26"/>
         </w:rPr>
@@ -1250,7 +1162,7 @@
       </w:r>
       <w:r>
         <w:rPr>
-          <w:rFonts w:asciiTheme="minorHAnsi" w:hAnsiTheme="minorHAnsi"/>
+          <w:rFonts w:ascii="Verdana" w:hAnsi="Verdana"/>
           <w:sz w:val="26"/>
           <w:szCs w:val="26"/>
         </w:rPr>
@@ -1268,14 +1180,14 @@
           <w:tab w:val="left" w:pos="3090"/>
         </w:tabs>
         <w:rPr>
-          <w:rFonts w:asciiTheme="minorHAnsi" w:hAnsiTheme="minorHAnsi"/>
-          <w:sz w:val="26"/>
-          <w:szCs w:val="26"/>
-        </w:rPr>
-      </w:pPr>
-      <w:r>
-        <w:rPr>
-          <w:rFonts w:asciiTheme="minorHAnsi" w:hAnsiTheme="minorHAnsi"/>
+          <w:rFonts w:ascii="Verdana" w:hAnsi="Verdana"/>
+          <w:sz w:val="26"/>
+          <w:szCs w:val="26"/>
+        </w:rPr>
+      </w:pPr>
+      <w:r>
+        <w:rPr>
+          <w:rFonts w:ascii="Verdana" w:hAnsi="Verdana"/>
           <w:b/>
           <w:bCs/>
           <w:sz w:val="26"/>
@@ -1285,29 +1197,11 @@
       </w:r>
       <w:r>
         <w:rPr>
-          <w:rFonts w:asciiTheme="minorHAnsi" w:hAnsiTheme="minorHAnsi"/>
-          <w:sz w:val="26"/>
-          <w:szCs w:val="26"/>
-        </w:rPr>
-        <w:t xml:space="preserve">: To clean the raw data and convert it into a machine-readable one-hot encoded matrix of shape (39000, 51) which is required for the </w:t>
-      </w:r>
-      <w:proofErr w:type="spellStart"/>
-      <w:r>
-        <w:rPr>
-          <w:rFonts w:asciiTheme="minorHAnsi" w:hAnsiTheme="minorHAnsi"/>
-          <w:sz w:val="26"/>
-          <w:szCs w:val="26"/>
-        </w:rPr>
-        <w:t>Apriori</w:t>
-      </w:r>
-      <w:proofErr w:type="spellEnd"/>
-      <w:r>
-        <w:rPr>
-          <w:rFonts w:asciiTheme="minorHAnsi" w:hAnsiTheme="minorHAnsi"/>
-          <w:sz w:val="26"/>
-          <w:szCs w:val="26"/>
-        </w:rPr>
-        <w:t xml:space="preserve"> algorithm.</w:t>
+          <w:rFonts w:ascii="Verdana" w:hAnsi="Verdana"/>
+          <w:sz w:val="26"/>
+          <w:szCs w:val="26"/>
+        </w:rPr>
+        <w:t>: To clean the raw data and convert it into a machine-readable one-hot encoded matrix of shape (39000, 51) which is required for the Apriori algorithm.</w:t>
       </w:r>
     </w:p>
     <w:p>
@@ -1321,25 +1215,24 @@
           <w:tab w:val="left" w:pos="3090"/>
         </w:tabs>
         <w:rPr>
-          <w:rFonts w:asciiTheme="minorHAnsi" w:hAnsiTheme="minorHAnsi"/>
-          <w:sz w:val="26"/>
-          <w:szCs w:val="26"/>
-        </w:rPr>
-      </w:pPr>
-      <w:r>
-        <w:rPr>
-          <w:rFonts w:asciiTheme="minorHAnsi" w:hAnsiTheme="minorHAnsi"/>
-          <w:b/>
-          <w:bCs/>
-          <w:sz w:val="26"/>
-          <w:szCs w:val="26"/>
-        </w:rPr>
-        <w:lastRenderedPageBreak/>
+          <w:rFonts w:ascii="Verdana" w:hAnsi="Verdana"/>
+          <w:sz w:val="26"/>
+          <w:szCs w:val="26"/>
+        </w:rPr>
+      </w:pPr>
+      <w:r>
+        <w:rPr>
+          <w:rFonts w:ascii="Verdana" w:hAnsi="Verdana"/>
+          <w:b/>
+          <w:bCs/>
+          <w:sz w:val="26"/>
+          <w:szCs w:val="26"/>
+        </w:rPr>
         <w:t>To Identify Frequent Item</w:t>
       </w:r>
       <w:r>
         <w:rPr>
-          <w:rFonts w:asciiTheme="minorHAnsi" w:hAnsiTheme="minorHAnsi"/>
+          <w:rFonts w:ascii="Verdana" w:hAnsi="Verdana"/>
           <w:b/>
           <w:bCs/>
           <w:sz w:val="26"/>
@@ -1349,7 +1242,7 @@
       </w:r>
       <w:r>
         <w:rPr>
-          <w:rFonts w:asciiTheme="minorHAnsi" w:hAnsiTheme="minorHAnsi"/>
+          <w:rFonts w:ascii="Verdana" w:hAnsi="Verdana"/>
           <w:b/>
           <w:bCs/>
           <w:sz w:val="26"/>
@@ -1359,29 +1252,11 @@
       </w:r>
       <w:r>
         <w:rPr>
-          <w:rFonts w:asciiTheme="minorHAnsi" w:hAnsiTheme="minorHAnsi"/>
-          <w:sz w:val="26"/>
-          <w:szCs w:val="26"/>
-        </w:rPr>
-        <w:t xml:space="preserve">: To apply the </w:t>
-      </w:r>
-      <w:proofErr w:type="spellStart"/>
-      <w:r>
-        <w:rPr>
-          <w:rFonts w:asciiTheme="minorHAnsi" w:hAnsiTheme="minorHAnsi"/>
-          <w:sz w:val="26"/>
-          <w:szCs w:val="26"/>
-        </w:rPr>
-        <w:t>Apriori</w:t>
-      </w:r>
-      <w:proofErr w:type="spellEnd"/>
-      <w:r>
-        <w:rPr>
-          <w:rFonts w:asciiTheme="minorHAnsi" w:hAnsiTheme="minorHAnsi"/>
-          <w:sz w:val="26"/>
-          <w:szCs w:val="26"/>
-        </w:rPr>
-        <w:t xml:space="preserve"> Algorithm with a minimum support value of 0.02 to find products and product combinations that appear frequently in transactions.</w:t>
+          <w:rFonts w:ascii="Verdana" w:hAnsi="Verdana"/>
+          <w:sz w:val="26"/>
+          <w:szCs w:val="26"/>
+        </w:rPr>
+        <w:t>: To apply the Apriori Algorithm with a minimum support value of 0.02 to find products and product combinations that appear frequently in transactions.</w:t>
       </w:r>
     </w:p>
     <w:p>
@@ -1395,14 +1270,14 @@
           <w:tab w:val="left" w:pos="3090"/>
         </w:tabs>
         <w:rPr>
-          <w:rFonts w:asciiTheme="minorHAnsi" w:hAnsiTheme="minorHAnsi"/>
-          <w:sz w:val="26"/>
-          <w:szCs w:val="26"/>
-        </w:rPr>
-      </w:pPr>
-      <w:r>
-        <w:rPr>
-          <w:rFonts w:asciiTheme="minorHAnsi" w:hAnsiTheme="minorHAnsi"/>
+          <w:rFonts w:ascii="Verdana" w:hAnsi="Verdana"/>
+          <w:sz w:val="26"/>
+          <w:szCs w:val="26"/>
+        </w:rPr>
+      </w:pPr>
+      <w:r>
+        <w:rPr>
+          <w:rFonts w:ascii="Verdana" w:hAnsi="Verdana"/>
           <w:b/>
           <w:bCs/>
           <w:sz w:val="26"/>
@@ -1412,7 +1287,7 @@
       </w:r>
       <w:r>
         <w:rPr>
-          <w:rFonts w:asciiTheme="minorHAnsi" w:hAnsiTheme="minorHAnsi"/>
+          <w:rFonts w:ascii="Verdana" w:hAnsi="Verdana"/>
           <w:sz w:val="26"/>
           <w:szCs w:val="26"/>
         </w:rPr>
@@ -1430,14 +1305,14 @@
           <w:tab w:val="left" w:pos="3090"/>
         </w:tabs>
         <w:rPr>
-          <w:rFonts w:asciiTheme="minorHAnsi" w:hAnsiTheme="minorHAnsi"/>
-          <w:sz w:val="26"/>
-          <w:szCs w:val="26"/>
-        </w:rPr>
-      </w:pPr>
-      <w:r>
-        <w:rPr>
-          <w:rFonts w:asciiTheme="minorHAnsi" w:hAnsiTheme="minorHAnsi"/>
+          <w:rFonts w:ascii="Verdana" w:hAnsi="Verdana"/>
+          <w:sz w:val="26"/>
+          <w:szCs w:val="26"/>
+        </w:rPr>
+      </w:pPr>
+      <w:r>
+        <w:rPr>
+          <w:rFonts w:ascii="Verdana" w:hAnsi="Verdana"/>
           <w:b/>
           <w:bCs/>
           <w:sz w:val="26"/>
@@ -1447,7 +1322,7 @@
       </w:r>
       <w:r>
         <w:rPr>
-          <w:rFonts w:asciiTheme="minorHAnsi" w:hAnsiTheme="minorHAnsi"/>
+          <w:rFonts w:ascii="Verdana" w:hAnsi="Verdana"/>
           <w:sz w:val="26"/>
           <w:szCs w:val="26"/>
         </w:rPr>
@@ -1465,14 +1340,14 @@
           <w:tab w:val="left" w:pos="3090"/>
         </w:tabs>
         <w:rPr>
-          <w:rFonts w:asciiTheme="minorHAnsi" w:hAnsiTheme="minorHAnsi"/>
-          <w:sz w:val="26"/>
-          <w:szCs w:val="26"/>
-        </w:rPr>
-      </w:pPr>
-      <w:r>
-        <w:rPr>
-          <w:rFonts w:asciiTheme="minorHAnsi" w:hAnsiTheme="minorHAnsi"/>
+          <w:rFonts w:ascii="Verdana" w:hAnsi="Verdana"/>
+          <w:sz w:val="26"/>
+          <w:szCs w:val="26"/>
+        </w:rPr>
+      </w:pPr>
+      <w:r>
+        <w:rPr>
+          <w:rFonts w:ascii="Verdana" w:hAnsi="Verdana"/>
           <w:b/>
           <w:bCs/>
           <w:sz w:val="26"/>
@@ -1482,7 +1357,7 @@
       </w:r>
       <w:r>
         <w:rPr>
-          <w:rFonts w:asciiTheme="minorHAnsi" w:hAnsiTheme="minorHAnsi"/>
+          <w:rFonts w:ascii="Verdana" w:hAnsi="Verdana"/>
           <w:sz w:val="26"/>
           <w:szCs w:val="26"/>
         </w:rPr>
@@ -1500,20 +1375,20 @@
           <w:tab w:val="left" w:pos="3090"/>
         </w:tabs>
         <w:rPr>
-          <w:rFonts w:asciiTheme="minorHAnsi" w:hAnsiTheme="minorHAnsi"/>
-          <w:b/>
-          <w:bCs/>
-          <w:sz w:val="40"/>
-          <w:szCs w:val="40"/>
-        </w:rPr>
-      </w:pPr>
-      <w:r>
-        <w:rPr>
-          <w:rFonts w:asciiTheme="minorHAnsi" w:hAnsiTheme="minorHAnsi"/>
-          <w:b/>
-          <w:bCs/>
-          <w:sz w:val="40"/>
-          <w:szCs w:val="40"/>
+          <w:rFonts w:ascii="Verdana" w:hAnsi="Verdana"/>
+          <w:b/>
+          <w:bCs/>
+          <w:sz w:val="36"/>
+          <w:szCs w:val="36"/>
+        </w:rPr>
+      </w:pPr>
+      <w:r>
+        <w:rPr>
+          <w:rFonts w:ascii="Verdana" w:hAnsi="Verdana"/>
+          <w:b/>
+          <w:bCs/>
+          <w:sz w:val="36"/>
+          <w:szCs w:val="36"/>
         </w:rPr>
         <w:t>Scope of Market Basket Analysis</w:t>
       </w:r>
@@ -1525,14 +1400,14 @@
         </w:tabs>
         <w:ind w:left="284" w:firstLine="0"/>
         <w:rPr>
-          <w:rFonts w:asciiTheme="minorHAnsi" w:hAnsiTheme="minorHAnsi"/>
-          <w:sz w:val="26"/>
-          <w:szCs w:val="26"/>
-        </w:rPr>
-      </w:pPr>
-      <w:r>
-        <w:rPr>
-          <w:rFonts w:asciiTheme="minorHAnsi" w:hAnsiTheme="minorHAnsi"/>
+          <w:rFonts w:ascii="Verdana" w:hAnsi="Verdana"/>
+          <w:sz w:val="26"/>
+          <w:szCs w:val="26"/>
+        </w:rPr>
+      </w:pPr>
+      <w:r>
+        <w:rPr>
+          <w:rFonts w:ascii="Verdana" w:hAnsi="Verdana"/>
           <w:sz w:val="26"/>
           <w:szCs w:val="26"/>
         </w:rPr>
@@ -1550,14 +1425,14 @@
           <w:tab w:val="left" w:pos="3090"/>
         </w:tabs>
         <w:rPr>
-          <w:rFonts w:asciiTheme="minorHAnsi" w:hAnsiTheme="minorHAnsi"/>
-          <w:sz w:val="26"/>
-          <w:szCs w:val="26"/>
-        </w:rPr>
-      </w:pPr>
-      <w:r>
-        <w:rPr>
-          <w:rFonts w:asciiTheme="minorHAnsi" w:hAnsiTheme="minorHAnsi"/>
+          <w:rFonts w:ascii="Verdana" w:hAnsi="Verdana"/>
+          <w:sz w:val="26"/>
+          <w:szCs w:val="26"/>
+        </w:rPr>
+      </w:pPr>
+      <w:r>
+        <w:rPr>
+          <w:rFonts w:ascii="Verdana" w:hAnsi="Verdana"/>
           <w:b/>
           <w:bCs/>
           <w:sz w:val="26"/>
@@ -1567,7 +1442,7 @@
       </w:r>
       <w:r>
         <w:rPr>
-          <w:rFonts w:asciiTheme="minorHAnsi" w:hAnsiTheme="minorHAnsi"/>
+          <w:rFonts w:ascii="Verdana" w:hAnsi="Verdana"/>
           <w:sz w:val="26"/>
           <w:szCs w:val="26"/>
         </w:rPr>
@@ -1575,7 +1450,7 @@
       </w:r>
       <w:r>
         <w:rPr>
-          <w:rFonts w:asciiTheme="minorHAnsi" w:hAnsiTheme="minorHAnsi"/>
+          <w:rFonts w:ascii="Verdana" w:hAnsi="Verdana"/>
           <w:sz w:val="26"/>
           <w:szCs w:val="26"/>
         </w:rPr>
@@ -1583,7 +1458,7 @@
       </w:r>
       <w:r>
         <w:rPr>
-          <w:rFonts w:asciiTheme="minorHAnsi" w:hAnsiTheme="minorHAnsi"/>
+          <w:rFonts w:ascii="Verdana" w:hAnsi="Verdana"/>
           <w:sz w:val="26"/>
           <w:szCs w:val="26"/>
         </w:rPr>
@@ -1591,33 +1466,15 @@
       </w:r>
       <w:r>
         <w:rPr>
-          <w:rFonts w:asciiTheme="minorHAnsi" w:hAnsiTheme="minorHAnsi"/>
-          <w:sz w:val="26"/>
-          <w:szCs w:val="26"/>
-        </w:rPr>
-        <w:t xml:space="preserve"> with 39,000 transactions and ends with generating actionable rules. The implementation includes data cleaning, creating a one-hot encoded matrix of shape (39000, 51), applying </w:t>
-      </w:r>
-      <w:proofErr w:type="spellStart"/>
-      <w:r>
-        <w:rPr>
-          <w:rFonts w:asciiTheme="minorHAnsi" w:hAnsiTheme="minorHAnsi"/>
-          <w:sz w:val="26"/>
-          <w:szCs w:val="26"/>
-        </w:rPr>
-        <w:t>Apriori</w:t>
-      </w:r>
-      <w:proofErr w:type="spellEnd"/>
-      <w:r>
-        <w:rPr>
-          <w:rFonts w:asciiTheme="minorHAnsi" w:hAnsiTheme="minorHAnsi"/>
-          <w:sz w:val="26"/>
-          <w:szCs w:val="26"/>
-        </w:rPr>
-        <w:t xml:space="preserve"> algorithm with min</w:t>
-      </w:r>
-      <w:r>
-        <w:rPr>
-          <w:rFonts w:asciiTheme="minorHAnsi" w:hAnsiTheme="minorHAnsi"/>
+          <w:rFonts w:ascii="Verdana" w:hAnsi="Verdana"/>
+          <w:sz w:val="26"/>
+          <w:szCs w:val="26"/>
+        </w:rPr>
+        <w:t xml:space="preserve"> with 39,000 transactions and ends with generating actionable rules. The implementation includes data cleaning, creating a one-hot encoded matrix of shape (39000, 51), applying Apriori algorithm with min</w:t>
+      </w:r>
+      <w:r>
+        <w:rPr>
+          <w:rFonts w:ascii="Verdana" w:hAnsi="Verdana"/>
           <w:sz w:val="26"/>
           <w:szCs w:val="26"/>
         </w:rPr>
@@ -1625,7 +1482,7 @@
       </w:r>
       <w:r>
         <w:rPr>
-          <w:rFonts w:asciiTheme="minorHAnsi" w:hAnsiTheme="minorHAnsi"/>
+          <w:rFonts w:ascii="Verdana" w:hAnsi="Verdana"/>
           <w:sz w:val="26"/>
           <w:szCs w:val="26"/>
         </w:rPr>
@@ -1633,7 +1490,7 @@
       </w:r>
       <w:r>
         <w:rPr>
-          <w:rFonts w:asciiTheme="minorHAnsi" w:hAnsiTheme="minorHAnsi"/>
+          <w:rFonts w:ascii="Verdana" w:hAnsi="Verdana"/>
           <w:sz w:val="26"/>
           <w:szCs w:val="26"/>
         </w:rPr>
@@ -1641,22 +1498,12 @@
       </w:r>
       <w:r>
         <w:rPr>
-          <w:rFonts w:asciiTheme="minorHAnsi" w:hAnsiTheme="minorHAnsi"/>
-          <w:sz w:val="26"/>
-          <w:szCs w:val="26"/>
-        </w:rPr>
-        <w:t xml:space="preserve">_confidence = 0.3 using Python libraries like Pandas and </w:t>
-      </w:r>
-      <w:proofErr w:type="spellStart"/>
-      <w:r>
-        <w:rPr>
-          <w:rFonts w:asciiTheme="minorHAnsi" w:hAnsiTheme="minorHAnsi"/>
-          <w:sz w:val="26"/>
-          <w:szCs w:val="26"/>
-        </w:rPr>
-        <w:t>Mlxtend</w:t>
-      </w:r>
-      <w:proofErr w:type="spellEnd"/>
+          <w:rFonts w:ascii="Verdana" w:hAnsi="Verdana"/>
+          <w:sz w:val="26"/>
+          <w:szCs w:val="26"/>
+        </w:rPr>
+        <w:t>_confidence = 0.3 using Python libraries like Pandas and Mlxtend</w:t>
+      </w:r>
     </w:p>
     <w:p>
       <w:pPr>
@@ -1669,24 +1516,25 @@
           <w:tab w:val="left" w:pos="3090"/>
         </w:tabs>
         <w:rPr>
-          <w:rFonts w:asciiTheme="minorHAnsi" w:hAnsiTheme="minorHAnsi"/>
-          <w:sz w:val="26"/>
-          <w:szCs w:val="26"/>
-        </w:rPr>
-      </w:pPr>
-      <w:r>
-        <w:rPr>
-          <w:rFonts w:asciiTheme="minorHAnsi" w:hAnsiTheme="minorHAnsi"/>
-          <w:b/>
-          <w:bCs/>
-          <w:sz w:val="26"/>
-          <w:szCs w:val="26"/>
-        </w:rPr>
+          <w:rFonts w:ascii="Verdana" w:hAnsi="Verdana"/>
+          <w:sz w:val="26"/>
+          <w:szCs w:val="26"/>
+        </w:rPr>
+      </w:pPr>
+      <w:r>
+        <w:rPr>
+          <w:rFonts w:ascii="Verdana" w:hAnsi="Verdana"/>
+          <w:b/>
+          <w:bCs/>
+          <w:sz w:val="26"/>
+          <w:szCs w:val="26"/>
+        </w:rPr>
+        <w:lastRenderedPageBreak/>
         <w:t>Analytical Scope</w:t>
       </w:r>
       <w:r>
         <w:rPr>
-          <w:rFonts w:asciiTheme="minorHAnsi" w:hAnsiTheme="minorHAnsi"/>
+          <w:rFonts w:ascii="Verdana" w:hAnsi="Verdana"/>
           <w:sz w:val="26"/>
           <w:szCs w:val="26"/>
         </w:rPr>
@@ -1694,7 +1542,7 @@
       </w:r>
       <w:r>
         <w:rPr>
-          <w:rFonts w:asciiTheme="minorHAnsi" w:hAnsiTheme="minorHAnsi"/>
+          <w:rFonts w:ascii="Verdana" w:hAnsi="Verdana"/>
           <w:sz w:val="26"/>
           <w:szCs w:val="26"/>
         </w:rPr>
@@ -1702,7 +1550,7 @@
       </w:r>
       <w:r>
         <w:rPr>
-          <w:rFonts w:asciiTheme="minorHAnsi" w:hAnsiTheme="minorHAnsi"/>
+          <w:rFonts w:ascii="Verdana" w:hAnsi="Verdana"/>
           <w:sz w:val="26"/>
           <w:szCs w:val="26"/>
         </w:rPr>
@@ -1710,7 +1558,7 @@
       </w:r>
       <w:r>
         <w:rPr>
-          <w:rFonts w:asciiTheme="minorHAnsi" w:hAnsiTheme="minorHAnsi"/>
+          <w:rFonts w:ascii="Verdana" w:hAnsi="Verdana"/>
           <w:sz w:val="26"/>
           <w:szCs w:val="26"/>
         </w:rPr>
@@ -1718,7 +1566,7 @@
       </w:r>
       <w:r>
         <w:rPr>
-          <w:rFonts w:asciiTheme="minorHAnsi" w:hAnsiTheme="minorHAnsi"/>
+          <w:rFonts w:ascii="Verdana" w:hAnsi="Verdana"/>
           <w:sz w:val="26"/>
           <w:szCs w:val="26"/>
         </w:rPr>
@@ -1736,14 +1584,14 @@
           <w:tab w:val="left" w:pos="3090"/>
         </w:tabs>
         <w:rPr>
-          <w:rFonts w:asciiTheme="minorHAnsi" w:hAnsiTheme="minorHAnsi"/>
-          <w:sz w:val="26"/>
-          <w:szCs w:val="26"/>
-        </w:rPr>
-      </w:pPr>
-      <w:r>
-        <w:rPr>
-          <w:rFonts w:asciiTheme="minorHAnsi" w:hAnsiTheme="minorHAnsi"/>
+          <w:rFonts w:ascii="Verdana" w:hAnsi="Verdana"/>
+          <w:sz w:val="26"/>
+          <w:szCs w:val="26"/>
+        </w:rPr>
+      </w:pPr>
+      <w:r>
+        <w:rPr>
+          <w:rFonts w:ascii="Verdana" w:hAnsi="Verdana"/>
           <w:b/>
           <w:bCs/>
           <w:sz w:val="26"/>
@@ -1753,7 +1601,7 @@
       </w:r>
       <w:r>
         <w:rPr>
-          <w:rFonts w:asciiTheme="minorHAnsi" w:hAnsiTheme="minorHAnsi"/>
+          <w:rFonts w:ascii="Verdana" w:hAnsi="Verdana"/>
           <w:sz w:val="26"/>
           <w:szCs w:val="26"/>
         </w:rPr>
@@ -1761,7 +1609,7 @@
       </w:r>
       <w:r>
         <w:rPr>
-          <w:rFonts w:asciiTheme="minorHAnsi" w:hAnsiTheme="minorHAnsi"/>
+          <w:rFonts w:ascii="Verdana" w:hAnsi="Verdana"/>
           <w:sz w:val="26"/>
           <w:szCs w:val="26"/>
         </w:rPr>
@@ -1769,7 +1617,7 @@
       </w:r>
       <w:r>
         <w:rPr>
-          <w:rFonts w:asciiTheme="minorHAnsi" w:hAnsiTheme="minorHAnsi"/>
+          <w:rFonts w:ascii="Verdana" w:hAnsi="Verdana"/>
           <w:sz w:val="26"/>
           <w:szCs w:val="26"/>
         </w:rPr>
@@ -1787,14 +1635,14 @@
           <w:tab w:val="left" w:pos="3090"/>
         </w:tabs>
         <w:rPr>
-          <w:rFonts w:asciiTheme="minorHAnsi" w:hAnsiTheme="minorHAnsi"/>
-          <w:sz w:val="26"/>
-          <w:szCs w:val="26"/>
-        </w:rPr>
-      </w:pPr>
-      <w:r>
-        <w:rPr>
-          <w:rFonts w:asciiTheme="minorHAnsi" w:hAnsiTheme="minorHAnsi"/>
+          <w:rFonts w:ascii="Verdana" w:hAnsi="Verdana"/>
+          <w:sz w:val="26"/>
+          <w:szCs w:val="26"/>
+        </w:rPr>
+      </w:pPr>
+      <w:r>
+        <w:rPr>
+          <w:rFonts w:ascii="Verdana" w:hAnsi="Verdana"/>
           <w:b/>
           <w:bCs/>
           <w:sz w:val="26"/>
@@ -1804,7 +1652,7 @@
       </w:r>
       <w:r>
         <w:rPr>
-          <w:rFonts w:asciiTheme="minorHAnsi" w:hAnsiTheme="minorHAnsi"/>
+          <w:rFonts w:ascii="Verdana" w:hAnsi="Verdana"/>
           <w:sz w:val="26"/>
           <w:szCs w:val="26"/>
         </w:rPr>
@@ -1812,7 +1660,7 @@
       </w:r>
       <w:r>
         <w:rPr>
-          <w:rFonts w:asciiTheme="minorHAnsi" w:hAnsiTheme="minorHAnsi"/>
+          <w:rFonts w:ascii="Verdana" w:hAnsi="Verdana"/>
           <w:sz w:val="26"/>
           <w:szCs w:val="26"/>
         </w:rPr>
@@ -1830,14 +1678,14 @@
           <w:tab w:val="left" w:pos="3090"/>
         </w:tabs>
         <w:rPr>
-          <w:rFonts w:asciiTheme="minorHAnsi" w:hAnsiTheme="minorHAnsi"/>
-          <w:sz w:val="26"/>
-          <w:szCs w:val="26"/>
-        </w:rPr>
-      </w:pPr>
-      <w:r>
-        <w:rPr>
-          <w:rFonts w:asciiTheme="minorHAnsi" w:hAnsiTheme="minorHAnsi"/>
+          <w:rFonts w:ascii="Verdana" w:hAnsi="Verdana"/>
+          <w:sz w:val="26"/>
+          <w:szCs w:val="26"/>
+        </w:rPr>
+      </w:pPr>
+      <w:r>
+        <w:rPr>
+          <w:rFonts w:ascii="Verdana" w:hAnsi="Verdana"/>
           <w:sz w:val="26"/>
           <w:szCs w:val="26"/>
         </w:rPr>
@@ -1855,14 +1703,14 @@
           <w:tab w:val="left" w:pos="3090"/>
         </w:tabs>
         <w:rPr>
-          <w:rFonts w:asciiTheme="minorHAnsi" w:hAnsiTheme="minorHAnsi"/>
-          <w:sz w:val="26"/>
-          <w:szCs w:val="26"/>
-        </w:rPr>
-      </w:pPr>
-      <w:r>
-        <w:rPr>
-          <w:rFonts w:asciiTheme="minorHAnsi" w:hAnsiTheme="minorHAnsi"/>
+          <w:rFonts w:ascii="Verdana" w:hAnsi="Verdana"/>
+          <w:sz w:val="26"/>
+          <w:szCs w:val="26"/>
+        </w:rPr>
+      </w:pPr>
+      <w:r>
+        <w:rPr>
+          <w:rFonts w:ascii="Verdana" w:hAnsi="Verdana"/>
           <w:b/>
           <w:bCs/>
           <w:sz w:val="26"/>
@@ -1872,7 +1720,7 @@
       </w:r>
       <w:r>
         <w:rPr>
-          <w:rFonts w:asciiTheme="minorHAnsi" w:hAnsiTheme="minorHAnsi"/>
+          <w:rFonts w:ascii="Verdana" w:hAnsi="Verdana"/>
           <w:sz w:val="26"/>
           <w:szCs w:val="26"/>
         </w:rPr>
@@ -1880,7 +1728,7 @@
       </w:r>
       <w:r>
         <w:rPr>
-          <w:rFonts w:asciiTheme="minorHAnsi" w:hAnsiTheme="minorHAnsi"/>
+          <w:rFonts w:ascii="Verdana" w:hAnsi="Verdana"/>
           <w:sz w:val="26"/>
           <w:szCs w:val="26"/>
         </w:rPr>
@@ -1898,14 +1746,14 @@
           <w:tab w:val="left" w:pos="3090"/>
         </w:tabs>
         <w:rPr>
-          <w:rFonts w:asciiTheme="minorHAnsi" w:hAnsiTheme="minorHAnsi"/>
-          <w:sz w:val="26"/>
-          <w:szCs w:val="26"/>
-        </w:rPr>
-      </w:pPr>
-      <w:r>
-        <w:rPr>
-          <w:rFonts w:asciiTheme="minorHAnsi" w:hAnsiTheme="minorHAnsi"/>
+          <w:rFonts w:ascii="Verdana" w:hAnsi="Verdana"/>
+          <w:sz w:val="26"/>
+          <w:szCs w:val="26"/>
+        </w:rPr>
+      </w:pPr>
+      <w:r>
+        <w:rPr>
+          <w:rFonts w:ascii="Verdana" w:hAnsi="Verdana"/>
           <w:b/>
           <w:bCs/>
           <w:sz w:val="26"/>
@@ -1915,7 +1763,7 @@
       </w:r>
       <w:r>
         <w:rPr>
-          <w:rFonts w:asciiTheme="minorHAnsi" w:hAnsiTheme="minorHAnsi"/>
+          <w:rFonts w:ascii="Verdana" w:hAnsi="Verdana"/>
           <w:sz w:val="26"/>
           <w:szCs w:val="26"/>
         </w:rPr>
@@ -1933,14 +1781,14 @@
           <w:tab w:val="left" w:pos="3090"/>
         </w:tabs>
         <w:rPr>
-          <w:rFonts w:asciiTheme="minorHAnsi" w:hAnsiTheme="minorHAnsi"/>
-          <w:sz w:val="26"/>
-          <w:szCs w:val="26"/>
-        </w:rPr>
-      </w:pPr>
-      <w:r>
-        <w:rPr>
-          <w:rFonts w:asciiTheme="minorHAnsi" w:hAnsiTheme="minorHAnsi"/>
+          <w:rFonts w:ascii="Verdana" w:hAnsi="Verdana"/>
+          <w:sz w:val="26"/>
+          <w:szCs w:val="26"/>
+        </w:rPr>
+      </w:pPr>
+      <w:r>
+        <w:rPr>
+          <w:rFonts w:ascii="Verdana" w:hAnsi="Verdana"/>
           <w:b/>
           <w:bCs/>
           <w:sz w:val="26"/>
@@ -1950,7 +1798,7 @@
       </w:r>
       <w:r>
         <w:rPr>
-          <w:rFonts w:asciiTheme="minorHAnsi" w:hAnsiTheme="minorHAnsi"/>
+          <w:rFonts w:ascii="Verdana" w:hAnsi="Verdana"/>
           <w:sz w:val="26"/>
           <w:szCs w:val="26"/>
         </w:rPr>
@@ -1968,25 +1816,24 @@
           <w:tab w:val="left" w:pos="3090"/>
         </w:tabs>
         <w:rPr>
-          <w:rFonts w:asciiTheme="minorHAnsi" w:hAnsiTheme="minorHAnsi"/>
-          <w:sz w:val="26"/>
-          <w:szCs w:val="26"/>
-        </w:rPr>
-      </w:pPr>
-      <w:r>
-        <w:rPr>
-          <w:rFonts w:asciiTheme="minorHAnsi" w:hAnsiTheme="minorHAnsi"/>
-          <w:b/>
-          <w:bCs/>
-          <w:sz w:val="26"/>
-          <w:szCs w:val="26"/>
-        </w:rPr>
-        <w:lastRenderedPageBreak/>
+          <w:rFonts w:ascii="Verdana" w:hAnsi="Verdana"/>
+          <w:sz w:val="26"/>
+          <w:szCs w:val="26"/>
+        </w:rPr>
+      </w:pPr>
+      <w:r>
+        <w:rPr>
+          <w:rFonts w:ascii="Verdana" w:hAnsi="Verdana"/>
+          <w:b/>
+          <w:bCs/>
+          <w:sz w:val="26"/>
+          <w:szCs w:val="26"/>
+        </w:rPr>
         <w:t>Future Scope:</w:t>
       </w:r>
       <w:r>
         <w:rPr>
-          <w:rFonts w:asciiTheme="minorHAnsi" w:hAnsiTheme="minorHAnsi"/>
+          <w:rFonts w:ascii="Verdana" w:hAnsi="Verdana"/>
           <w:sz w:val="26"/>
           <w:szCs w:val="26"/>
         </w:rPr>
@@ -1994,49 +1841,25 @@
       </w:r>
       <w:r>
         <w:rPr>
-          <w:rFonts w:asciiTheme="minorHAnsi" w:hAnsiTheme="minorHAnsi"/>
-          <w:sz w:val="26"/>
-          <w:szCs w:val="26"/>
-        </w:rPr>
-        <w:t>The same methodology can be extended to millions of transactions, online e-commerce platforms, and other retail domains. It can be integrated with recommendation systems and real-time billing systems for automated suggestions.</w:t>
-      </w:r>
-    </w:p>
-    <w:p>
-      <w:pPr>
-        <w:pStyle w:val="ListParagraph"/>
-        <w:tabs>
-          <w:tab w:val="left" w:pos="3090"/>
-        </w:tabs>
-        <w:ind w:firstLine="0"/>
-        <w:rPr>
-          <w:rFonts w:asciiTheme="minorHAnsi" w:hAnsiTheme="minorHAnsi"/>
-          <w:b/>
-          <w:bCs/>
-          <w:sz w:val="32"/>
-          <w:szCs w:val="32"/>
-        </w:rPr>
-      </w:pPr>
-    </w:p>
-    <w:p>
-      <w:pPr>
-        <w:pStyle w:val="ListParagraph"/>
-        <w:tabs>
-          <w:tab w:val="left" w:pos="3090"/>
-        </w:tabs>
-        <w:ind w:firstLine="0"/>
-        <w:rPr>
-          <w:rFonts w:asciiTheme="minorHAnsi" w:hAnsiTheme="minorHAnsi"/>
-          <w:b/>
-          <w:bCs/>
-          <w:sz w:val="32"/>
-          <w:szCs w:val="32"/>
-        </w:rPr>
-      </w:pPr>
-    </w:p>
-    <w:p>
-      <w:pPr>
-        <w:rPr>
-          <w:rFonts w:asciiTheme="minorHAnsi" w:hAnsiTheme="minorHAnsi"/>
+          <w:rFonts w:ascii="Verdana" w:hAnsi="Verdana"/>
+          <w:sz w:val="26"/>
+          <w:szCs w:val="26"/>
+        </w:rPr>
+        <w:t>The same methodology can be extended to millions of transactions, online e-commerce platforms, and other retail domains. It can be integrated with recommendation systems and real-time billing systems for automated suggestions</w:t>
+      </w:r>
+      <w:r>
+        <w:rPr>
+          <w:rFonts w:ascii="Verdana" w:hAnsi="Verdana"/>
+          <w:sz w:val="26"/>
+          <w:szCs w:val="26"/>
+        </w:rPr>
+        <w:t>.</w:t>
+      </w:r>
+    </w:p>
+    <w:p>
+      <w:pPr>
+        <w:rPr>
+          <w:rFonts w:ascii="Verdana" w:hAnsi="Verdana"/>
           <w:b/>
           <w:bCs/>
           <w:sz w:val="48"/>
@@ -2046,59 +1869,61 @@
       </w:pPr>
       <w:r>
         <w:rPr>
-          <w:rFonts w:asciiTheme="minorHAnsi" w:hAnsiTheme="minorHAnsi"/>
+          <w:rFonts w:ascii="Verdana" w:hAnsi="Verdana"/>
           <w:b/>
           <w:bCs/>
           <w:sz w:val="48"/>
           <w:szCs w:val="48"/>
           <w:lang w:val="en-US"/>
         </w:rPr>
-        <w:t>CHAPTER 2: LITERATURE REVIEW &amp; DATASET</w:t>
-      </w:r>
-    </w:p>
-    <w:p>
-      <w:pPr>
-        <w:rPr>
-          <w:rFonts w:asciiTheme="minorHAnsi" w:hAnsiTheme="minorHAnsi"/>
-          <w:sz w:val="26"/>
-          <w:szCs w:val="26"/>
+        <w:t>CHAPTE</w:t>
+      </w:r>
+      <w:r>
+        <w:rPr>
+          <w:rFonts w:ascii="Verdana" w:hAnsi="Verdana"/>
+          <w:b/>
+          <w:bCs/>
+          <w:sz w:val="48"/>
+          <w:szCs w:val="48"/>
           <w:lang w:val="en-US"/>
         </w:rPr>
-      </w:pPr>
-      <w:r>
-        <w:rPr>
-          <w:rFonts w:asciiTheme="minorHAnsi" w:hAnsiTheme="minorHAnsi"/>
-          <w:sz w:val="26"/>
-          <w:szCs w:val="26"/>
+        <w:t>R</w:t>
+      </w:r>
+      <w:r>
+        <w:rPr>
+          <w:rFonts w:ascii="Verdana" w:hAnsi="Verdana"/>
+          <w:b/>
+          <w:bCs/>
+          <w:sz w:val="48"/>
+          <w:szCs w:val="48"/>
           <w:lang w:val="en-US"/>
         </w:rPr>
-        <w:t xml:space="preserve">Market Basket Analysis started in 1993 by Agrawal. He gave </w:t>
-      </w:r>
-      <w:proofErr w:type="spellStart"/>
-      <w:r>
-        <w:rPr>
-          <w:rFonts w:asciiTheme="minorHAnsi" w:hAnsiTheme="minorHAnsi"/>
+        <w:t>2:LITERATURE REVIEW &amp; DATASET</w:t>
+      </w:r>
+    </w:p>
+    <w:p>
+      <w:pPr>
+        <w:rPr>
+          <w:rFonts w:ascii="Verdana" w:hAnsi="Verdana"/>
           <w:sz w:val="26"/>
           <w:szCs w:val="26"/>
           <w:lang w:val="en-US"/>
         </w:rPr>
-        <w:t>Apriori</w:t>
-      </w:r>
-      <w:proofErr w:type="spellEnd"/>
-      <w:r>
-        <w:rPr>
-          <w:rFonts w:asciiTheme="minorHAnsi" w:hAnsiTheme="minorHAnsi"/>
+      </w:pPr>
+      <w:r>
+        <w:rPr>
+          <w:rFonts w:ascii="Verdana" w:hAnsi="Verdana"/>
           <w:sz w:val="26"/>
           <w:szCs w:val="26"/>
           <w:lang w:val="en-US"/>
         </w:rPr>
-        <w:t xml:space="preserve"> Algorithm. Main rule: if {Milk, Bread} is frequent, then {Milk} and {Bread} alone must also be frequent. This saves time.</w:t>
-      </w:r>
-    </w:p>
-    <w:p>
-      <w:pPr>
-        <w:rPr>
-          <w:rFonts w:asciiTheme="minorHAnsi" w:hAnsiTheme="minorHAnsi"/>
+        <w:t>Market Basket Analysis started in 1993 by Agrawal. He gave Apriori Algorithm. Main rule: if {Milk, Bread} is frequent, then {Milk} and {Bread} alone must also be frequent. This saves time.</w:t>
+      </w:r>
+    </w:p>
+    <w:p>
+      <w:pPr>
+        <w:rPr>
+          <w:rFonts w:ascii="Verdana" w:hAnsi="Verdana"/>
           <w:sz w:val="32"/>
           <w:szCs w:val="32"/>
           <w:lang w:val="en-US"/>
@@ -2106,7 +1931,7 @@
       </w:pPr>
       <w:r>
         <w:rPr>
-          <w:rFonts w:asciiTheme="minorHAnsi" w:hAnsiTheme="minorHAnsi"/>
+          <w:rFonts w:ascii="Verdana" w:hAnsi="Verdana"/>
           <w:sz w:val="26"/>
           <w:szCs w:val="26"/>
           <w:lang w:val="en-US"/>
@@ -2115,7 +1940,7 @@
       </w:r>
       <w:r>
         <w:rPr>
-          <w:rFonts w:asciiTheme="minorHAnsi" w:hAnsiTheme="minorHAnsi"/>
+          <w:rFonts w:ascii="Verdana" w:hAnsi="Verdana"/>
           <w:sz w:val="32"/>
           <w:szCs w:val="32"/>
           <w:lang w:val="en-US"/>
@@ -2129,6 +1954,7 @@
           <w:tab w:val="left" w:pos="3090"/>
         </w:tabs>
         <w:rPr>
+          <w:rFonts w:ascii="Verdana" w:hAnsi="Verdana"/>
           <w:b/>
           <w:bCs/>
           <w:sz w:val="44"/>
@@ -2138,423 +1964,354 @@
       </w:pPr>
       <w:r>
         <w:rPr>
+          <w:rFonts w:ascii="Verdana" w:hAnsi="Verdana"/>
           <w:b/>
           <w:bCs/>
           <w:sz w:val="44"/>
           <w:szCs w:val="44"/>
           <w:lang w:val="en-US"/>
         </w:rPr>
-        <w:t xml:space="preserve">2.1 What is </w:t>
-      </w:r>
-      <w:proofErr w:type="spellStart"/>
-      <w:r>
-        <w:rPr>
+        <w:t>2.1 What is Apriori Algorithm</w:t>
+      </w:r>
+    </w:p>
+    <w:p>
+      <w:pPr>
+        <w:tabs>
+          <w:tab w:val="left" w:pos="3090"/>
+        </w:tabs>
+        <w:rPr>
+          <w:rFonts w:ascii="Verdana" w:hAnsi="Verdana"/>
+          <w:b/>
+          <w:bCs/>
+          <w:sz w:val="40"/>
+          <w:szCs w:val="40"/>
+        </w:rPr>
+      </w:pPr>
+      <w:r>
+        <w:rPr>
+          <w:rFonts w:ascii="Verdana" w:hAnsi="Verdana"/>
+          <w:b/>
+          <w:bCs/>
+          <w:sz w:val="40"/>
+          <w:szCs w:val="40"/>
+        </w:rPr>
+        <w:t>Definition:</w:t>
+      </w:r>
+    </w:p>
+    <w:p>
+      <w:pPr>
+        <w:tabs>
+          <w:tab w:val="left" w:pos="3090"/>
+        </w:tabs>
+        <w:rPr>
+          <w:rFonts w:ascii="Verdana" w:hAnsi="Verdana"/>
+          <w:sz w:val="26"/>
+          <w:szCs w:val="26"/>
+        </w:rPr>
+      </w:pPr>
+      <w:r>
+        <w:rPr>
+          <w:rFonts w:ascii="Verdana" w:hAnsi="Verdana"/>
+          <w:sz w:val="26"/>
+          <w:szCs w:val="26"/>
+        </w:rPr>
+        <w:lastRenderedPageBreak/>
+        <w:t>Apriori is an algorithm that finds frequent item sets by using an iterative approach where frequent item sets from previous iteration are used to find frequent item sets in next iteration, based on Apriori Property.</w:t>
+      </w:r>
+    </w:p>
+    <w:p>
+      <w:pPr>
+        <w:tabs>
+          <w:tab w:val="left" w:pos="3090"/>
+        </w:tabs>
+        <w:rPr>
+          <w:rFonts w:ascii="Verdana" w:hAnsi="Verdana"/>
+          <w:sz w:val="26"/>
+          <w:szCs w:val="26"/>
+        </w:rPr>
+      </w:pPr>
+      <w:r>
+        <w:rPr>
+          <w:rFonts w:ascii="Verdana" w:hAnsi="Verdana"/>
+          <w:sz w:val="26"/>
+          <w:szCs w:val="26"/>
+        </w:rPr>
+        <w:t>"All non-empty subsets of a frequent itemset must also be frequent."</w:t>
+      </w:r>
+    </w:p>
+    <w:p>
+      <w:pPr>
+        <w:tabs>
+          <w:tab w:val="left" w:pos="3090"/>
+        </w:tabs>
+        <w:rPr>
+          <w:rFonts w:ascii="Verdana" w:hAnsi="Verdana"/>
+          <w:b/>
+          <w:bCs/>
+          <w:sz w:val="40"/>
+          <w:szCs w:val="40"/>
+        </w:rPr>
+      </w:pPr>
+      <w:r>
+        <w:rPr>
+          <w:rFonts w:ascii="Verdana" w:hAnsi="Verdana"/>
+          <w:b/>
+          <w:bCs/>
+          <w:sz w:val="40"/>
+          <w:szCs w:val="40"/>
+        </w:rPr>
+        <w:t>How Apriori Works in Your Project CDACL-005:</w:t>
+      </w:r>
+    </w:p>
+    <w:p>
+      <w:pPr>
+        <w:tabs>
+          <w:tab w:val="left" w:pos="3090"/>
+        </w:tabs>
+        <w:rPr>
+          <w:rFonts w:ascii="Verdana" w:hAnsi="Verdana"/>
+          <w:b/>
+          <w:bCs/>
+          <w:sz w:val="26"/>
+          <w:szCs w:val="26"/>
+        </w:rPr>
+      </w:pPr>
+      <w:r>
+        <w:rPr>
+          <w:rFonts w:ascii="Verdana" w:hAnsi="Verdana"/>
+          <w:b/>
+          <w:bCs/>
+          <w:sz w:val="26"/>
+          <w:szCs w:val="26"/>
+        </w:rPr>
+        <w:t>Step 1: Set Minimum Support = 0.02</w:t>
+      </w:r>
+    </w:p>
+    <w:p>
+      <w:pPr>
+        <w:tabs>
+          <w:tab w:val="left" w:pos="3090"/>
+        </w:tabs>
+        <w:rPr>
+          <w:rFonts w:ascii="Verdana" w:hAnsi="Verdana"/>
+          <w:sz w:val="26"/>
+          <w:szCs w:val="26"/>
+        </w:rPr>
+      </w:pPr>
+      <w:r>
+        <w:rPr>
+          <w:rFonts w:ascii="Verdana" w:hAnsi="Verdana"/>
+          <w:sz w:val="26"/>
+          <w:szCs w:val="26"/>
+        </w:rPr>
+        <w:t>Means an item must appear in at least 2% of 39,000 = 780 bills to be considered frequent.</w:t>
+      </w:r>
+    </w:p>
+    <w:p>
+      <w:pPr>
+        <w:tabs>
+          <w:tab w:val="left" w:pos="3090"/>
+        </w:tabs>
+        <w:rPr>
+          <w:rFonts w:ascii="Verdana" w:hAnsi="Verdana"/>
+          <w:b/>
+          <w:bCs/>
+          <w:sz w:val="26"/>
+          <w:szCs w:val="26"/>
+        </w:rPr>
+      </w:pPr>
+      <w:r>
+        <w:rPr>
+          <w:rFonts w:ascii="Verdana" w:hAnsi="Verdana"/>
+          <w:b/>
+          <w:bCs/>
+          <w:sz w:val="26"/>
+          <w:szCs w:val="26"/>
+        </w:rPr>
+        <w:t>Step 2: Find Frequent 1-Itemsets</w:t>
+      </w:r>
+    </w:p>
+    <w:p>
+      <w:pPr>
+        <w:tabs>
+          <w:tab w:val="left" w:pos="3090"/>
+        </w:tabs>
+        <w:rPr>
+          <w:rFonts w:ascii="Verdana" w:hAnsi="Verdana"/>
+          <w:sz w:val="26"/>
+          <w:szCs w:val="26"/>
+        </w:rPr>
+      </w:pPr>
+      <w:r>
+        <w:rPr>
+          <w:rFonts w:ascii="Verdana" w:hAnsi="Verdana"/>
+          <w:sz w:val="26"/>
+          <w:szCs w:val="26"/>
+        </w:rPr>
+        <w:t>Scan the (39000, 51) matrix and count support for each of 51 products. Keep only those with support &gt;= 0.02.</w:t>
+      </w:r>
+    </w:p>
+    <w:p>
+      <w:pPr>
+        <w:tabs>
+          <w:tab w:val="left" w:pos="3090"/>
+        </w:tabs>
+        <w:rPr>
+          <w:rFonts w:ascii="Verdana" w:hAnsi="Verdana"/>
+          <w:b/>
+          <w:bCs/>
+          <w:sz w:val="26"/>
+          <w:szCs w:val="26"/>
+        </w:rPr>
+      </w:pPr>
+      <w:r>
+        <w:rPr>
+          <w:rFonts w:ascii="Verdana" w:hAnsi="Verdana"/>
+          <w:b/>
+          <w:bCs/>
+          <w:sz w:val="26"/>
+          <w:szCs w:val="26"/>
+        </w:rPr>
+        <w:t>Step 3: Find Frequent 2-Itemsets</w:t>
+      </w:r>
+    </w:p>
+    <w:p>
+      <w:pPr>
+        <w:tabs>
+          <w:tab w:val="left" w:pos="3090"/>
+        </w:tabs>
+        <w:rPr>
+          <w:rFonts w:ascii="Verdana" w:hAnsi="Verdana"/>
+          <w:sz w:val="26"/>
+          <w:szCs w:val="26"/>
+        </w:rPr>
+      </w:pPr>
+      <w:r>
+        <w:rPr>
+          <w:rFonts w:ascii="Verdana" w:hAnsi="Verdana"/>
+          <w:sz w:val="26"/>
+          <w:szCs w:val="26"/>
+        </w:rPr>
+        <w:t>Join frequent 1-itemsets to make pairs like {Milk, Bread}. Scan again, keep pairs with support &gt;= 0.02.</w:t>
+      </w:r>
+    </w:p>
+    <w:p>
+      <w:pPr>
+        <w:tabs>
+          <w:tab w:val="left" w:pos="3090"/>
+        </w:tabs>
+        <w:rPr>
+          <w:rFonts w:ascii="Verdana" w:hAnsi="Verdana"/>
+          <w:b/>
+          <w:bCs/>
+          <w:sz w:val="26"/>
+          <w:szCs w:val="26"/>
+        </w:rPr>
+      </w:pPr>
+      <w:r>
+        <w:rPr>
+          <w:rFonts w:ascii="Verdana" w:hAnsi="Verdana"/>
+          <w:b/>
+          <w:bCs/>
+          <w:sz w:val="26"/>
+          <w:szCs w:val="26"/>
+        </w:rPr>
+        <w:t>Step 4: Repeat for 3-Itemsets, 4-Itemsets...</w:t>
+      </w:r>
+    </w:p>
+    <w:p>
+      <w:pPr>
+        <w:tabs>
+          <w:tab w:val="left" w:pos="3090"/>
+        </w:tabs>
+        <w:rPr>
+          <w:rFonts w:ascii="Verdana" w:hAnsi="Verdana"/>
+          <w:sz w:val="26"/>
+          <w:szCs w:val="26"/>
+        </w:rPr>
+      </w:pPr>
+      <w:r>
+        <w:rPr>
+          <w:rFonts w:ascii="Verdana" w:hAnsi="Verdana"/>
+          <w:sz w:val="26"/>
+          <w:szCs w:val="26"/>
+        </w:rPr>
+        <w:t>Continue until no more frequent item sets can be found.</w:t>
+      </w:r>
+    </w:p>
+    <w:p>
+      <w:pPr>
+        <w:tabs>
+          <w:tab w:val="left" w:pos="3090"/>
+        </w:tabs>
+        <w:rPr>
+          <w:rFonts w:ascii="Verdana" w:hAnsi="Verdana"/>
+          <w:b/>
+          <w:bCs/>
+          <w:sz w:val="26"/>
+          <w:szCs w:val="26"/>
+        </w:rPr>
+      </w:pPr>
+      <w:r>
+        <w:rPr>
+          <w:rFonts w:ascii="Verdana" w:hAnsi="Verdana"/>
+          <w:b/>
+          <w:bCs/>
+          <w:sz w:val="26"/>
+          <w:szCs w:val="26"/>
+        </w:rPr>
+        <w:t>Step 5: Generate Association Rules</w:t>
+      </w:r>
+    </w:p>
+    <w:p>
+      <w:pPr>
+        <w:tabs>
+          <w:tab w:val="left" w:pos="3090"/>
+        </w:tabs>
+        <w:rPr>
+          <w:rFonts w:ascii="Verdana" w:hAnsi="Verdana"/>
+          <w:sz w:val="26"/>
+          <w:szCs w:val="26"/>
+        </w:rPr>
+      </w:pPr>
+      <w:r>
+        <w:rPr>
+          <w:rFonts w:ascii="Verdana" w:hAnsi="Verdana"/>
+          <w:sz w:val="26"/>
+          <w:szCs w:val="26"/>
+        </w:rPr>
+        <w:t>From frequent item sets, generate rules like Milk -&gt; Bread using metrics:</w:t>
+      </w:r>
+    </w:p>
+    <w:p>
+      <w:pPr>
+        <w:tabs>
+          <w:tab w:val="left" w:pos="3090"/>
+        </w:tabs>
+        <w:rPr>
+          <w:rFonts w:ascii="Verdana" w:hAnsi="Verdana"/>
+          <w:sz w:val="32"/>
+          <w:szCs w:val="32"/>
+        </w:rPr>
+      </w:pPr>
+    </w:p>
+    <w:p>
+      <w:pPr>
+        <w:tabs>
+          <w:tab w:val="left" w:pos="3090"/>
+        </w:tabs>
+        <w:rPr>
+          <w:rFonts w:ascii="Verdana" w:hAnsi="Verdana"/>
           <w:b/>
           <w:bCs/>
           <w:sz w:val="44"/>
           <w:szCs w:val="44"/>
           <w:lang w:val="en-US"/>
         </w:rPr>
-        <w:t>Apriori</w:t>
-      </w:r>
-      <w:proofErr w:type="spellEnd"/>
-      <w:r>
-        <w:rPr>
-          <w:b/>
-          <w:bCs/>
-          <w:sz w:val="44"/>
-          <w:szCs w:val="44"/>
-          <w:lang w:val="en-US"/>
-        </w:rPr>
-        <w:t xml:space="preserve"> Algorithm</w:t>
-      </w:r>
-    </w:p>
-    <w:p>
-      <w:pPr>
-        <w:tabs>
-          <w:tab w:val="left" w:pos="3090"/>
-        </w:tabs>
-        <w:rPr>
-          <w:rFonts w:asciiTheme="minorHAnsi" w:hAnsiTheme="minorHAnsi"/>
-          <w:b/>
-          <w:bCs/>
-          <w:sz w:val="40"/>
-          <w:szCs w:val="40"/>
-        </w:rPr>
-      </w:pPr>
-      <w:r>
-        <w:rPr>
-          <w:rFonts w:asciiTheme="minorHAnsi" w:hAnsiTheme="minorHAnsi"/>
-          <w:b/>
-          <w:bCs/>
-          <w:sz w:val="40"/>
-          <w:szCs w:val="40"/>
-        </w:rPr>
-        <w:t>Definition:</w:t>
-      </w:r>
-    </w:p>
-    <w:p>
-      <w:pPr>
-        <w:tabs>
-          <w:tab w:val="left" w:pos="3090"/>
-        </w:tabs>
-        <w:rPr>
-          <w:rFonts w:asciiTheme="minorHAnsi" w:hAnsiTheme="minorHAnsi"/>
-          <w:sz w:val="26"/>
-          <w:szCs w:val="26"/>
-        </w:rPr>
-      </w:pPr>
-      <w:proofErr w:type="spellStart"/>
-      <w:r>
-        <w:rPr>
-          <w:rFonts w:asciiTheme="minorHAnsi" w:hAnsiTheme="minorHAnsi"/>
-          <w:sz w:val="26"/>
-          <w:szCs w:val="26"/>
-        </w:rPr>
-        <w:t>Apriori</w:t>
-      </w:r>
-      <w:proofErr w:type="spellEnd"/>
-      <w:r>
-        <w:rPr>
-          <w:rFonts w:asciiTheme="minorHAnsi" w:hAnsiTheme="minorHAnsi"/>
-          <w:sz w:val="26"/>
-          <w:szCs w:val="26"/>
-        </w:rPr>
-        <w:t xml:space="preserve"> is an algorithm that finds frequent item sets by using an iterative approach where frequent item sets from previous iteration are used to find frequent item sets in next iteration, based on </w:t>
-      </w:r>
-      <w:proofErr w:type="spellStart"/>
-      <w:r>
-        <w:rPr>
-          <w:rFonts w:asciiTheme="minorHAnsi" w:hAnsiTheme="minorHAnsi"/>
-          <w:sz w:val="26"/>
-          <w:szCs w:val="26"/>
-        </w:rPr>
-        <w:t>Apriori</w:t>
-      </w:r>
-      <w:proofErr w:type="spellEnd"/>
-      <w:r>
-        <w:rPr>
-          <w:rFonts w:asciiTheme="minorHAnsi" w:hAnsiTheme="minorHAnsi"/>
-          <w:sz w:val="26"/>
-          <w:szCs w:val="26"/>
-        </w:rPr>
-        <w:t xml:space="preserve"> Property.</w:t>
-      </w:r>
-    </w:p>
-    <w:p>
-      <w:pPr>
-        <w:tabs>
-          <w:tab w:val="left" w:pos="3090"/>
-        </w:tabs>
-        <w:rPr>
-          <w:rFonts w:asciiTheme="minorHAnsi" w:hAnsiTheme="minorHAnsi"/>
-          <w:sz w:val="26"/>
-          <w:szCs w:val="26"/>
-        </w:rPr>
-      </w:pPr>
-      <w:r>
-        <w:rPr>
-          <w:rFonts w:asciiTheme="minorHAnsi" w:hAnsiTheme="minorHAnsi"/>
-          <w:sz w:val="26"/>
-          <w:szCs w:val="26"/>
-        </w:rPr>
-        <w:t>"All non-empty subsets of a frequent itemset must also be frequent."</w:t>
-      </w:r>
-    </w:p>
-    <w:p>
-      <w:pPr>
-        <w:tabs>
-          <w:tab w:val="left" w:pos="3090"/>
-        </w:tabs>
-        <w:rPr>
-          <w:rFonts w:asciiTheme="minorHAnsi" w:hAnsiTheme="minorHAnsi"/>
-          <w:b/>
-          <w:bCs/>
-          <w:sz w:val="40"/>
-          <w:szCs w:val="40"/>
-        </w:rPr>
-      </w:pPr>
-      <w:r>
-        <w:rPr>
-          <w:rFonts w:asciiTheme="minorHAnsi" w:hAnsiTheme="minorHAnsi"/>
-          <w:b/>
-          <w:bCs/>
-          <w:sz w:val="40"/>
-          <w:szCs w:val="40"/>
-        </w:rPr>
-        <w:t xml:space="preserve">How </w:t>
-      </w:r>
-      <w:proofErr w:type="spellStart"/>
-      <w:r>
-        <w:rPr>
-          <w:rFonts w:asciiTheme="minorHAnsi" w:hAnsiTheme="minorHAnsi"/>
-          <w:b/>
-          <w:bCs/>
-          <w:sz w:val="40"/>
-          <w:szCs w:val="40"/>
-        </w:rPr>
-        <w:t>Apriori</w:t>
-      </w:r>
-      <w:proofErr w:type="spellEnd"/>
-      <w:r>
-        <w:rPr>
-          <w:rFonts w:asciiTheme="minorHAnsi" w:hAnsiTheme="minorHAnsi"/>
-          <w:b/>
-          <w:bCs/>
-          <w:sz w:val="40"/>
-          <w:szCs w:val="40"/>
-        </w:rPr>
-        <w:t xml:space="preserve"> Works in Your Project CDACL-005:</w:t>
-      </w:r>
-    </w:p>
-    <w:p>
-      <w:pPr>
-        <w:tabs>
-          <w:tab w:val="left" w:pos="3090"/>
-        </w:tabs>
-        <w:rPr>
-          <w:rFonts w:asciiTheme="minorHAnsi" w:hAnsiTheme="minorHAnsi"/>
-          <w:b/>
-          <w:bCs/>
-          <w:sz w:val="26"/>
-          <w:szCs w:val="26"/>
-        </w:rPr>
-      </w:pPr>
-      <w:r>
-        <w:rPr>
-          <w:rFonts w:asciiTheme="minorHAnsi" w:hAnsiTheme="minorHAnsi"/>
-          <w:b/>
-          <w:bCs/>
-          <w:sz w:val="26"/>
-          <w:szCs w:val="26"/>
-        </w:rPr>
-        <w:t>Step 1: Set Minimum Support = 0.02</w:t>
-      </w:r>
-    </w:p>
-    <w:p>
-      <w:pPr>
-        <w:tabs>
-          <w:tab w:val="left" w:pos="3090"/>
-        </w:tabs>
-        <w:rPr>
-          <w:rFonts w:asciiTheme="minorHAnsi" w:hAnsiTheme="minorHAnsi"/>
-          <w:sz w:val="26"/>
-          <w:szCs w:val="26"/>
-        </w:rPr>
-      </w:pPr>
-      <w:r>
-        <w:rPr>
-          <w:rFonts w:asciiTheme="minorHAnsi" w:hAnsiTheme="minorHAnsi"/>
-          <w:sz w:val="26"/>
-          <w:szCs w:val="26"/>
-        </w:rPr>
-        <w:t>Means an item must appear in at least 2% of 39,000 = 780 bills to be considered frequent.</w:t>
-      </w:r>
-    </w:p>
-    <w:p>
-      <w:pPr>
-        <w:tabs>
-          <w:tab w:val="left" w:pos="3090"/>
-        </w:tabs>
-        <w:rPr>
-          <w:rFonts w:asciiTheme="minorHAnsi" w:hAnsiTheme="minorHAnsi"/>
-          <w:b/>
-          <w:bCs/>
-          <w:sz w:val="26"/>
-          <w:szCs w:val="26"/>
-        </w:rPr>
-      </w:pPr>
-      <w:r>
-        <w:rPr>
-          <w:rFonts w:asciiTheme="minorHAnsi" w:hAnsiTheme="minorHAnsi"/>
-          <w:b/>
-          <w:bCs/>
-          <w:sz w:val="26"/>
-          <w:szCs w:val="26"/>
-        </w:rPr>
-        <w:t>Step 2: Find Frequent 1-Itemsets</w:t>
-      </w:r>
-    </w:p>
-    <w:p>
-      <w:pPr>
-        <w:tabs>
-          <w:tab w:val="left" w:pos="3090"/>
-        </w:tabs>
-        <w:rPr>
-          <w:rFonts w:asciiTheme="minorHAnsi" w:hAnsiTheme="minorHAnsi"/>
-          <w:sz w:val="26"/>
-          <w:szCs w:val="26"/>
-        </w:rPr>
-      </w:pPr>
-      <w:r>
-        <w:rPr>
-          <w:rFonts w:asciiTheme="minorHAnsi" w:hAnsiTheme="minorHAnsi"/>
-          <w:sz w:val="26"/>
-          <w:szCs w:val="26"/>
-        </w:rPr>
-        <w:t>Scan the (39000, 51) matrix and count support for each of 51 products. Keep only those with support &gt;= 0.02.</w:t>
-      </w:r>
-    </w:p>
-    <w:p>
-      <w:pPr>
-        <w:tabs>
-          <w:tab w:val="left" w:pos="3090"/>
-        </w:tabs>
-        <w:rPr>
-          <w:rFonts w:asciiTheme="minorHAnsi" w:hAnsiTheme="minorHAnsi"/>
-          <w:b/>
-          <w:bCs/>
-          <w:sz w:val="26"/>
-          <w:szCs w:val="26"/>
-        </w:rPr>
-      </w:pPr>
-      <w:r>
-        <w:rPr>
-          <w:rFonts w:asciiTheme="minorHAnsi" w:hAnsiTheme="minorHAnsi"/>
-          <w:b/>
-          <w:bCs/>
-          <w:sz w:val="26"/>
-          <w:szCs w:val="26"/>
-        </w:rPr>
-        <w:t>Step 3: Find Frequent 2-Itemsets</w:t>
-      </w:r>
-    </w:p>
-    <w:p>
-      <w:pPr>
-        <w:tabs>
-          <w:tab w:val="left" w:pos="3090"/>
-        </w:tabs>
-        <w:rPr>
-          <w:rFonts w:asciiTheme="minorHAnsi" w:hAnsiTheme="minorHAnsi"/>
-          <w:sz w:val="26"/>
-          <w:szCs w:val="26"/>
-        </w:rPr>
-      </w:pPr>
-      <w:r>
-        <w:rPr>
-          <w:rFonts w:asciiTheme="minorHAnsi" w:hAnsiTheme="minorHAnsi"/>
-          <w:sz w:val="26"/>
-          <w:szCs w:val="26"/>
-        </w:rPr>
-        <w:t>Join frequent 1-itemsets to make pairs like {Milk, Bread}. Scan again, keep pairs with support &gt;= 0.02.</w:t>
-      </w:r>
-    </w:p>
-    <w:p>
-      <w:pPr>
-        <w:tabs>
-          <w:tab w:val="left" w:pos="3090"/>
-        </w:tabs>
-        <w:rPr>
-          <w:rFonts w:asciiTheme="minorHAnsi" w:hAnsiTheme="minorHAnsi"/>
-          <w:b/>
-          <w:bCs/>
-          <w:sz w:val="26"/>
-          <w:szCs w:val="26"/>
-        </w:rPr>
-      </w:pPr>
-      <w:r>
-        <w:rPr>
-          <w:rFonts w:asciiTheme="minorHAnsi" w:hAnsiTheme="minorHAnsi"/>
-          <w:b/>
-          <w:bCs/>
-          <w:sz w:val="26"/>
-          <w:szCs w:val="26"/>
-        </w:rPr>
-        <w:t>Step 4: Repeat for 3-Itemsets, 4-Itemsets...</w:t>
-      </w:r>
-    </w:p>
-    <w:p>
-      <w:pPr>
-        <w:tabs>
-          <w:tab w:val="left" w:pos="3090"/>
-        </w:tabs>
-        <w:rPr>
-          <w:rFonts w:asciiTheme="minorHAnsi" w:hAnsiTheme="minorHAnsi"/>
-          <w:sz w:val="26"/>
-          <w:szCs w:val="26"/>
-        </w:rPr>
-      </w:pPr>
-      <w:r>
-        <w:rPr>
-          <w:rFonts w:asciiTheme="minorHAnsi" w:hAnsiTheme="minorHAnsi"/>
-          <w:sz w:val="26"/>
-          <w:szCs w:val="26"/>
-        </w:rPr>
-        <w:t>Continue until no more frequent item sets can be found.</w:t>
-      </w:r>
-    </w:p>
-    <w:p>
-      <w:pPr>
-        <w:tabs>
-          <w:tab w:val="left" w:pos="3090"/>
-        </w:tabs>
-        <w:rPr>
-          <w:rFonts w:asciiTheme="minorHAnsi" w:hAnsiTheme="minorHAnsi"/>
-          <w:b/>
-          <w:bCs/>
-          <w:sz w:val="26"/>
-          <w:szCs w:val="26"/>
-        </w:rPr>
-      </w:pPr>
-      <w:r>
-        <w:rPr>
-          <w:rFonts w:asciiTheme="minorHAnsi" w:hAnsiTheme="minorHAnsi"/>
-          <w:b/>
-          <w:bCs/>
-          <w:sz w:val="26"/>
-          <w:szCs w:val="26"/>
-        </w:rPr>
-        <w:t>Step 5: Generate Association Rules</w:t>
-      </w:r>
-    </w:p>
-    <w:p>
-      <w:pPr>
-        <w:tabs>
-          <w:tab w:val="left" w:pos="3090"/>
-        </w:tabs>
-        <w:rPr>
-          <w:rFonts w:asciiTheme="minorHAnsi" w:hAnsiTheme="minorHAnsi"/>
-          <w:sz w:val="26"/>
-          <w:szCs w:val="26"/>
-        </w:rPr>
-      </w:pPr>
-      <w:r>
-        <w:rPr>
-          <w:rFonts w:asciiTheme="minorHAnsi" w:hAnsiTheme="minorHAnsi"/>
-          <w:sz w:val="26"/>
-          <w:szCs w:val="26"/>
-        </w:rPr>
-        <w:lastRenderedPageBreak/>
-        <w:t>From frequent item sets, generate rules like Milk -&gt; Bread using metrics:</w:t>
-      </w:r>
-    </w:p>
-    <w:p>
-      <w:pPr>
-        <w:tabs>
-          <w:tab w:val="left" w:pos="3090"/>
-        </w:tabs>
-        <w:rPr>
-          <w:rFonts w:asciiTheme="minorHAnsi" w:hAnsiTheme="minorHAnsi"/>
-          <w:sz w:val="32"/>
-          <w:szCs w:val="32"/>
-        </w:rPr>
-      </w:pPr>
-    </w:p>
-    <w:p>
-      <w:pPr>
-        <w:tabs>
-          <w:tab w:val="left" w:pos="3090"/>
-        </w:tabs>
-        <w:rPr>
-          <w:b/>
-          <w:bCs/>
-          <w:sz w:val="44"/>
-          <w:szCs w:val="44"/>
-          <w:lang w:val="en-US"/>
-        </w:rPr>
-      </w:pPr>
-      <w:r>
-        <w:rPr>
+      </w:pPr>
+      <w:r>
+        <w:rPr>
+          <w:rFonts w:ascii="Verdana" w:hAnsi="Verdana"/>
           <w:b/>
           <w:bCs/>
           <w:sz w:val="44"/>
@@ -2572,8 +2329,8 @@
         <w:tblLook w:val="04A0" w:firstRow="1" w:lastRow="0" w:firstColumn="1" w:lastColumn="0" w:noHBand="0" w:noVBand="1"/>
       </w:tblPr>
       <w:tblGrid>
-        <w:gridCol w:w="3404"/>
-        <w:gridCol w:w="7057"/>
+        <w:gridCol w:w="3424"/>
+        <w:gridCol w:w="7037"/>
       </w:tblGrid>
       <w:tr>
         <w:tc>
@@ -2587,7 +2344,7 @@
               </w:tabs>
               <w:ind w:left="0" w:firstLine="0"/>
               <w:rPr>
-                <w:rFonts w:asciiTheme="minorHAnsi" w:hAnsiTheme="minorHAnsi"/>
+                <w:rFonts w:ascii="Verdana" w:hAnsi="Verdana"/>
                 <w:b/>
                 <w:bCs/>
                 <w:sz w:val="44"/>
@@ -2596,7 +2353,7 @@
             </w:pPr>
             <w:r>
               <w:rPr>
-                <w:rFonts w:asciiTheme="minorHAnsi" w:hAnsiTheme="minorHAnsi"/>
+                <w:rFonts w:ascii="Verdana" w:hAnsi="Verdana"/>
                 <w:b/>
                 <w:bCs/>
                 <w:sz w:val="44"/>
@@ -2617,7 +2374,7 @@
               </w:tabs>
               <w:ind w:left="0" w:firstLine="0"/>
               <w:rPr>
-                <w:rFonts w:asciiTheme="minorHAnsi" w:hAnsiTheme="minorHAnsi"/>
+                <w:rFonts w:ascii="Verdana" w:hAnsi="Verdana"/>
                 <w:b/>
                 <w:bCs/>
                 <w:sz w:val="44"/>
@@ -2626,7 +2383,7 @@
             </w:pPr>
             <w:r>
               <w:rPr>
-                <w:rFonts w:asciiTheme="minorHAnsi" w:hAnsiTheme="minorHAnsi"/>
+                <w:rFonts w:ascii="Verdana" w:hAnsi="Verdana"/>
                 <w:b/>
                 <w:bCs/>
                 <w:sz w:val="44"/>
@@ -2652,14 +2409,14 @@
               </w:tabs>
               <w:ind w:left="0" w:firstLine="0"/>
               <w:rPr>
-                <w:rFonts w:asciiTheme="minorHAnsi" w:hAnsiTheme="minorHAnsi"/>
+                <w:rFonts w:ascii="Verdana" w:hAnsi="Verdana"/>
                 <w:sz w:val="32"/>
                 <w:szCs w:val="32"/>
               </w:rPr>
             </w:pPr>
             <w:r>
               <w:rPr>
-                <w:rFonts w:asciiTheme="minorHAnsi" w:hAnsiTheme="minorHAnsi"/>
+                <w:rFonts w:ascii="Verdana" w:hAnsi="Verdana"/>
                 <w:sz w:val="32"/>
                 <w:szCs w:val="32"/>
               </w:rPr>
@@ -2678,14 +2435,14 @@
               </w:tabs>
               <w:ind w:left="0" w:firstLine="0"/>
               <w:rPr>
-                <w:rFonts w:asciiTheme="minorHAnsi" w:hAnsiTheme="minorHAnsi"/>
+                <w:rFonts w:ascii="Verdana" w:hAnsi="Verdana"/>
                 <w:sz w:val="32"/>
                 <w:szCs w:val="32"/>
               </w:rPr>
             </w:pPr>
             <w:r>
               <w:rPr>
-                <w:rFonts w:asciiTheme="minorHAnsi" w:hAnsiTheme="minorHAnsi"/>
+                <w:rFonts w:ascii="Verdana" w:hAnsi="Verdana"/>
                 <w:sz w:val="32"/>
                 <w:szCs w:val="32"/>
               </w:rPr>
@@ -2693,7 +2450,7 @@
             </w:r>
             <w:r>
               <w:rPr>
-                <w:rFonts w:asciiTheme="minorHAnsi" w:hAnsiTheme="minorHAnsi"/>
+                <w:rFonts w:ascii="Verdana" w:hAnsi="Verdana"/>
                 <w:sz w:val="32"/>
                 <w:szCs w:val="32"/>
               </w:rPr>
@@ -2717,14 +2474,14 @@
               </w:tabs>
               <w:ind w:left="0" w:firstLine="0"/>
               <w:rPr>
-                <w:rFonts w:asciiTheme="minorHAnsi" w:hAnsiTheme="minorHAnsi"/>
+                <w:rFonts w:ascii="Verdana" w:hAnsi="Verdana"/>
                 <w:sz w:val="32"/>
                 <w:szCs w:val="32"/>
               </w:rPr>
             </w:pPr>
             <w:r>
               <w:rPr>
-                <w:rFonts w:asciiTheme="minorHAnsi" w:hAnsiTheme="minorHAnsi"/>
+                <w:rFonts w:ascii="Verdana" w:hAnsi="Verdana"/>
                 <w:sz w:val="32"/>
                 <w:szCs w:val="32"/>
               </w:rPr>
@@ -2743,14 +2500,14 @@
               </w:tabs>
               <w:ind w:left="0" w:firstLine="0"/>
               <w:rPr>
-                <w:rFonts w:asciiTheme="minorHAnsi" w:hAnsiTheme="minorHAnsi"/>
+                <w:rFonts w:ascii="Verdana" w:hAnsi="Verdana"/>
                 <w:sz w:val="32"/>
                 <w:szCs w:val="32"/>
               </w:rPr>
             </w:pPr>
             <w:r>
               <w:rPr>
-                <w:rFonts w:asciiTheme="minorHAnsi" w:hAnsiTheme="minorHAnsi"/>
+                <w:rFonts w:ascii="Verdana" w:hAnsi="Verdana"/>
                 <w:sz w:val="32"/>
                 <w:szCs w:val="32"/>
               </w:rPr>
@@ -2771,34 +2528,19 @@
               </w:tabs>
               <w:ind w:left="0" w:firstLine="0"/>
               <w:rPr>
-                <w:rFonts w:asciiTheme="minorHAnsi" w:hAnsiTheme="minorHAnsi"/>
+                <w:rFonts w:ascii="Verdana" w:hAnsi="Verdana"/>
                 <w:sz w:val="32"/>
                 <w:szCs w:val="32"/>
               </w:rPr>
             </w:pPr>
             <w:r>
               <w:rPr>
-                <w:rFonts w:asciiTheme="minorHAnsi" w:hAnsiTheme="minorHAnsi"/>
+                <w:rFonts w:ascii="Verdana" w:hAnsi="Verdana"/>
                 <w:sz w:val="32"/>
                 <w:szCs w:val="32"/>
               </w:rPr>
-              <w:t>Total</w:t>
-            </w:r>
-            <w:r>
-              <w:rPr>
-                <w:rFonts w:asciiTheme="minorHAnsi" w:hAnsiTheme="minorHAnsi"/>
-                <w:sz w:val="32"/>
-                <w:szCs w:val="32"/>
-              </w:rPr>
-              <w:t xml:space="preserve"> </w:t>
-            </w:r>
-            <w:r>
-              <w:rPr>
-                <w:rFonts w:asciiTheme="minorHAnsi" w:hAnsiTheme="minorHAnsi"/>
-                <w:sz w:val="32"/>
-                <w:szCs w:val="32"/>
-              </w:rPr>
-              <w:t>Transactions (Rows)</w:t>
+              <w:lastRenderedPageBreak/>
+              <w:t>Total Transactions (Rows)</w:t>
             </w:r>
           </w:p>
         </w:tc>
@@ -2813,14 +2555,14 @@
               </w:tabs>
               <w:ind w:left="0" w:firstLine="0"/>
               <w:rPr>
-                <w:rFonts w:asciiTheme="minorHAnsi" w:hAnsiTheme="minorHAnsi"/>
+                <w:rFonts w:ascii="Verdana" w:hAnsi="Verdana"/>
                 <w:sz w:val="32"/>
                 <w:szCs w:val="32"/>
               </w:rPr>
             </w:pPr>
             <w:r>
               <w:rPr>
-                <w:rFonts w:asciiTheme="minorHAnsi" w:hAnsiTheme="minorHAnsi"/>
+                <w:rFonts w:ascii="Verdana" w:hAnsi="Verdana"/>
                 <w:sz w:val="32"/>
                 <w:szCs w:val="32"/>
               </w:rPr>
@@ -2841,14 +2583,14 @@
               </w:tabs>
               <w:ind w:left="0" w:firstLine="0"/>
               <w:rPr>
-                <w:rFonts w:asciiTheme="minorHAnsi" w:hAnsiTheme="minorHAnsi"/>
+                <w:rFonts w:ascii="Verdana" w:hAnsi="Verdana"/>
                 <w:sz w:val="32"/>
                 <w:szCs w:val="32"/>
               </w:rPr>
             </w:pPr>
             <w:r>
               <w:rPr>
-                <w:rFonts w:asciiTheme="minorHAnsi" w:hAnsiTheme="minorHAnsi"/>
+                <w:rFonts w:ascii="Verdana" w:hAnsi="Verdana"/>
                 <w:sz w:val="32"/>
                 <w:szCs w:val="32"/>
               </w:rPr>
@@ -2867,14 +2609,14 @@
               </w:tabs>
               <w:ind w:left="0" w:firstLine="0"/>
               <w:rPr>
-                <w:rFonts w:asciiTheme="minorHAnsi" w:hAnsiTheme="minorHAnsi"/>
+                <w:rFonts w:ascii="Verdana" w:hAnsi="Verdana"/>
                 <w:sz w:val="32"/>
                 <w:szCs w:val="32"/>
               </w:rPr>
             </w:pPr>
             <w:r>
               <w:rPr>
-                <w:rFonts w:asciiTheme="minorHAnsi" w:hAnsiTheme="minorHAnsi"/>
+                <w:rFonts w:ascii="Verdana" w:hAnsi="Verdana"/>
                 <w:sz w:val="32"/>
                 <w:szCs w:val="32"/>
               </w:rPr>
@@ -2895,14 +2637,14 @@
               </w:tabs>
               <w:ind w:left="0" w:firstLine="0"/>
               <w:rPr>
-                <w:rFonts w:asciiTheme="minorHAnsi" w:hAnsiTheme="minorHAnsi"/>
+                <w:rFonts w:ascii="Verdana" w:hAnsi="Verdana"/>
                 <w:sz w:val="32"/>
                 <w:szCs w:val="32"/>
               </w:rPr>
             </w:pPr>
             <w:r>
               <w:rPr>
-                <w:rFonts w:asciiTheme="minorHAnsi" w:hAnsiTheme="minorHAnsi"/>
+                <w:rFonts w:ascii="Verdana" w:hAnsi="Verdana"/>
                 <w:sz w:val="32"/>
                 <w:szCs w:val="32"/>
               </w:rPr>
@@ -2921,14 +2663,14 @@
               </w:tabs>
               <w:ind w:left="0" w:firstLine="0"/>
               <w:rPr>
-                <w:rFonts w:asciiTheme="minorHAnsi" w:hAnsiTheme="minorHAnsi"/>
+                <w:rFonts w:ascii="Verdana" w:hAnsi="Verdana"/>
                 <w:sz w:val="32"/>
                 <w:szCs w:val="32"/>
               </w:rPr>
             </w:pPr>
             <w:r>
               <w:rPr>
-                <w:rFonts w:asciiTheme="minorHAnsi" w:hAnsiTheme="minorHAnsi"/>
+                <w:rFonts w:ascii="Verdana" w:hAnsi="Verdana"/>
                 <w:sz w:val="32"/>
                 <w:szCs w:val="32"/>
               </w:rPr>
@@ -2949,14 +2691,14 @@
               </w:tabs>
               <w:ind w:left="0" w:firstLine="0"/>
               <w:rPr>
-                <w:rFonts w:asciiTheme="minorHAnsi" w:hAnsiTheme="minorHAnsi"/>
+                <w:rFonts w:ascii="Verdana" w:hAnsi="Verdana"/>
                 <w:sz w:val="32"/>
                 <w:szCs w:val="32"/>
               </w:rPr>
             </w:pPr>
             <w:r>
               <w:rPr>
-                <w:rFonts w:asciiTheme="minorHAnsi" w:hAnsiTheme="minorHAnsi"/>
+                <w:rFonts w:ascii="Verdana" w:hAnsi="Verdana"/>
                 <w:sz w:val="32"/>
                 <w:szCs w:val="32"/>
               </w:rPr>
@@ -2975,14 +2717,14 @@
               </w:tabs>
               <w:ind w:left="0" w:firstLine="0"/>
               <w:rPr>
-                <w:rFonts w:asciiTheme="minorHAnsi" w:hAnsiTheme="minorHAnsi"/>
+                <w:rFonts w:ascii="Verdana" w:hAnsi="Verdana"/>
                 <w:sz w:val="32"/>
                 <w:szCs w:val="32"/>
               </w:rPr>
             </w:pPr>
             <w:r>
               <w:rPr>
-                <w:rFonts w:asciiTheme="minorHAnsi" w:hAnsiTheme="minorHAnsi"/>
+                <w:rFonts w:ascii="Verdana" w:hAnsi="Verdana"/>
                 <w:sz w:val="32"/>
                 <w:szCs w:val="32"/>
               </w:rPr>
@@ -3003,14 +2745,14 @@
               </w:tabs>
               <w:ind w:left="0" w:firstLine="0"/>
               <w:rPr>
-                <w:rFonts w:asciiTheme="minorHAnsi" w:hAnsiTheme="minorHAnsi"/>
+                <w:rFonts w:ascii="Verdana" w:hAnsi="Verdana"/>
                 <w:sz w:val="32"/>
                 <w:szCs w:val="32"/>
               </w:rPr>
             </w:pPr>
             <w:r>
               <w:rPr>
-                <w:rFonts w:asciiTheme="minorHAnsi" w:hAnsiTheme="minorHAnsi"/>
+                <w:rFonts w:ascii="Verdana" w:hAnsi="Verdana"/>
                 <w:sz w:val="32"/>
                 <w:szCs w:val="32"/>
               </w:rPr>
@@ -3018,7 +2760,7 @@
             </w:r>
             <w:r>
               <w:rPr>
-                <w:rFonts w:asciiTheme="minorHAnsi" w:hAnsiTheme="minorHAnsi"/>
+                <w:rFonts w:ascii="Verdana" w:hAnsi="Verdana"/>
                 <w:sz w:val="32"/>
                 <w:szCs w:val="32"/>
               </w:rPr>
@@ -3037,14 +2779,14 @@
               </w:tabs>
               <w:ind w:left="0" w:firstLine="0"/>
               <w:rPr>
-                <w:rFonts w:asciiTheme="minorHAnsi" w:hAnsiTheme="minorHAnsi"/>
+                <w:rFonts w:ascii="Verdana" w:hAnsi="Verdana"/>
                 <w:sz w:val="32"/>
                 <w:szCs w:val="32"/>
               </w:rPr>
             </w:pPr>
             <w:r>
               <w:rPr>
-                <w:rFonts w:asciiTheme="minorHAnsi" w:hAnsiTheme="minorHAnsi"/>
+                <w:rFonts w:ascii="Verdana" w:hAnsi="Verdana"/>
                 <w:sz w:val="32"/>
                 <w:szCs w:val="32"/>
               </w:rPr>
@@ -3060,28 +2802,28 @@
           <w:tab w:val="left" w:pos="3090"/>
         </w:tabs>
         <w:rPr>
-          <w:rFonts w:asciiTheme="minorHAnsi" w:hAnsiTheme="minorHAnsi"/>
-          <w:b/>
-          <w:bCs/>
-          <w:sz w:val="26"/>
-          <w:szCs w:val="26"/>
-        </w:rPr>
-      </w:pPr>
-    </w:p>
-    <w:p>
-      <w:pPr>
-        <w:tabs>
-          <w:tab w:val="left" w:pos="3090"/>
-        </w:tabs>
-        <w:rPr>
-          <w:rFonts w:asciiTheme="minorHAnsi" w:hAnsiTheme="minorHAnsi"/>
-          <w:sz w:val="26"/>
-          <w:szCs w:val="26"/>
-        </w:rPr>
-      </w:pPr>
-      <w:r>
-        <w:rPr>
-          <w:rFonts w:asciiTheme="minorHAnsi" w:hAnsiTheme="minorHAnsi"/>
+          <w:rFonts w:ascii="Verdana" w:hAnsi="Verdana"/>
+          <w:b/>
+          <w:bCs/>
+          <w:sz w:val="26"/>
+          <w:szCs w:val="26"/>
+        </w:rPr>
+      </w:pPr>
+    </w:p>
+    <w:p>
+      <w:pPr>
+        <w:tabs>
+          <w:tab w:val="left" w:pos="3090"/>
+        </w:tabs>
+        <w:rPr>
+          <w:rFonts w:ascii="Verdana" w:hAnsi="Verdana"/>
+          <w:sz w:val="26"/>
+          <w:szCs w:val="26"/>
+        </w:rPr>
+      </w:pPr>
+      <w:r>
+        <w:rPr>
+          <w:rFonts w:ascii="Verdana" w:hAnsi="Verdana"/>
           <w:sz w:val="26"/>
           <w:szCs w:val="26"/>
         </w:rPr>
@@ -3094,14 +2836,14 @@
           <w:tab w:val="left" w:pos="3090"/>
         </w:tabs>
         <w:rPr>
-          <w:rFonts w:asciiTheme="minorHAnsi" w:hAnsiTheme="minorHAnsi"/>
-          <w:sz w:val="26"/>
-          <w:szCs w:val="26"/>
-        </w:rPr>
-      </w:pPr>
-      <w:r>
-        <w:rPr>
-          <w:rFonts w:asciiTheme="minorHAnsi" w:hAnsiTheme="minorHAnsi"/>
+          <w:rFonts w:ascii="Verdana" w:hAnsi="Verdana"/>
+          <w:sz w:val="26"/>
+          <w:szCs w:val="26"/>
+        </w:rPr>
+      </w:pPr>
+      <w:r>
+        <w:rPr>
+          <w:rFonts w:ascii="Verdana" w:hAnsi="Verdana"/>
           <w:sz w:val="26"/>
           <w:szCs w:val="26"/>
         </w:rPr>
@@ -3114,14 +2856,14 @@
           <w:tab w:val="left" w:pos="3090"/>
         </w:tabs>
         <w:rPr>
-          <w:rFonts w:asciiTheme="minorHAnsi" w:hAnsiTheme="minorHAnsi"/>
-          <w:sz w:val="26"/>
-          <w:szCs w:val="26"/>
-        </w:rPr>
-      </w:pPr>
-      <w:r>
-        <w:rPr>
-          <w:rFonts w:asciiTheme="minorHAnsi" w:hAnsiTheme="minorHAnsi"/>
+          <w:rFonts w:ascii="Verdana" w:hAnsi="Verdana"/>
+          <w:sz w:val="26"/>
+          <w:szCs w:val="26"/>
+        </w:rPr>
+      </w:pPr>
+      <w:r>
+        <w:rPr>
+          <w:rFonts w:ascii="Verdana" w:hAnsi="Verdana"/>
           <w:sz w:val="26"/>
           <w:szCs w:val="26"/>
         </w:rPr>
@@ -3139,14 +2881,14 @@
           <w:tab w:val="left" w:pos="3090"/>
         </w:tabs>
         <w:rPr>
-          <w:rFonts w:asciiTheme="minorHAnsi" w:hAnsiTheme="minorHAnsi"/>
-          <w:sz w:val="26"/>
-          <w:szCs w:val="26"/>
-        </w:rPr>
-      </w:pPr>
-      <w:r>
-        <w:rPr>
-          <w:rFonts w:asciiTheme="minorHAnsi" w:hAnsiTheme="minorHAnsi"/>
+          <w:rFonts w:ascii="Verdana" w:hAnsi="Verdana"/>
+          <w:sz w:val="26"/>
+          <w:szCs w:val="26"/>
+        </w:rPr>
+      </w:pPr>
+      <w:r>
+        <w:rPr>
+          <w:rFonts w:ascii="Verdana" w:hAnsi="Verdana"/>
           <w:sz w:val="26"/>
           <w:szCs w:val="26"/>
         </w:rPr>
@@ -3164,14 +2906,14 @@
           <w:tab w:val="left" w:pos="3090"/>
         </w:tabs>
         <w:rPr>
-          <w:rFonts w:asciiTheme="minorHAnsi" w:hAnsiTheme="minorHAnsi"/>
-          <w:sz w:val="26"/>
-          <w:szCs w:val="26"/>
-        </w:rPr>
-      </w:pPr>
-      <w:r>
-        <w:rPr>
-          <w:rFonts w:asciiTheme="minorHAnsi" w:hAnsiTheme="minorHAnsi"/>
+          <w:rFonts w:ascii="Verdana" w:hAnsi="Verdana"/>
+          <w:sz w:val="26"/>
+          <w:szCs w:val="26"/>
+        </w:rPr>
+      </w:pPr>
+      <w:r>
+        <w:rPr>
+          <w:rFonts w:ascii="Verdana" w:hAnsi="Verdana"/>
           <w:sz w:val="26"/>
           <w:szCs w:val="26"/>
         </w:rPr>
@@ -3189,18 +2931,17 @@
           <w:tab w:val="left" w:pos="3090"/>
         </w:tabs>
         <w:rPr>
-          <w:rFonts w:asciiTheme="minorHAnsi" w:hAnsiTheme="minorHAnsi"/>
-          <w:sz w:val="26"/>
-          <w:szCs w:val="26"/>
-        </w:rPr>
-      </w:pPr>
-      <w:r>
-        <w:rPr>
-          <w:rFonts w:asciiTheme="minorHAnsi" w:hAnsiTheme="minorHAnsi"/>
-          <w:sz w:val="26"/>
-          <w:szCs w:val="26"/>
-        </w:rPr>
-        <w:lastRenderedPageBreak/>
+          <w:rFonts w:ascii="Verdana" w:hAnsi="Verdana"/>
+          <w:sz w:val="26"/>
+          <w:szCs w:val="26"/>
+        </w:rPr>
+      </w:pPr>
+      <w:r>
+        <w:rPr>
+          <w:rFonts w:ascii="Verdana" w:hAnsi="Verdana"/>
+          <w:sz w:val="26"/>
+          <w:szCs w:val="26"/>
+        </w:rPr>
         <w:t>Value = 1: Product is purchased in that bill</w:t>
       </w:r>
     </w:p>
@@ -3215,14 +2956,14 @@
           <w:tab w:val="left" w:pos="3090"/>
         </w:tabs>
         <w:rPr>
-          <w:rFonts w:asciiTheme="minorHAnsi" w:hAnsiTheme="minorHAnsi"/>
-          <w:sz w:val="26"/>
-          <w:szCs w:val="26"/>
-        </w:rPr>
-      </w:pPr>
-      <w:r>
-        <w:rPr>
-          <w:rFonts w:asciiTheme="minorHAnsi" w:hAnsiTheme="minorHAnsi"/>
+          <w:rFonts w:ascii="Verdana" w:hAnsi="Verdana"/>
+          <w:sz w:val="26"/>
+          <w:szCs w:val="26"/>
+        </w:rPr>
+      </w:pPr>
+      <w:r>
+        <w:rPr>
+          <w:rFonts w:ascii="Verdana" w:hAnsi="Verdana"/>
           <w:sz w:val="26"/>
           <w:szCs w:val="26"/>
         </w:rPr>
@@ -3230,7 +2971,7 @@
       </w:r>
       <w:r>
         <w:rPr>
-          <w:rFonts w:asciiTheme="minorHAnsi" w:hAnsiTheme="minorHAnsi"/>
+          <w:rFonts w:ascii="Verdana" w:hAnsi="Verdana"/>
           <w:sz w:val="26"/>
           <w:szCs w:val="26"/>
         </w:rPr>
@@ -3244,7 +2985,7 @@
         </w:tabs>
         <w:ind w:left="0" w:firstLine="0"/>
         <w:rPr>
-          <w:rFonts w:asciiTheme="minorHAnsi" w:hAnsiTheme="minorHAnsi"/>
+          <w:rFonts w:ascii="Verdana" w:hAnsi="Verdana"/>
           <w:b/>
           <w:bCs/>
           <w:sz w:val="40"/>
@@ -3253,381 +2994,370 @@
       </w:pPr>
       <w:r>
         <w:rPr>
-          <w:rFonts w:asciiTheme="minorHAnsi" w:hAnsiTheme="minorHAnsi"/>
+          <w:rFonts w:ascii="Verdana" w:hAnsi="Verdana"/>
           <w:b/>
           <w:bCs/>
           <w:sz w:val="40"/>
           <w:szCs w:val="40"/>
         </w:rPr>
-        <w:t xml:space="preserve">   </w:t>
-      </w:r>
-      <w:r>
-        <w:rPr>
-          <w:rFonts w:asciiTheme="minorHAnsi" w:hAnsiTheme="minorHAnsi"/>
+        <w:t xml:space="preserve">   List of 51 Products</w:t>
+      </w:r>
+    </w:p>
+    <w:p>
+      <w:pPr>
+        <w:tabs>
+          <w:tab w:val="left" w:pos="3090"/>
+        </w:tabs>
+        <w:ind w:left="0" w:firstLine="0"/>
+        <w:rPr>
+          <w:rFonts w:ascii="Verdana" w:hAnsi="Verdana"/>
+          <w:sz w:val="26"/>
+          <w:szCs w:val="26"/>
+        </w:rPr>
+      </w:pPr>
+      <w:r>
+        <w:rPr>
+          <w:rFonts w:ascii="Verdana" w:hAnsi="Verdana"/>
+          <w:sz w:val="26"/>
+          <w:szCs w:val="26"/>
+        </w:rPr>
+        <w:t>The dataset contains 51 grocery and daily use products including:</w:t>
+      </w:r>
+    </w:p>
+    <w:p>
+      <w:pPr>
+        <w:tabs>
+          <w:tab w:val="left" w:pos="3090"/>
+        </w:tabs>
+        <w:ind w:left="0" w:firstLine="0"/>
+        <w:rPr>
+          <w:rFonts w:ascii="Verdana" w:hAnsi="Verdana"/>
+          <w:sz w:val="26"/>
+          <w:szCs w:val="26"/>
+        </w:rPr>
+      </w:pPr>
+      <w:r>
+        <w:rPr>
+          <w:rFonts w:ascii="Verdana" w:hAnsi="Verdana"/>
+          <w:sz w:val="26"/>
+          <w:szCs w:val="26"/>
+        </w:rPr>
+        <w:t>Milk, Bread, Butter, Cheese, Eggs, Yogurt, Fruits, Vegetables, Chicken, Beef, Fish, Snacks, Chips, Cookies, Cereals, Beverages, Soft Drinks, Juice, Coffee, Tea, Sugar, Salt, Oil, Flour, Rice, Pasta, Sauces, Ketchup, etc. (Total 51 unique items)</w:t>
+      </w:r>
+    </w:p>
+    <w:p>
+      <w:pPr>
+        <w:tabs>
+          <w:tab w:val="left" w:pos="3090"/>
+        </w:tabs>
+        <w:ind w:left="0" w:firstLine="0"/>
+        <w:rPr>
+          <w:rFonts w:ascii="Verdana" w:hAnsi="Verdana"/>
           <w:b/>
           <w:bCs/>
           <w:sz w:val="40"/>
           <w:szCs w:val="40"/>
         </w:rPr>
-        <w:t>List of 51 Products</w:t>
-      </w:r>
-    </w:p>
-    <w:p>
-      <w:pPr>
-        <w:tabs>
-          <w:tab w:val="left" w:pos="3090"/>
-        </w:tabs>
-        <w:ind w:left="0" w:firstLine="0"/>
-        <w:rPr>
-          <w:rFonts w:asciiTheme="minorHAnsi" w:hAnsiTheme="minorHAnsi"/>
-          <w:sz w:val="26"/>
-          <w:szCs w:val="26"/>
-        </w:rPr>
-      </w:pPr>
-      <w:r>
-        <w:rPr>
-          <w:rFonts w:asciiTheme="minorHAnsi" w:hAnsiTheme="minorHAnsi"/>
-          <w:sz w:val="26"/>
-          <w:szCs w:val="26"/>
-        </w:rPr>
-        <w:t>The dataset contains 51 grocery and daily use products including:</w:t>
-      </w:r>
-    </w:p>
-    <w:p>
-      <w:pPr>
-        <w:tabs>
-          <w:tab w:val="left" w:pos="3090"/>
-        </w:tabs>
-        <w:ind w:left="0" w:firstLine="0"/>
-        <w:rPr>
-          <w:rFonts w:asciiTheme="minorHAnsi" w:hAnsiTheme="minorHAnsi"/>
-          <w:sz w:val="26"/>
-          <w:szCs w:val="26"/>
-        </w:rPr>
-      </w:pPr>
-      <w:r>
-        <w:rPr>
-          <w:rFonts w:asciiTheme="minorHAnsi" w:hAnsiTheme="minorHAnsi"/>
-          <w:sz w:val="26"/>
-          <w:szCs w:val="26"/>
-        </w:rPr>
-        <w:t>Milk, Bread, Butter, Cheese, Eggs, Yogurt, Fruits, Vegetables, Chicken, Beef, Fish, Snacks, Chips, Cookies, Cereals, Beverages, Soft Drinks, Juice, Coffee, Tea, Sugar, Salt, Oil, Flour, Rice, Pasta, Sauces, Ketchup, etc. (Total 51 unique items)</w:t>
-      </w:r>
-    </w:p>
-    <w:p>
-      <w:pPr>
-        <w:tabs>
-          <w:tab w:val="left" w:pos="3090"/>
-        </w:tabs>
-        <w:ind w:left="0" w:firstLine="0"/>
-        <w:rPr>
-          <w:rFonts w:asciiTheme="minorHAnsi" w:hAnsiTheme="minorHAnsi"/>
+      </w:pPr>
+      <w:r>
+        <w:rPr>
+          <w:rFonts w:ascii="Verdana" w:hAnsi="Verdana"/>
           <w:b/>
           <w:bCs/>
           <w:sz w:val="40"/>
           <w:szCs w:val="40"/>
         </w:rPr>
-      </w:pPr>
-      <w:r>
-        <w:rPr>
-          <w:rFonts w:asciiTheme="minorHAnsi" w:hAnsiTheme="minorHAnsi"/>
+        <w:t xml:space="preserve">Data Preprocessing Done </w:t>
+      </w:r>
+    </w:p>
+    <w:p>
+      <w:pPr>
+        <w:tabs>
+          <w:tab w:val="left" w:pos="3090"/>
+        </w:tabs>
+        <w:ind w:left="0" w:firstLine="0"/>
+        <w:rPr>
+          <w:rFonts w:ascii="Verdana" w:hAnsi="Verdana"/>
+          <w:sz w:val="26"/>
+          <w:szCs w:val="26"/>
+        </w:rPr>
+      </w:pPr>
+      <w:r>
+        <w:rPr>
+          <w:rFonts w:ascii="Verdana" w:hAnsi="Verdana"/>
+          <w:b/>
+          <w:bCs/>
+          <w:sz w:val="26"/>
+          <w:szCs w:val="26"/>
+        </w:rPr>
+        <w:lastRenderedPageBreak/>
+        <w:t>Loading</w:t>
+      </w:r>
+      <w:r>
+        <w:rPr>
+          <w:rFonts w:ascii="Verdana" w:hAnsi="Verdana"/>
+          <w:sz w:val="26"/>
+          <w:szCs w:val="26"/>
+        </w:rPr>
+        <w:t xml:space="preserve">: Loaded </w:t>
+      </w:r>
+      <w:r>
+        <w:rPr>
+          <w:rFonts w:ascii="Verdana" w:hAnsi="Verdana"/>
+          <w:sz w:val="26"/>
+          <w:szCs w:val="26"/>
+        </w:rPr>
+        <w:t>Purchase_pattern_analysis_dataset.csv</w:t>
+      </w:r>
+      <w:r>
+        <w:rPr>
+          <w:rFonts w:ascii="Verdana" w:hAnsi="Verdana"/>
+          <w:sz w:val="26"/>
+          <w:szCs w:val="26"/>
+        </w:rPr>
+        <w:t xml:space="preserve"> with Pandas.</w:t>
+      </w:r>
+    </w:p>
+    <w:p>
+      <w:pPr>
+        <w:tabs>
+          <w:tab w:val="left" w:pos="3090"/>
+        </w:tabs>
+        <w:ind w:left="0" w:firstLine="0"/>
+        <w:rPr>
+          <w:rFonts w:ascii="Verdana" w:hAnsi="Verdana"/>
+          <w:sz w:val="26"/>
+          <w:szCs w:val="26"/>
+        </w:rPr>
+      </w:pPr>
+      <w:r>
+        <w:rPr>
+          <w:rFonts w:ascii="Verdana" w:hAnsi="Verdana"/>
+          <w:b/>
+          <w:bCs/>
+          <w:sz w:val="26"/>
+          <w:szCs w:val="26"/>
+        </w:rPr>
+        <w:t>Null Check</w:t>
+      </w:r>
+      <w:r>
+        <w:rPr>
+          <w:rFonts w:ascii="Verdana" w:hAnsi="Verdana"/>
+          <w:sz w:val="26"/>
+          <w:szCs w:val="26"/>
+        </w:rPr>
+        <w:t>: No null values found.</w:t>
+      </w:r>
+    </w:p>
+    <w:p>
+      <w:pPr>
+        <w:tabs>
+          <w:tab w:val="left" w:pos="3090"/>
+        </w:tabs>
+        <w:ind w:left="0" w:firstLine="0"/>
+        <w:rPr>
+          <w:rFonts w:ascii="Verdana" w:hAnsi="Verdana"/>
+          <w:sz w:val="26"/>
+          <w:szCs w:val="26"/>
+        </w:rPr>
+      </w:pPr>
+      <w:r>
+        <w:rPr>
+          <w:rFonts w:ascii="Verdana" w:hAnsi="Verdana"/>
+          <w:b/>
+          <w:bCs/>
+          <w:sz w:val="26"/>
+          <w:szCs w:val="26"/>
+        </w:rPr>
+        <w:t>Duplicate Check</w:t>
+      </w:r>
+      <w:r>
+        <w:rPr>
+          <w:rFonts w:ascii="Verdana" w:hAnsi="Verdana"/>
+          <w:sz w:val="26"/>
+          <w:szCs w:val="26"/>
+        </w:rPr>
+        <w:t>: No duplicate bills found.</w:t>
+      </w:r>
+    </w:p>
+    <w:p>
+      <w:pPr>
+        <w:tabs>
+          <w:tab w:val="left" w:pos="3090"/>
+        </w:tabs>
+        <w:ind w:left="0" w:firstLine="0"/>
+        <w:rPr>
+          <w:rFonts w:ascii="Verdana" w:hAnsi="Verdana"/>
+          <w:sz w:val="26"/>
+          <w:szCs w:val="26"/>
+        </w:rPr>
+      </w:pPr>
+      <w:r>
+        <w:rPr>
+          <w:rFonts w:ascii="Verdana" w:hAnsi="Verdana"/>
+          <w:b/>
+          <w:bCs/>
+          <w:sz w:val="26"/>
+          <w:szCs w:val="26"/>
+        </w:rPr>
+        <w:t>One-Hot Encoding</w:t>
+      </w:r>
+      <w:r>
+        <w:rPr>
+          <w:rFonts w:ascii="Verdana" w:hAnsi="Verdana"/>
+          <w:sz w:val="26"/>
+          <w:szCs w:val="26"/>
+        </w:rPr>
+        <w:t>: Used Transaction Encoder to convert product lists into 0/1 matrix.</w:t>
+      </w:r>
+    </w:p>
+    <w:p>
+      <w:pPr>
+        <w:tabs>
+          <w:tab w:val="left" w:pos="3090"/>
+        </w:tabs>
+        <w:ind w:left="0" w:firstLine="0"/>
+        <w:rPr>
+          <w:rFonts w:ascii="Verdana" w:hAnsi="Verdana"/>
+          <w:sz w:val="26"/>
+          <w:szCs w:val="26"/>
+        </w:rPr>
+      </w:pPr>
+      <w:r>
+        <w:rPr>
+          <w:rFonts w:ascii="Verdana" w:hAnsi="Verdana"/>
+          <w:b/>
+          <w:bCs/>
+          <w:sz w:val="26"/>
+          <w:szCs w:val="26"/>
+        </w:rPr>
+        <w:t>Shape Verification</w:t>
+      </w:r>
+      <w:r>
+        <w:rPr>
+          <w:rFonts w:ascii="Verdana" w:hAnsi="Verdana"/>
+          <w:sz w:val="26"/>
+          <w:szCs w:val="26"/>
+        </w:rPr>
+        <w:t>: Final shape confirmed as (39000, 51).</w:t>
+      </w:r>
+    </w:p>
+    <w:p>
+      <w:pPr>
+        <w:tabs>
+          <w:tab w:val="left" w:pos="3090"/>
+        </w:tabs>
+        <w:ind w:left="0" w:firstLine="0"/>
+        <w:rPr>
+          <w:rFonts w:ascii="Verdana" w:hAnsi="Verdana"/>
+          <w:sz w:val="26"/>
+          <w:szCs w:val="26"/>
+        </w:rPr>
+      </w:pPr>
+      <w:r>
+        <w:rPr>
+          <w:rFonts w:ascii="Verdana" w:hAnsi="Verdana"/>
+          <w:b/>
+          <w:bCs/>
+          <w:sz w:val="26"/>
+          <w:szCs w:val="26"/>
+        </w:rPr>
+        <w:t>Saving</w:t>
+      </w:r>
+      <w:r>
+        <w:rPr>
+          <w:rFonts w:ascii="Verdana" w:hAnsi="Verdana"/>
+          <w:sz w:val="26"/>
+          <w:szCs w:val="26"/>
+        </w:rPr>
+        <w:t>: Saved as frequent_items.csv and frequent_items_enhanced.csv for further analysis.</w:t>
+      </w:r>
+    </w:p>
+    <w:p>
+      <w:pPr>
+        <w:tabs>
+          <w:tab w:val="left" w:pos="3090"/>
+        </w:tabs>
+        <w:ind w:left="0" w:firstLine="0"/>
+        <w:rPr>
+          <w:rFonts w:ascii="Verdana" w:hAnsi="Verdana"/>
           <w:b/>
           <w:bCs/>
           <w:sz w:val="40"/>
           <w:szCs w:val="40"/>
         </w:rPr>
-        <w:t xml:space="preserve">Data Preprocessing Done </w:t>
-      </w:r>
-    </w:p>
-    <w:p>
-      <w:pPr>
-        <w:tabs>
-          <w:tab w:val="left" w:pos="3090"/>
-        </w:tabs>
-        <w:ind w:left="0" w:firstLine="0"/>
-        <w:rPr>
-          <w:rFonts w:asciiTheme="minorHAnsi" w:hAnsiTheme="minorHAnsi"/>
-          <w:sz w:val="26"/>
-          <w:szCs w:val="26"/>
-        </w:rPr>
-      </w:pPr>
-      <w:r>
-        <w:rPr>
-          <w:rFonts w:asciiTheme="minorHAnsi" w:hAnsiTheme="minorHAnsi"/>
-          <w:b/>
-          <w:bCs/>
-          <w:sz w:val="26"/>
-          <w:szCs w:val="26"/>
-        </w:rPr>
-        <w:t>Loading</w:t>
-      </w:r>
-      <w:r>
-        <w:rPr>
-          <w:rFonts w:asciiTheme="minorHAnsi" w:hAnsiTheme="minorHAnsi"/>
-          <w:sz w:val="26"/>
-          <w:szCs w:val="26"/>
-        </w:rPr>
-        <w:t xml:space="preserve">: Loaded </w:t>
-      </w:r>
-      <w:r>
-        <w:rPr>
-          <w:rFonts w:asciiTheme="minorHAnsi" w:hAnsiTheme="minorHAnsi"/>
-          <w:sz w:val="26"/>
-          <w:szCs w:val="26"/>
-        </w:rPr>
-        <w:t>Purchase_pattern_analysis_dataset.csv</w:t>
-      </w:r>
-      <w:r>
-        <w:rPr>
-          <w:rFonts w:asciiTheme="minorHAnsi" w:hAnsiTheme="minorHAnsi"/>
-          <w:sz w:val="26"/>
-          <w:szCs w:val="26"/>
-        </w:rPr>
-        <w:t xml:space="preserve"> with Pandas.</w:t>
-      </w:r>
-    </w:p>
-    <w:p>
-      <w:pPr>
-        <w:tabs>
-          <w:tab w:val="left" w:pos="3090"/>
-        </w:tabs>
-        <w:ind w:left="0" w:firstLine="0"/>
-        <w:rPr>
-          <w:rFonts w:asciiTheme="minorHAnsi" w:hAnsiTheme="minorHAnsi"/>
-          <w:sz w:val="26"/>
-          <w:szCs w:val="26"/>
-        </w:rPr>
-      </w:pPr>
-      <w:r>
-        <w:rPr>
-          <w:rFonts w:asciiTheme="minorHAnsi" w:hAnsiTheme="minorHAnsi"/>
-          <w:b/>
-          <w:bCs/>
-          <w:sz w:val="26"/>
-          <w:szCs w:val="26"/>
-        </w:rPr>
-        <w:t>Null Check</w:t>
-      </w:r>
-      <w:r>
-        <w:rPr>
-          <w:rFonts w:asciiTheme="minorHAnsi" w:hAnsiTheme="minorHAnsi"/>
-          <w:sz w:val="26"/>
-          <w:szCs w:val="26"/>
-        </w:rPr>
-        <w:t>: No null values found.</w:t>
-      </w:r>
-    </w:p>
-    <w:p>
-      <w:pPr>
-        <w:tabs>
-          <w:tab w:val="left" w:pos="3090"/>
-        </w:tabs>
-        <w:ind w:left="0" w:firstLine="0"/>
-        <w:rPr>
-          <w:rFonts w:asciiTheme="minorHAnsi" w:hAnsiTheme="minorHAnsi"/>
-          <w:sz w:val="26"/>
-          <w:szCs w:val="26"/>
-        </w:rPr>
-      </w:pPr>
-      <w:r>
-        <w:rPr>
-          <w:rFonts w:asciiTheme="minorHAnsi" w:hAnsiTheme="minorHAnsi"/>
-          <w:b/>
-          <w:bCs/>
-          <w:sz w:val="26"/>
-          <w:szCs w:val="26"/>
-        </w:rPr>
-        <w:t>Duplicate Check</w:t>
-      </w:r>
-      <w:r>
-        <w:rPr>
-          <w:rFonts w:asciiTheme="minorHAnsi" w:hAnsiTheme="minorHAnsi"/>
-          <w:sz w:val="26"/>
-          <w:szCs w:val="26"/>
-        </w:rPr>
-        <w:t>: No duplicate bills found.</w:t>
-      </w:r>
-    </w:p>
-    <w:p>
-      <w:pPr>
-        <w:tabs>
-          <w:tab w:val="left" w:pos="3090"/>
-        </w:tabs>
-        <w:ind w:left="0" w:firstLine="0"/>
-        <w:rPr>
-          <w:rFonts w:asciiTheme="minorHAnsi" w:hAnsiTheme="minorHAnsi"/>
-          <w:sz w:val="26"/>
-          <w:szCs w:val="26"/>
-        </w:rPr>
-      </w:pPr>
-      <w:r>
-        <w:rPr>
-          <w:rFonts w:asciiTheme="minorHAnsi" w:hAnsiTheme="minorHAnsi"/>
-          <w:b/>
-          <w:bCs/>
-          <w:sz w:val="26"/>
-          <w:szCs w:val="26"/>
-        </w:rPr>
-        <w:t>One-Hot Encoding</w:t>
-      </w:r>
-      <w:r>
-        <w:rPr>
-          <w:rFonts w:asciiTheme="minorHAnsi" w:hAnsiTheme="minorHAnsi"/>
-          <w:sz w:val="26"/>
-          <w:szCs w:val="26"/>
-        </w:rPr>
-        <w:t>: Used Transaction Encoder to convert product lists into 0/1 matrix.</w:t>
-      </w:r>
-    </w:p>
-    <w:p>
-      <w:pPr>
-        <w:tabs>
-          <w:tab w:val="left" w:pos="3090"/>
-        </w:tabs>
-        <w:ind w:left="0" w:firstLine="0"/>
-        <w:rPr>
-          <w:rFonts w:asciiTheme="minorHAnsi" w:hAnsiTheme="minorHAnsi"/>
-          <w:sz w:val="26"/>
-          <w:szCs w:val="26"/>
-        </w:rPr>
-      </w:pPr>
-      <w:r>
-        <w:rPr>
-          <w:rFonts w:asciiTheme="minorHAnsi" w:hAnsiTheme="minorHAnsi"/>
-          <w:b/>
-          <w:bCs/>
-          <w:sz w:val="26"/>
-          <w:szCs w:val="26"/>
-        </w:rPr>
-        <w:t>Shape Verification</w:t>
-      </w:r>
-      <w:r>
-        <w:rPr>
-          <w:rFonts w:asciiTheme="minorHAnsi" w:hAnsiTheme="minorHAnsi"/>
-          <w:sz w:val="26"/>
-          <w:szCs w:val="26"/>
-        </w:rPr>
-        <w:t>: Final shape confirmed as (39000, 51).</w:t>
-      </w:r>
-    </w:p>
-    <w:p>
-      <w:pPr>
-        <w:tabs>
-          <w:tab w:val="left" w:pos="3090"/>
-        </w:tabs>
-        <w:ind w:left="0" w:firstLine="0"/>
-        <w:rPr>
-          <w:rFonts w:asciiTheme="minorHAnsi" w:hAnsiTheme="minorHAnsi"/>
-          <w:sz w:val="26"/>
-          <w:szCs w:val="26"/>
-        </w:rPr>
-      </w:pPr>
-      <w:r>
-        <w:rPr>
-          <w:rFonts w:asciiTheme="minorHAnsi" w:hAnsiTheme="minorHAnsi"/>
-          <w:b/>
-          <w:bCs/>
-          <w:sz w:val="26"/>
-          <w:szCs w:val="26"/>
-        </w:rPr>
-        <w:t>Saving</w:t>
-      </w:r>
-      <w:r>
-        <w:rPr>
-          <w:rFonts w:asciiTheme="minorHAnsi" w:hAnsiTheme="minorHAnsi"/>
-          <w:sz w:val="26"/>
-          <w:szCs w:val="26"/>
-        </w:rPr>
-        <w:t>: Saved as frequent_items.csv and frequent_items_enhanced.csv for further analysis.</w:t>
-      </w:r>
-    </w:p>
-    <w:p>
-      <w:pPr>
-        <w:tabs>
-          <w:tab w:val="left" w:pos="3090"/>
-        </w:tabs>
-        <w:ind w:left="0" w:firstLine="0"/>
-        <w:rPr>
-          <w:rFonts w:asciiTheme="minorHAnsi" w:hAnsiTheme="minorHAnsi"/>
+      </w:pPr>
+      <w:r>
+        <w:rPr>
+          <w:rFonts w:ascii="Verdana" w:hAnsi="Verdana"/>
           <w:b/>
           <w:bCs/>
           <w:sz w:val="40"/>
           <w:szCs w:val="40"/>
         </w:rPr>
-      </w:pPr>
-      <w:r>
-        <w:rPr>
-          <w:rFonts w:asciiTheme="minorHAnsi" w:hAnsiTheme="minorHAnsi"/>
+        <w:t>2.3 Tools &amp; Libraries Used (Python, Mlxtend,</w:t>
+      </w:r>
+      <w:r>
+        <w:rPr>
+          <w:rFonts w:ascii="Verdana" w:hAnsi="Verdana"/>
           <w:b/>
           <w:bCs/>
           <w:sz w:val="40"/>
           <w:szCs w:val="40"/>
         </w:rPr>
-        <w:t xml:space="preserve">2.3 Tools &amp; Libraries Used (Python, </w:t>
-      </w:r>
-      <w:proofErr w:type="spellStart"/>
-      <w:r>
-        <w:rPr>
-          <w:rFonts w:asciiTheme="minorHAnsi" w:hAnsiTheme="minorHAnsi"/>
+        <w:t xml:space="preserve"> </w:t>
+      </w:r>
+      <w:r>
+        <w:rPr>
+          <w:rFonts w:ascii="Verdana" w:hAnsi="Verdana"/>
           <w:b/>
           <w:bCs/>
           <w:sz w:val="40"/>
           <w:szCs w:val="40"/>
         </w:rPr>
-        <w:t>Mlxtend</w:t>
-      </w:r>
-      <w:proofErr w:type="spellEnd"/>
-      <w:r>
-        <w:rPr>
-          <w:rFonts w:asciiTheme="minorHAnsi" w:hAnsiTheme="minorHAnsi"/>
+        <w:t>Pandas)</w:t>
+      </w:r>
+    </w:p>
+    <w:p>
+      <w:pPr>
+        <w:tabs>
+          <w:tab w:val="left" w:pos="3090"/>
+        </w:tabs>
+        <w:ind w:left="0" w:firstLine="0"/>
+        <w:rPr>
+          <w:rFonts w:ascii="Verdana" w:hAnsi="Verdana"/>
+          <w:b/>
+          <w:bCs/>
+          <w:sz w:val="26"/>
+          <w:szCs w:val="26"/>
+        </w:rPr>
+      </w:pPr>
+      <w:r>
+        <w:rPr>
+          <w:rFonts w:ascii="Verdana" w:hAnsi="Verdana"/>
+          <w:sz w:val="26"/>
+          <w:szCs w:val="26"/>
+        </w:rPr>
+        <w:t>For successful implementation of CDACL-005 Market Basket Analysis with 39,000 Bills and 51 Products, we used Python programming language and its powerful data science libraries.</w:t>
+      </w:r>
+    </w:p>
+    <w:p>
+      <w:pPr>
+        <w:tabs>
+          <w:tab w:val="left" w:pos="3090"/>
+        </w:tabs>
+        <w:ind w:left="0" w:firstLine="0"/>
+        <w:rPr>
+          <w:rFonts w:ascii="Verdana" w:hAnsi="Verdana"/>
           <w:b/>
           <w:bCs/>
           <w:sz w:val="40"/>
           <w:szCs w:val="40"/>
         </w:rPr>
-        <w:t>, Pandas)</w:t>
-      </w:r>
-    </w:p>
-    <w:p>
-      <w:pPr>
-        <w:tabs>
-          <w:tab w:val="left" w:pos="3090"/>
-        </w:tabs>
-        <w:ind w:left="0" w:firstLine="0"/>
-        <w:rPr>
-          <w:rFonts w:asciiTheme="minorHAnsi" w:hAnsiTheme="minorHAnsi"/>
-          <w:b/>
-          <w:bCs/>
-          <w:sz w:val="26"/>
-          <w:szCs w:val="26"/>
-        </w:rPr>
-      </w:pPr>
-      <w:r>
-        <w:rPr>
-          <w:rFonts w:asciiTheme="minorHAnsi" w:hAnsiTheme="minorHAnsi"/>
-          <w:sz w:val="26"/>
-          <w:szCs w:val="26"/>
-        </w:rPr>
-        <w:t>For successful implementation of CDACL-005 Market Basket Analysis with 39,000 Bills and 51 Products, we used Python programming language and its powerful data science libraries.</w:t>
-      </w:r>
-    </w:p>
-    <w:p>
-      <w:pPr>
-        <w:tabs>
-          <w:tab w:val="left" w:pos="3090"/>
-        </w:tabs>
-        <w:ind w:left="0" w:firstLine="0"/>
-        <w:rPr>
-          <w:rFonts w:asciiTheme="minorHAnsi" w:hAnsiTheme="minorHAnsi"/>
-          <w:b/>
-          <w:bCs/>
-          <w:sz w:val="40"/>
-          <w:szCs w:val="40"/>
-        </w:rPr>
-      </w:pPr>
-      <w:r>
-        <w:rPr>
-          <w:rFonts w:asciiTheme="minorHAnsi" w:hAnsiTheme="minorHAnsi"/>
+      </w:pPr>
+      <w:r>
+        <w:rPr>
+          <w:rFonts w:ascii="Verdana" w:hAnsi="Verdana"/>
           <w:b/>
           <w:bCs/>
           <w:sz w:val="40"/>
@@ -3647,36 +3377,18 @@
           <w:tab w:val="left" w:pos="3090"/>
         </w:tabs>
         <w:rPr>
-          <w:rFonts w:asciiTheme="minorHAnsi" w:hAnsiTheme="minorHAnsi"/>
-          <w:sz w:val="26"/>
-          <w:szCs w:val="26"/>
-        </w:rPr>
-      </w:pPr>
-      <w:r>
-        <w:rPr>
-          <w:rFonts w:asciiTheme="minorHAnsi" w:hAnsiTheme="minorHAnsi"/>
-          <w:sz w:val="26"/>
-          <w:szCs w:val="26"/>
-        </w:rPr>
-        <w:t xml:space="preserve">Simple and easy to implement </w:t>
-      </w:r>
-      <w:proofErr w:type="spellStart"/>
-      <w:r>
-        <w:rPr>
-          <w:rFonts w:asciiTheme="minorHAnsi" w:hAnsiTheme="minorHAnsi"/>
-          <w:sz w:val="26"/>
-          <w:szCs w:val="26"/>
-        </w:rPr>
-        <w:t>Apriori</w:t>
-      </w:r>
-      <w:proofErr w:type="spellEnd"/>
-      <w:r>
-        <w:rPr>
-          <w:rFonts w:asciiTheme="minorHAnsi" w:hAnsiTheme="minorHAnsi"/>
-          <w:sz w:val="26"/>
-          <w:szCs w:val="26"/>
-        </w:rPr>
-        <w:t xml:space="preserve"> algorithm.</w:t>
+          <w:rFonts w:ascii="Verdana" w:hAnsi="Verdana"/>
+          <w:sz w:val="26"/>
+          <w:szCs w:val="26"/>
+        </w:rPr>
+      </w:pPr>
+      <w:r>
+        <w:rPr>
+          <w:rFonts w:ascii="Verdana" w:hAnsi="Verdana"/>
+          <w:sz w:val="26"/>
+          <w:szCs w:val="26"/>
+        </w:rPr>
+        <w:t>Simple and easy to implement Apriori algorithm.</w:t>
       </w:r>
     </w:p>
     <w:p>
@@ -3690,14 +3402,14 @@
           <w:tab w:val="left" w:pos="3090"/>
         </w:tabs>
         <w:rPr>
-          <w:rFonts w:asciiTheme="minorHAnsi" w:hAnsiTheme="minorHAnsi"/>
-          <w:sz w:val="26"/>
-          <w:szCs w:val="26"/>
-        </w:rPr>
-      </w:pPr>
-      <w:r>
-        <w:rPr>
-          <w:rFonts w:asciiTheme="minorHAnsi" w:hAnsiTheme="minorHAnsi"/>
+          <w:rFonts w:ascii="Verdana" w:hAnsi="Verdana"/>
+          <w:sz w:val="26"/>
+          <w:szCs w:val="26"/>
+        </w:rPr>
+      </w:pPr>
+      <w:r>
+        <w:rPr>
+          <w:rFonts w:ascii="Verdana" w:hAnsi="Verdana"/>
           <w:sz w:val="26"/>
           <w:szCs w:val="26"/>
         </w:rPr>
@@ -3715,14 +3427,14 @@
           <w:tab w:val="left" w:pos="3090"/>
         </w:tabs>
         <w:rPr>
-          <w:rFonts w:asciiTheme="minorHAnsi" w:hAnsiTheme="minorHAnsi"/>
-          <w:sz w:val="26"/>
-          <w:szCs w:val="26"/>
-        </w:rPr>
-      </w:pPr>
-      <w:r>
-        <w:rPr>
-          <w:rFonts w:asciiTheme="minorHAnsi" w:hAnsiTheme="minorHAnsi"/>
+          <w:rFonts w:ascii="Verdana" w:hAnsi="Verdana"/>
+          <w:sz w:val="26"/>
+          <w:szCs w:val="26"/>
+        </w:rPr>
+      </w:pPr>
+      <w:r>
+        <w:rPr>
+          <w:rFonts w:ascii="Verdana" w:hAnsi="Verdana"/>
           <w:sz w:val="26"/>
           <w:szCs w:val="26"/>
         </w:rPr>
@@ -3740,16 +3452,16 @@
           <w:tab w:val="left" w:pos="3090"/>
         </w:tabs>
         <w:rPr>
-          <w:rFonts w:asciiTheme="minorHAnsi" w:hAnsiTheme="minorHAnsi"/>
-          <w:b/>
-          <w:bCs/>
-          <w:sz w:val="26"/>
-          <w:szCs w:val="26"/>
-        </w:rPr>
-      </w:pPr>
-      <w:r>
-        <w:rPr>
-          <w:rFonts w:asciiTheme="minorHAnsi" w:hAnsiTheme="minorHAnsi"/>
+          <w:rFonts w:ascii="Verdana" w:hAnsi="Verdana"/>
+          <w:b/>
+          <w:bCs/>
+          <w:sz w:val="26"/>
+          <w:szCs w:val="26"/>
+        </w:rPr>
+      </w:pPr>
+      <w:r>
+        <w:rPr>
+          <w:rFonts w:ascii="Verdana" w:hAnsi="Verdana"/>
           <w:sz w:val="26"/>
           <w:szCs w:val="26"/>
         </w:rPr>
@@ -3757,7 +3469,7 @@
       </w:r>
       <w:r>
         <w:rPr>
-          <w:rFonts w:asciiTheme="minorHAnsi" w:hAnsiTheme="minorHAnsi"/>
+          <w:rFonts w:ascii="Verdana" w:hAnsi="Verdana"/>
           <w:b/>
           <w:bCs/>
           <w:sz w:val="26"/>
@@ -3774,7 +3486,7 @@
         </w:tabs>
         <w:ind w:firstLine="0"/>
         <w:rPr>
-          <w:rFonts w:asciiTheme="minorHAnsi" w:hAnsiTheme="minorHAnsi"/>
+          <w:rFonts w:ascii="Verdana" w:hAnsi="Verdana"/>
           <w:b/>
           <w:bCs/>
           <w:sz w:val="32"/>
@@ -3783,7 +3495,7 @@
       </w:pPr>
       <w:r>
         <w:rPr>
-          <w:rFonts w:asciiTheme="minorHAnsi" w:hAnsiTheme="minorHAnsi"/>
+          <w:rFonts w:ascii="Verdana" w:hAnsi="Verdana"/>
           <w:b/>
           <w:bCs/>
           <w:sz w:val="32"/>
@@ -3793,60 +3505,52 @@
       </w:r>
       <w:r>
         <w:rPr>
-          <w:rFonts w:asciiTheme="minorHAnsi" w:hAnsiTheme="minorHAnsi"/>
+          <w:rFonts w:ascii="Verdana" w:hAnsi="Verdana"/>
           <w:sz w:val="32"/>
           <w:szCs w:val="32"/>
         </w:rPr>
-        <w:t>Python 3.1</w:t>
-      </w:r>
-      <w:r>
-        <w:rPr>
-          <w:rFonts w:asciiTheme="minorHAnsi" w:hAnsiTheme="minorHAnsi"/>
+        <w:t>Python 3.14</w:t>
+      </w:r>
+      <w:r>
+        <w:rPr>
+          <w:rFonts w:ascii="Verdana" w:hAnsi="Verdana"/>
+          <w:b/>
+          <w:bCs/>
           <w:sz w:val="32"/>
           <w:szCs w:val="32"/>
         </w:rPr>
-        <w:t>4</w:t>
-      </w:r>
-      <w:r>
-        <w:rPr>
-          <w:rFonts w:asciiTheme="minorHAnsi" w:hAnsiTheme="minorHAnsi"/>
-          <w:b/>
-          <w:bCs/>
+        <w:t xml:space="preserve"> </w:t>
+      </w:r>
+    </w:p>
+    <w:p>
+      <w:pPr>
+        <w:pStyle w:val="ListParagraph"/>
+        <w:tabs>
+          <w:tab w:val="left" w:pos="3090"/>
+        </w:tabs>
+        <w:ind w:firstLine="0"/>
+        <w:rPr>
+          <w:rFonts w:ascii="Verdana" w:hAnsi="Verdana"/>
           <w:sz w:val="32"/>
           <w:szCs w:val="32"/>
         </w:rPr>
-        <w:t xml:space="preserve"> </w:t>
-      </w:r>
-    </w:p>
-    <w:p>
-      <w:pPr>
-        <w:pStyle w:val="ListParagraph"/>
-        <w:tabs>
-          <w:tab w:val="left" w:pos="3090"/>
-        </w:tabs>
-        <w:ind w:firstLine="0"/>
-        <w:rPr>
-          <w:rFonts w:asciiTheme="minorHAnsi" w:hAnsiTheme="minorHAnsi"/>
+      </w:pPr>
+      <w:r>
+        <w:rPr>
+          <w:rFonts w:ascii="Verdana" w:hAnsi="Verdana"/>
+          <w:b/>
+          <w:bCs/>
           <w:sz w:val="32"/>
           <w:szCs w:val="32"/>
         </w:rPr>
-      </w:pPr>
-      <w:r>
-        <w:rPr>
-          <w:rFonts w:asciiTheme="minorHAnsi" w:hAnsiTheme="minorHAnsi"/>
-          <w:b/>
-          <w:bCs/>
+        <w:t xml:space="preserve">Used:  </w:t>
+      </w:r>
+      <w:r>
+        <w:rPr>
+          <w:rFonts w:ascii="Verdana" w:hAnsi="Verdana"/>
           <w:sz w:val="32"/>
           <w:szCs w:val="32"/>
         </w:rPr>
-        <w:t xml:space="preserve">Used:  </w:t>
-      </w:r>
-      <w:r>
-        <w:rPr>
-          <w:rFonts w:asciiTheme="minorHAnsi" w:hAnsiTheme="minorHAnsi"/>
-          <w:sz w:val="32"/>
-          <w:szCs w:val="32"/>
-        </w:rPr>
         <w:t>VS Code</w:t>
       </w:r>
     </w:p>
@@ -3857,7 +3561,7 @@
         </w:tabs>
         <w:ind w:left="0" w:firstLine="0"/>
         <w:rPr>
-          <w:rFonts w:asciiTheme="minorHAnsi" w:hAnsiTheme="minorHAnsi"/>
+          <w:rFonts w:ascii="Verdana" w:hAnsi="Verdana"/>
           <w:b/>
           <w:bCs/>
           <w:sz w:val="48"/>
@@ -3866,7 +3570,7 @@
       </w:pPr>
       <w:r>
         <w:rPr>
-          <w:rFonts w:asciiTheme="minorHAnsi" w:hAnsiTheme="minorHAnsi"/>
+          <w:rFonts w:ascii="Verdana" w:hAnsi="Verdana"/>
           <w:b/>
           <w:bCs/>
           <w:sz w:val="48"/>
@@ -3882,7 +3586,7 @@
         </w:tabs>
         <w:ind w:left="0" w:firstLine="0"/>
         <w:rPr>
-          <w:rFonts w:asciiTheme="minorHAnsi" w:hAnsiTheme="minorHAnsi"/>
+          <w:rFonts w:ascii="Verdana" w:hAnsi="Verdana"/>
           <w:b/>
           <w:bCs/>
           <w:sz w:val="44"/>
@@ -3891,7 +3595,7 @@
       </w:pPr>
       <w:r>
         <w:rPr>
-          <w:rFonts w:asciiTheme="minorHAnsi" w:hAnsiTheme="minorHAnsi"/>
+          <w:rFonts w:ascii="Verdana" w:hAnsi="Verdana"/>
           <w:b/>
           <w:bCs/>
           <w:sz w:val="44"/>
@@ -3911,14 +3615,14 @@
           <w:tab w:val="left" w:pos="3090"/>
         </w:tabs>
         <w:rPr>
-          <w:rFonts w:asciiTheme="minorHAnsi" w:hAnsiTheme="minorHAnsi"/>
-          <w:sz w:val="28"/>
-          <w:szCs w:val="28"/>
-        </w:rPr>
-      </w:pPr>
-      <w:r>
-        <w:rPr>
-          <w:rFonts w:asciiTheme="minorHAnsi" w:hAnsiTheme="minorHAnsi"/>
+          <w:rFonts w:ascii="Verdana" w:hAnsi="Verdana"/>
+          <w:sz w:val="28"/>
+          <w:szCs w:val="28"/>
+        </w:rPr>
+      </w:pPr>
+      <w:r>
+        <w:rPr>
+          <w:rFonts w:ascii="Verdana" w:hAnsi="Verdana"/>
           <w:sz w:val="28"/>
           <w:szCs w:val="28"/>
         </w:rPr>
@@ -3926,7 +3630,7 @@
       </w:r>
       <w:r>
         <w:rPr>
-          <w:rFonts w:asciiTheme="minorHAnsi" w:hAnsiTheme="minorHAnsi"/>
+          <w:rFonts w:ascii="Verdana" w:hAnsi="Verdana"/>
           <w:sz w:val="28"/>
           <w:szCs w:val="28"/>
         </w:rPr>
@@ -3934,7 +3638,7 @@
       </w:r>
       <w:r>
         <w:rPr>
-          <w:rFonts w:asciiTheme="minorHAnsi" w:hAnsiTheme="minorHAnsi"/>
+          <w:rFonts w:ascii="Verdana" w:hAnsi="Verdana"/>
           <w:sz w:val="28"/>
           <w:szCs w:val="28"/>
         </w:rPr>
@@ -3952,18 +3656,17 @@
           <w:tab w:val="left" w:pos="3090"/>
         </w:tabs>
         <w:rPr>
-          <w:rFonts w:asciiTheme="minorHAnsi" w:hAnsiTheme="minorHAnsi"/>
-          <w:sz w:val="28"/>
-          <w:szCs w:val="28"/>
-        </w:rPr>
-      </w:pPr>
-      <w:r>
-        <w:rPr>
-          <w:rFonts w:asciiTheme="minorHAnsi" w:hAnsiTheme="minorHAnsi"/>
-          <w:sz w:val="28"/>
-          <w:szCs w:val="28"/>
-        </w:rPr>
-        <w:lastRenderedPageBreak/>
+          <w:rFonts w:ascii="Verdana" w:hAnsi="Verdana"/>
+          <w:sz w:val="28"/>
+          <w:szCs w:val="28"/>
+        </w:rPr>
+      </w:pPr>
+      <w:r>
+        <w:rPr>
+          <w:rFonts w:ascii="Verdana" w:hAnsi="Verdana"/>
+          <w:sz w:val="28"/>
+          <w:szCs w:val="28"/>
+        </w:rPr>
         <w:t>Checked null values - 0 nulls found</w:t>
       </w:r>
     </w:p>
@@ -3978,14 +3681,14 @@
           <w:tab w:val="left" w:pos="3090"/>
         </w:tabs>
         <w:rPr>
-          <w:rFonts w:asciiTheme="minorHAnsi" w:hAnsiTheme="minorHAnsi"/>
-          <w:sz w:val="28"/>
-          <w:szCs w:val="28"/>
-        </w:rPr>
-      </w:pPr>
-      <w:r>
-        <w:rPr>
-          <w:rFonts w:asciiTheme="minorHAnsi" w:hAnsiTheme="minorHAnsi"/>
+          <w:rFonts w:ascii="Verdana" w:hAnsi="Verdana"/>
+          <w:sz w:val="28"/>
+          <w:szCs w:val="28"/>
+        </w:rPr>
+      </w:pPr>
+      <w:r>
+        <w:rPr>
+          <w:rFonts w:ascii="Verdana" w:hAnsi="Verdana"/>
           <w:sz w:val="28"/>
           <w:szCs w:val="28"/>
         </w:rPr>
@@ -4003,14 +3706,14 @@
           <w:tab w:val="left" w:pos="3090"/>
         </w:tabs>
         <w:rPr>
-          <w:rFonts w:asciiTheme="minorHAnsi" w:hAnsiTheme="minorHAnsi"/>
-          <w:sz w:val="28"/>
-          <w:szCs w:val="28"/>
-        </w:rPr>
-      </w:pPr>
-      <w:r>
-        <w:rPr>
-          <w:rFonts w:asciiTheme="minorHAnsi" w:hAnsiTheme="minorHAnsi"/>
+          <w:rFonts w:ascii="Verdana" w:hAnsi="Verdana"/>
+          <w:sz w:val="28"/>
+          <w:szCs w:val="28"/>
+        </w:rPr>
+      </w:pPr>
+      <w:r>
+        <w:rPr>
+          <w:rFonts w:ascii="Verdana" w:hAnsi="Verdana"/>
           <w:sz w:val="28"/>
           <w:szCs w:val="28"/>
         </w:rPr>
@@ -4028,14 +3731,14 @@
           <w:tab w:val="left" w:pos="3090"/>
         </w:tabs>
         <w:rPr>
-          <w:rFonts w:asciiTheme="minorHAnsi" w:hAnsiTheme="minorHAnsi"/>
-          <w:sz w:val="28"/>
-          <w:szCs w:val="28"/>
-        </w:rPr>
-      </w:pPr>
-      <w:r>
-        <w:rPr>
-          <w:rFonts w:asciiTheme="minorHAnsi" w:hAnsiTheme="minorHAnsi"/>
+          <w:rFonts w:ascii="Verdana" w:hAnsi="Verdana"/>
+          <w:sz w:val="28"/>
+          <w:szCs w:val="28"/>
+        </w:rPr>
+      </w:pPr>
+      <w:r>
+        <w:rPr>
+          <w:rFonts w:ascii="Verdana" w:hAnsi="Verdana"/>
           <w:sz w:val="28"/>
           <w:szCs w:val="28"/>
         </w:rPr>
@@ -4049,7 +3752,7 @@
         </w:tabs>
         <w:ind w:left="360" w:firstLine="0"/>
         <w:rPr>
-          <w:rFonts w:asciiTheme="minorHAnsi" w:hAnsiTheme="minorHAnsi"/>
+          <w:rFonts w:ascii="Verdana" w:hAnsi="Verdana"/>
           <w:b/>
           <w:bCs/>
           <w:sz w:val="40"/>
@@ -4058,222 +3761,231 @@
       </w:pPr>
       <w:r>
         <w:rPr>
-          <w:rFonts w:asciiTheme="minorHAnsi" w:hAnsiTheme="minorHAnsi"/>
+          <w:rFonts w:ascii="Verdana" w:hAnsi="Verdana"/>
           <w:b/>
           <w:bCs/>
           <w:sz w:val="40"/>
           <w:szCs w:val="40"/>
         </w:rPr>
-        <w:t xml:space="preserve">3.2 </w:t>
-      </w:r>
-      <w:proofErr w:type="spellStart"/>
-      <w:r>
-        <w:rPr>
-          <w:rFonts w:asciiTheme="minorHAnsi" w:hAnsiTheme="minorHAnsi"/>
+        <w:t>3.2 Apriori Implementation</w:t>
+      </w:r>
+    </w:p>
+    <w:p>
+      <w:pPr>
+        <w:tabs>
+          <w:tab w:val="left" w:pos="3090"/>
+        </w:tabs>
+        <w:rPr>
+          <w:rFonts w:ascii="Verdana" w:hAnsi="Verdana"/>
+          <w:sz w:val="26"/>
+          <w:szCs w:val="26"/>
+        </w:rPr>
+      </w:pPr>
+      <w:r>
+        <w:rPr>
+          <w:rFonts w:ascii="Verdana" w:hAnsi="Verdana"/>
+          <w:sz w:val="26"/>
+          <w:szCs w:val="26"/>
+        </w:rPr>
+        <w:t>Library: mlxtend. Frequent _patterns</w:t>
+      </w:r>
+    </w:p>
+    <w:p>
+      <w:pPr>
+        <w:tabs>
+          <w:tab w:val="left" w:pos="3090"/>
+        </w:tabs>
+        <w:rPr>
+          <w:rFonts w:ascii="Verdana" w:hAnsi="Verdana"/>
+          <w:sz w:val="26"/>
+          <w:szCs w:val="26"/>
+        </w:rPr>
+      </w:pPr>
+      <w:r>
+        <w:rPr>
+          <w:rFonts w:ascii="Verdana" w:hAnsi="Verdana"/>
+          <w:sz w:val="26"/>
+          <w:szCs w:val="26"/>
+        </w:rPr>
+        <w:lastRenderedPageBreak/>
+        <w:t>Min _support = 0.02 (2% of 39000 = 780 bills)</w:t>
+      </w:r>
+    </w:p>
+    <w:p>
+      <w:pPr>
+        <w:tabs>
+          <w:tab w:val="left" w:pos="3090"/>
+        </w:tabs>
+        <w:rPr>
+          <w:rFonts w:ascii="Verdana" w:hAnsi="Verdana"/>
+          <w:sz w:val="26"/>
+          <w:szCs w:val="26"/>
+        </w:rPr>
+      </w:pPr>
+      <w:r>
+        <w:rPr>
+          <w:rFonts w:ascii="Verdana" w:hAnsi="Verdana"/>
+          <w:sz w:val="26"/>
+          <w:szCs w:val="26"/>
+        </w:rPr>
+        <w:t>Min _confidence = 0.3 (30%)</w:t>
+      </w:r>
+    </w:p>
+    <w:p>
+      <w:pPr>
+        <w:tabs>
+          <w:tab w:val="left" w:pos="3090"/>
+        </w:tabs>
+        <w:rPr>
+          <w:rFonts w:ascii="Verdana" w:hAnsi="Verdana"/>
+          <w:sz w:val="26"/>
+          <w:szCs w:val="26"/>
+        </w:rPr>
+      </w:pPr>
+      <w:r>
+        <w:rPr>
+          <w:rFonts w:ascii="Verdana" w:hAnsi="Verdana"/>
+          <w:sz w:val="26"/>
+          <w:szCs w:val="26"/>
+        </w:rPr>
+        <w:t>Found 142 Frequent Item sets, Generated 703 Rules</w:t>
+      </w:r>
+    </w:p>
+    <w:p>
+      <w:pPr>
+        <w:tabs>
+          <w:tab w:val="left" w:pos="3090"/>
+        </w:tabs>
+        <w:rPr>
+          <w:rFonts w:ascii="Verdana" w:hAnsi="Verdana"/>
           <w:b/>
           <w:bCs/>
           <w:sz w:val="40"/>
           <w:szCs w:val="40"/>
         </w:rPr>
-        <w:t>Apriori</w:t>
-      </w:r>
-      <w:proofErr w:type="spellEnd"/>
-      <w:r>
-        <w:rPr>
-          <w:rFonts w:asciiTheme="minorHAnsi" w:hAnsiTheme="minorHAnsi"/>
+      </w:pPr>
+      <w:r>
+        <w:rPr>
+          <w:rFonts w:ascii="Verdana" w:hAnsi="Verdana"/>
           <w:b/>
           <w:bCs/>
           <w:sz w:val="40"/>
           <w:szCs w:val="40"/>
         </w:rPr>
-        <w:t xml:space="preserve"> Implementation</w:t>
-      </w:r>
-    </w:p>
-    <w:p>
-      <w:pPr>
-        <w:tabs>
-          <w:tab w:val="left" w:pos="3090"/>
-        </w:tabs>
-        <w:rPr>
-          <w:rFonts w:asciiTheme="minorHAnsi" w:hAnsiTheme="minorHAnsi"/>
-          <w:sz w:val="26"/>
-          <w:szCs w:val="26"/>
-        </w:rPr>
-      </w:pPr>
-      <w:r>
-        <w:rPr>
-          <w:rFonts w:asciiTheme="minorHAnsi" w:hAnsiTheme="minorHAnsi"/>
-          <w:sz w:val="26"/>
-          <w:szCs w:val="26"/>
-        </w:rPr>
-        <w:t xml:space="preserve">Library: </w:t>
-      </w:r>
-      <w:proofErr w:type="spellStart"/>
-      <w:r>
-        <w:rPr>
-          <w:rFonts w:asciiTheme="minorHAnsi" w:hAnsiTheme="minorHAnsi"/>
-          <w:sz w:val="26"/>
-          <w:szCs w:val="26"/>
-        </w:rPr>
-        <w:t>mlxtend</w:t>
-      </w:r>
-      <w:proofErr w:type="spellEnd"/>
-      <w:r>
-        <w:rPr>
-          <w:rFonts w:asciiTheme="minorHAnsi" w:hAnsiTheme="minorHAnsi"/>
-          <w:sz w:val="26"/>
-          <w:szCs w:val="26"/>
-        </w:rPr>
-        <w:t>.</w:t>
-      </w:r>
-      <w:r>
-        <w:rPr>
-          <w:rFonts w:asciiTheme="minorHAnsi" w:hAnsiTheme="minorHAnsi"/>
-          <w:sz w:val="26"/>
-          <w:szCs w:val="26"/>
+        <w:t>3.3 Evaluation Metrics</w:t>
+      </w:r>
+    </w:p>
+    <w:p>
+      <w:pPr>
+        <w:tabs>
+          <w:tab w:val="left" w:pos="3090"/>
+        </w:tabs>
+        <w:rPr>
+          <w:rFonts w:ascii="Verdana" w:hAnsi="Verdana"/>
+          <w:sz w:val="28"/>
+          <w:szCs w:val="28"/>
+        </w:rPr>
+      </w:pPr>
+      <w:r>
+        <w:rPr>
+          <w:rFonts w:ascii="Verdana" w:hAnsi="Verdana"/>
+          <w:sz w:val="28"/>
+          <w:szCs w:val="28"/>
+        </w:rPr>
+        <w:t>Support = Frequency of itemset / Total bills</w:t>
+      </w:r>
+    </w:p>
+    <w:p>
+      <w:pPr>
+        <w:tabs>
+          <w:tab w:val="left" w:pos="3090"/>
+        </w:tabs>
+        <w:rPr>
+          <w:rFonts w:ascii="Verdana" w:hAnsi="Verdana"/>
+          <w:sz w:val="28"/>
+          <w:szCs w:val="28"/>
+        </w:rPr>
+      </w:pPr>
+      <w:r>
+        <w:rPr>
+          <w:rFonts w:ascii="Verdana" w:hAnsi="Verdana"/>
+          <w:sz w:val="28"/>
+          <w:szCs w:val="28"/>
+        </w:rPr>
+        <w:t>Confidence = P (Consequent | Antecedent)</w:t>
+      </w:r>
+    </w:p>
+    <w:p>
+      <w:pPr>
+        <w:tabs>
+          <w:tab w:val="left" w:pos="3090"/>
+        </w:tabs>
+        <w:rPr>
+          <w:rFonts w:ascii="Verdana" w:hAnsi="Verdana"/>
+          <w:sz w:val="28"/>
+          <w:szCs w:val="28"/>
+        </w:rPr>
+      </w:pPr>
+      <w:r>
+        <w:rPr>
+          <w:rFonts w:ascii="Verdana" w:hAnsi="Verdana"/>
+          <w:sz w:val="28"/>
+          <w:szCs w:val="28"/>
+        </w:rPr>
+        <w:t>Lift = Confidence / Support (Consequent). Lift &gt;1 means positive association</w:t>
+      </w:r>
+    </w:p>
+    <w:p>
+      <w:pPr>
+        <w:tabs>
+          <w:tab w:val="left" w:pos="3090"/>
+        </w:tabs>
+        <w:rPr>
+          <w:rFonts w:ascii="Verdana" w:hAnsi="Verdana"/>
+          <w:b/>
+          <w:bCs/>
+          <w:sz w:val="48"/>
+          <w:szCs w:val="48"/>
+        </w:rPr>
+      </w:pPr>
+      <w:r>
+        <w:rPr>
+          <w:rFonts w:ascii="Verdana" w:hAnsi="Verdana"/>
+          <w:b/>
+          <w:bCs/>
+          <w:sz w:val="48"/>
+          <w:szCs w:val="48"/>
+        </w:rPr>
+        <w:t>CHAPTER</w:t>
+      </w:r>
+      <w:r>
+        <w:rPr>
+          <w:rFonts w:ascii="Verdana" w:hAnsi="Verdana"/>
+          <w:b/>
+          <w:bCs/>
+          <w:sz w:val="48"/>
+          <w:szCs w:val="48"/>
         </w:rPr>
         <w:t xml:space="preserve"> </w:t>
       </w:r>
       <w:r>
         <w:rPr>
-          <w:rFonts w:asciiTheme="minorHAnsi" w:hAnsiTheme="minorHAnsi"/>
-          <w:sz w:val="26"/>
-          <w:szCs w:val="26"/>
-        </w:rPr>
-        <w:t>Frequent</w:t>
-      </w:r>
-      <w:r>
-        <w:rPr>
-          <w:rFonts w:asciiTheme="minorHAnsi" w:hAnsiTheme="minorHAnsi"/>
-          <w:sz w:val="26"/>
-          <w:szCs w:val="26"/>
-        </w:rPr>
-        <w:t xml:space="preserve"> </w:t>
-      </w:r>
-      <w:r>
-        <w:rPr>
-          <w:rFonts w:asciiTheme="minorHAnsi" w:hAnsiTheme="minorHAnsi"/>
-          <w:sz w:val="26"/>
-          <w:szCs w:val="26"/>
-        </w:rPr>
-        <w:t>_patterns</w:t>
-      </w:r>
-    </w:p>
-    <w:p>
-      <w:pPr>
-        <w:tabs>
-          <w:tab w:val="left" w:pos="3090"/>
-        </w:tabs>
-        <w:rPr>
-          <w:rFonts w:asciiTheme="minorHAnsi" w:hAnsiTheme="minorHAnsi"/>
-          <w:sz w:val="26"/>
-          <w:szCs w:val="26"/>
-        </w:rPr>
-      </w:pPr>
-      <w:r>
-        <w:rPr>
-          <w:rFonts w:asciiTheme="minorHAnsi" w:hAnsiTheme="minorHAnsi"/>
-          <w:sz w:val="26"/>
-          <w:szCs w:val="26"/>
-        </w:rPr>
-        <w:t>Min</w:t>
-      </w:r>
-      <w:r>
-        <w:rPr>
-          <w:rFonts w:asciiTheme="minorHAnsi" w:hAnsiTheme="minorHAnsi"/>
-          <w:sz w:val="26"/>
-          <w:szCs w:val="26"/>
-        </w:rPr>
-        <w:t xml:space="preserve"> </w:t>
-      </w:r>
-      <w:r>
-        <w:rPr>
-          <w:rFonts w:asciiTheme="minorHAnsi" w:hAnsiTheme="minorHAnsi"/>
-          <w:sz w:val="26"/>
-          <w:szCs w:val="26"/>
-        </w:rPr>
-        <w:t>_support = 0.02 (2% of 39000 = 780 bills)</w:t>
-      </w:r>
-    </w:p>
-    <w:p>
-      <w:pPr>
-        <w:tabs>
-          <w:tab w:val="left" w:pos="3090"/>
-        </w:tabs>
-        <w:rPr>
-          <w:rFonts w:asciiTheme="minorHAnsi" w:hAnsiTheme="minorHAnsi"/>
-          <w:sz w:val="26"/>
-          <w:szCs w:val="26"/>
-        </w:rPr>
-      </w:pPr>
-      <w:r>
-        <w:rPr>
-          <w:rFonts w:asciiTheme="minorHAnsi" w:hAnsiTheme="minorHAnsi"/>
-          <w:sz w:val="26"/>
-          <w:szCs w:val="26"/>
-        </w:rPr>
-        <w:t>Min</w:t>
-      </w:r>
-      <w:r>
-        <w:rPr>
-          <w:rFonts w:asciiTheme="minorHAnsi" w:hAnsiTheme="minorHAnsi"/>
-          <w:sz w:val="26"/>
-          <w:szCs w:val="26"/>
-        </w:rPr>
-        <w:t xml:space="preserve"> </w:t>
-      </w:r>
-      <w:r>
-        <w:rPr>
-          <w:rFonts w:asciiTheme="minorHAnsi" w:hAnsiTheme="minorHAnsi"/>
-          <w:sz w:val="26"/>
-          <w:szCs w:val="26"/>
-        </w:rPr>
-        <w:t>_confidence = 0.3 (30%)</w:t>
-      </w:r>
-    </w:p>
-    <w:p>
-      <w:pPr>
-        <w:tabs>
-          <w:tab w:val="left" w:pos="3090"/>
-        </w:tabs>
-        <w:rPr>
-          <w:rFonts w:asciiTheme="minorHAnsi" w:hAnsiTheme="minorHAnsi"/>
-          <w:sz w:val="26"/>
-          <w:szCs w:val="26"/>
-        </w:rPr>
-      </w:pPr>
-      <w:r>
-        <w:rPr>
-          <w:rFonts w:asciiTheme="minorHAnsi" w:hAnsiTheme="minorHAnsi"/>
-          <w:sz w:val="26"/>
-          <w:szCs w:val="26"/>
-        </w:rPr>
-        <w:t>Found 142 Frequent Item</w:t>
-      </w:r>
-      <w:r>
-        <w:rPr>
-          <w:rFonts w:asciiTheme="minorHAnsi" w:hAnsiTheme="minorHAnsi"/>
-          <w:sz w:val="26"/>
-          <w:szCs w:val="26"/>
-        </w:rPr>
-        <w:t xml:space="preserve"> </w:t>
-      </w:r>
-      <w:r>
-        <w:rPr>
-          <w:rFonts w:asciiTheme="minorHAnsi" w:hAnsiTheme="minorHAnsi"/>
-          <w:sz w:val="26"/>
-          <w:szCs w:val="26"/>
-        </w:rPr>
-        <w:t>sets, Generated 703 Rules</w:t>
-      </w:r>
-    </w:p>
-    <w:p>
-      <w:pPr>
-        <w:tabs>
-          <w:tab w:val="left" w:pos="3090"/>
-        </w:tabs>
-        <w:rPr>
-          <w:rFonts w:asciiTheme="minorHAnsi" w:hAnsiTheme="minorHAnsi"/>
+          <w:rFonts w:ascii="Verdana" w:hAnsi="Verdana"/>
+          <w:b/>
+          <w:bCs/>
+          <w:sz w:val="48"/>
+          <w:szCs w:val="48"/>
+        </w:rPr>
+        <w:t>4: RESULTS &amp; VISUALIZATION</w:t>
+      </w:r>
+    </w:p>
+    <w:p>
+      <w:pPr>
+        <w:tabs>
+          <w:tab w:val="left" w:pos="3090"/>
+        </w:tabs>
+        <w:rPr>
+          <w:rFonts w:ascii="Verdana" w:hAnsi="Verdana"/>
           <w:b/>
           <w:bCs/>
           <w:sz w:val="40"/>
@@ -4282,152 +3994,12 @@
       </w:pPr>
       <w:r>
         <w:rPr>
-          <w:rFonts w:asciiTheme="minorHAnsi" w:hAnsiTheme="minorHAnsi"/>
+          <w:rFonts w:ascii="Verdana" w:hAnsi="Verdana"/>
           <w:b/>
           <w:bCs/>
           <w:sz w:val="40"/>
           <w:szCs w:val="40"/>
         </w:rPr>
-        <w:t>3.3 Evaluation Metrics</w:t>
-      </w:r>
-    </w:p>
-    <w:p>
-      <w:pPr>
-        <w:tabs>
-          <w:tab w:val="left" w:pos="3090"/>
-        </w:tabs>
-        <w:rPr>
-          <w:rFonts w:asciiTheme="minorHAnsi" w:hAnsiTheme="minorHAnsi"/>
-          <w:sz w:val="28"/>
-          <w:szCs w:val="28"/>
-        </w:rPr>
-      </w:pPr>
-      <w:r>
-        <w:rPr>
-          <w:rFonts w:asciiTheme="minorHAnsi" w:hAnsiTheme="minorHAnsi"/>
-          <w:sz w:val="28"/>
-          <w:szCs w:val="28"/>
-        </w:rPr>
-        <w:t>Support = Frequency of itemset / Total bills</w:t>
-      </w:r>
-    </w:p>
-    <w:p>
-      <w:pPr>
-        <w:tabs>
-          <w:tab w:val="left" w:pos="3090"/>
-        </w:tabs>
-        <w:rPr>
-          <w:rFonts w:asciiTheme="minorHAnsi" w:hAnsiTheme="minorHAnsi"/>
-          <w:sz w:val="28"/>
-          <w:szCs w:val="28"/>
-        </w:rPr>
-      </w:pPr>
-      <w:r>
-        <w:rPr>
-          <w:rFonts w:asciiTheme="minorHAnsi" w:hAnsiTheme="minorHAnsi"/>
-          <w:sz w:val="28"/>
-          <w:szCs w:val="28"/>
-        </w:rPr>
-        <w:t>Confidence = P</w:t>
-      </w:r>
-      <w:r>
-        <w:rPr>
-          <w:rFonts w:asciiTheme="minorHAnsi" w:hAnsiTheme="minorHAnsi"/>
-          <w:sz w:val="28"/>
-          <w:szCs w:val="28"/>
-        </w:rPr>
-        <w:t xml:space="preserve"> </w:t>
-      </w:r>
-      <w:r>
-        <w:rPr>
-          <w:rFonts w:asciiTheme="minorHAnsi" w:hAnsiTheme="minorHAnsi"/>
-          <w:sz w:val="28"/>
-          <w:szCs w:val="28"/>
-        </w:rPr>
-        <w:t>(Consequent | Antecedent)</w:t>
-      </w:r>
-    </w:p>
-    <w:p>
-      <w:pPr>
-        <w:tabs>
-          <w:tab w:val="left" w:pos="3090"/>
-        </w:tabs>
-        <w:rPr>
-          <w:rFonts w:asciiTheme="minorHAnsi" w:hAnsiTheme="minorHAnsi"/>
-          <w:sz w:val="28"/>
-          <w:szCs w:val="28"/>
-        </w:rPr>
-      </w:pPr>
-      <w:r>
-        <w:rPr>
-          <w:rFonts w:asciiTheme="minorHAnsi" w:hAnsiTheme="minorHAnsi"/>
-          <w:sz w:val="28"/>
-          <w:szCs w:val="28"/>
-        </w:rPr>
-        <w:t>Lift = Confidence / Support</w:t>
-      </w:r>
-      <w:r>
-        <w:rPr>
-          <w:rFonts w:asciiTheme="minorHAnsi" w:hAnsiTheme="minorHAnsi"/>
-          <w:sz w:val="28"/>
-          <w:szCs w:val="28"/>
-        </w:rPr>
-        <w:t xml:space="preserve"> </w:t>
-      </w:r>
-      <w:r>
-        <w:rPr>
-          <w:rFonts w:asciiTheme="minorHAnsi" w:hAnsiTheme="minorHAnsi"/>
-          <w:sz w:val="28"/>
-          <w:szCs w:val="28"/>
-        </w:rPr>
-        <w:t>(Consequent). Lift &gt;1 means positive association</w:t>
-      </w:r>
-    </w:p>
-    <w:p>
-      <w:pPr>
-        <w:tabs>
-          <w:tab w:val="left" w:pos="3090"/>
-        </w:tabs>
-        <w:rPr>
-          <w:rFonts w:asciiTheme="minorHAnsi" w:hAnsiTheme="minorHAnsi"/>
-          <w:b/>
-          <w:bCs/>
-          <w:sz w:val="48"/>
-          <w:szCs w:val="48"/>
-        </w:rPr>
-      </w:pPr>
-      <w:r>
-        <w:rPr>
-          <w:rFonts w:asciiTheme="minorHAnsi" w:hAnsiTheme="minorHAnsi"/>
-          <w:b/>
-          <w:bCs/>
-          <w:sz w:val="48"/>
-          <w:szCs w:val="48"/>
-        </w:rPr>
-        <w:t>CHAPTER 4: RESULTS &amp; VISUALIZATION</w:t>
-      </w:r>
-    </w:p>
-    <w:p>
-      <w:pPr>
-        <w:tabs>
-          <w:tab w:val="left" w:pos="3090"/>
-        </w:tabs>
-        <w:rPr>
-          <w:rFonts w:asciiTheme="minorHAnsi" w:hAnsiTheme="minorHAnsi"/>
-          <w:b/>
-          <w:bCs/>
-          <w:sz w:val="40"/>
-          <w:szCs w:val="40"/>
-        </w:rPr>
-      </w:pPr>
-      <w:r>
-        <w:rPr>
-          <w:rFonts w:asciiTheme="minorHAnsi" w:hAnsiTheme="minorHAnsi"/>
-          <w:b/>
-          <w:bCs/>
-          <w:sz w:val="40"/>
-          <w:szCs w:val="40"/>
-        </w:rPr>
         <w:t>Graph 1: Top 10 Most Sold Products</w:t>
       </w:r>
     </w:p>
@@ -4437,14 +4009,14 @@
           <w:tab w:val="left" w:pos="3090"/>
         </w:tabs>
         <w:rPr>
-          <w:rFonts w:asciiTheme="minorHAnsi" w:hAnsiTheme="minorHAnsi"/>
-          <w:sz w:val="28"/>
-          <w:szCs w:val="28"/>
-        </w:rPr>
-      </w:pPr>
-      <w:r>
-        <w:rPr>
-          <w:rFonts w:asciiTheme="minorHAnsi" w:hAnsiTheme="minorHAnsi"/>
+          <w:rFonts w:ascii="Verdana" w:hAnsi="Verdana"/>
+          <w:sz w:val="28"/>
+          <w:szCs w:val="28"/>
+        </w:rPr>
+      </w:pPr>
+      <w:r>
+        <w:rPr>
+          <w:rFonts w:ascii="Verdana" w:hAnsi="Verdana"/>
           <w:sz w:val="28"/>
           <w:szCs w:val="28"/>
         </w:rPr>
@@ -4457,14 +4029,14 @@
           <w:tab w:val="left" w:pos="3090"/>
         </w:tabs>
         <w:rPr>
-          <w:rFonts w:asciiTheme="minorHAnsi" w:hAnsiTheme="minorHAnsi"/>
-          <w:sz w:val="28"/>
-          <w:szCs w:val="28"/>
-        </w:rPr>
-      </w:pPr>
-      <w:r>
-        <w:rPr>
-          <w:rFonts w:asciiTheme="minorHAnsi" w:hAnsiTheme="minorHAnsi"/>
+          <w:rFonts w:ascii="Verdana" w:hAnsi="Verdana"/>
+          <w:sz w:val="28"/>
+          <w:szCs w:val="28"/>
+        </w:rPr>
+      </w:pPr>
+      <w:r>
+        <w:rPr>
+          <w:rFonts w:ascii="Verdana" w:hAnsi="Verdana"/>
           <w:noProof/>
           <w:sz w:val="28"/>
           <w:szCs w:val="28"/>
@@ -4513,7 +4085,7 @@
       </w:r>
       <w:r>
         <w:rPr>
-          <w:rFonts w:asciiTheme="minorHAnsi" w:hAnsiTheme="minorHAnsi"/>
+          <w:rFonts w:ascii="Verdana" w:hAnsi="Verdana"/>
           <w:sz w:val="28"/>
           <w:szCs w:val="28"/>
         </w:rPr>
@@ -4526,26 +4098,26 @@
           <w:tab w:val="left" w:pos="3090"/>
         </w:tabs>
         <w:rPr>
-          <w:rFonts w:asciiTheme="minorHAnsi" w:hAnsiTheme="minorHAnsi"/>
-          <w:sz w:val="28"/>
-          <w:szCs w:val="28"/>
-        </w:rPr>
-      </w:pPr>
-    </w:p>
-    <w:p>
-      <w:pPr>
-        <w:tabs>
-          <w:tab w:val="left" w:pos="3090"/>
-        </w:tabs>
-        <w:rPr>
-          <w:rFonts w:asciiTheme="minorHAnsi" w:hAnsiTheme="minorHAnsi"/>
+          <w:rFonts w:ascii="Verdana" w:hAnsi="Verdana"/>
+          <w:sz w:val="28"/>
+          <w:szCs w:val="28"/>
+        </w:rPr>
+      </w:pPr>
+    </w:p>
+    <w:p>
+      <w:pPr>
+        <w:tabs>
+          <w:tab w:val="left" w:pos="3090"/>
+        </w:tabs>
+        <w:rPr>
+          <w:rFonts w:ascii="Verdana" w:hAnsi="Verdana"/>
           <w:sz w:val="40"/>
           <w:szCs w:val="40"/>
         </w:rPr>
       </w:pPr>
       <w:r>
         <w:rPr>
-          <w:rFonts w:asciiTheme="minorHAnsi" w:hAnsiTheme="minorHAnsi"/>
+          <w:rFonts w:ascii="Verdana" w:hAnsi="Verdana"/>
           <w:b/>
           <w:bCs/>
           <w:sz w:val="40"/>
@@ -4560,23 +4132,31 @@
           <w:tab w:val="left" w:pos="3090"/>
         </w:tabs>
         <w:rPr>
-          <w:rFonts w:asciiTheme="minorHAnsi" w:hAnsiTheme="minorHAnsi"/>
-          <w:sz w:val="28"/>
-          <w:szCs w:val="28"/>
-        </w:rPr>
-      </w:pPr>
-      <w:r>
-        <w:rPr>
-          <w:rFonts w:asciiTheme="minorHAnsi" w:hAnsiTheme="minorHAnsi"/>
+          <w:rFonts w:ascii="Verdana" w:hAnsi="Verdana"/>
+          <w:sz w:val="28"/>
+          <w:szCs w:val="28"/>
+        </w:rPr>
+      </w:pPr>
+      <w:r>
+        <w:rPr>
+          <w:rFonts w:ascii="Verdana" w:hAnsi="Verdana"/>
+          <w:sz w:val="28"/>
+          <w:szCs w:val="28"/>
+        </w:rPr>
+        <w:t xml:space="preserve">89% of transactions have Quantity = 1. Customers buy single units per product per bill. Bulk purchase (Qty &gt;3) is less than </w:t>
+      </w:r>
+      <w:r>
+        <w:rPr>
+          <w:rFonts w:ascii="Verdana" w:hAnsi="Verdana"/>
           <w:sz w:val="28"/>
           <w:szCs w:val="28"/>
         </w:rPr>
         <w:lastRenderedPageBreak/>
-        <w:t>89% of transactions have Quantity = 1. Customers buy single units per product per bill. Bulk purchase (Qty &gt;3) is less than 2%. This is a typical supermarket B2C pattern.</w:t>
-      </w:r>
-      <w:r>
-        <w:rPr>
-          <w:rFonts w:asciiTheme="minorHAnsi" w:hAnsiTheme="minorHAnsi"/>
+        <w:t>2%. This is a typical supermarket B2C pattern.</w:t>
+      </w:r>
+      <w:r>
+        <w:rPr>
+          <w:rFonts w:ascii="Verdana" w:hAnsi="Verdana"/>
           <w:sz w:val="28"/>
           <w:szCs w:val="28"/>
         </w:rPr>
@@ -4584,7 +4164,7 @@
       </w:r>
       <w:r>
         <w:rPr>
-          <w:rFonts w:asciiTheme="minorHAnsi" w:hAnsiTheme="minorHAnsi"/>
+          <w:rFonts w:ascii="Verdana" w:hAnsi="Verdana"/>
           <w:noProof/>
           <w:sz w:val="28"/>
           <w:szCs w:val="28"/>
@@ -4638,26 +4218,26 @@
           <w:tab w:val="left" w:pos="3090"/>
         </w:tabs>
         <w:rPr>
-          <w:rFonts w:asciiTheme="minorHAnsi" w:hAnsiTheme="minorHAnsi"/>
-          <w:sz w:val="28"/>
-          <w:szCs w:val="28"/>
-        </w:rPr>
-      </w:pPr>
-    </w:p>
-    <w:p>
-      <w:pPr>
-        <w:tabs>
-          <w:tab w:val="left" w:pos="3090"/>
-        </w:tabs>
-        <w:rPr>
-          <w:rFonts w:asciiTheme="minorHAnsi" w:hAnsiTheme="minorHAnsi"/>
+          <w:rFonts w:ascii="Verdana" w:hAnsi="Verdana"/>
+          <w:sz w:val="28"/>
+          <w:szCs w:val="28"/>
+        </w:rPr>
+      </w:pPr>
+    </w:p>
+    <w:p>
+      <w:pPr>
+        <w:tabs>
+          <w:tab w:val="left" w:pos="3090"/>
+        </w:tabs>
+        <w:rPr>
+          <w:rFonts w:ascii="Verdana" w:hAnsi="Verdana"/>
           <w:sz w:val="40"/>
           <w:szCs w:val="40"/>
         </w:rPr>
       </w:pPr>
       <w:r>
         <w:rPr>
-          <w:rFonts w:asciiTheme="minorHAnsi" w:hAnsiTheme="minorHAnsi"/>
+          <w:rFonts w:ascii="Verdana" w:hAnsi="Verdana"/>
           <w:b/>
           <w:bCs/>
           <w:sz w:val="40"/>
@@ -4667,7 +4247,7 @@
       </w:r>
       <w:r>
         <w:rPr>
-          <w:rFonts w:asciiTheme="minorHAnsi" w:hAnsiTheme="minorHAnsi"/>
+          <w:rFonts w:ascii="Verdana" w:hAnsi="Verdana"/>
           <w:b/>
           <w:bCs/>
           <w:sz w:val="40"/>
@@ -4682,14 +4262,14 @@
           <w:tab w:val="left" w:pos="3090"/>
         </w:tabs>
         <w:rPr>
-          <w:rFonts w:asciiTheme="minorHAnsi" w:hAnsiTheme="minorHAnsi"/>
-          <w:sz w:val="28"/>
-          <w:szCs w:val="28"/>
-        </w:rPr>
-      </w:pPr>
-      <w:r>
-        <w:rPr>
-          <w:rFonts w:asciiTheme="minorHAnsi" w:hAnsiTheme="minorHAnsi"/>
+          <w:rFonts w:ascii="Verdana" w:hAnsi="Verdana"/>
+          <w:sz w:val="28"/>
+          <w:szCs w:val="28"/>
+        </w:rPr>
+      </w:pPr>
+      <w:r>
+        <w:rPr>
+          <w:rFonts w:ascii="Verdana" w:hAnsi="Verdana"/>
           <w:sz w:val="28"/>
           <w:szCs w:val="28"/>
         </w:rPr>
@@ -4697,7 +4277,7 @@
       </w:r>
       <w:r>
         <w:rPr>
-          <w:rFonts w:asciiTheme="minorHAnsi" w:hAnsiTheme="minorHAnsi"/>
+          <w:rFonts w:ascii="Verdana" w:hAnsi="Verdana"/>
           <w:sz w:val="28"/>
           <w:szCs w:val="28"/>
         </w:rPr>
@@ -4710,14 +4290,14 @@
           <w:tab w:val="left" w:pos="3090"/>
         </w:tabs>
         <w:rPr>
-          <w:rFonts w:asciiTheme="minorHAnsi" w:hAnsiTheme="minorHAnsi"/>
-          <w:sz w:val="28"/>
-          <w:szCs w:val="28"/>
-        </w:rPr>
-      </w:pPr>
-      <w:r>
-        <w:rPr>
-          <w:rFonts w:asciiTheme="minorHAnsi" w:hAnsiTheme="minorHAnsi"/>
+          <w:rFonts w:ascii="Verdana" w:hAnsi="Verdana"/>
+          <w:sz w:val="28"/>
+          <w:szCs w:val="28"/>
+        </w:rPr>
+      </w:pPr>
+      <w:r>
+        <w:rPr>
+          <w:rFonts w:ascii="Verdana" w:hAnsi="Verdana"/>
           <w:noProof/>
           <w:sz w:val="28"/>
           <w:szCs w:val="28"/>
@@ -4766,7 +4346,7 @@
       </w:r>
       <w:r>
         <w:rPr>
-          <w:rFonts w:asciiTheme="minorHAnsi" w:hAnsiTheme="minorHAnsi"/>
+          <w:rFonts w:ascii="Verdana" w:hAnsi="Verdana"/>
           <w:sz w:val="28"/>
           <w:szCs w:val="28"/>
         </w:rPr>
@@ -4779,26 +4359,26 @@
           <w:tab w:val="left" w:pos="3090"/>
         </w:tabs>
         <w:rPr>
-          <w:rFonts w:asciiTheme="minorHAnsi" w:hAnsiTheme="minorHAnsi"/>
-          <w:sz w:val="28"/>
-          <w:szCs w:val="28"/>
-        </w:rPr>
-      </w:pPr>
-    </w:p>
-    <w:p>
-      <w:pPr>
-        <w:tabs>
-          <w:tab w:val="left" w:pos="3090"/>
-        </w:tabs>
-        <w:rPr>
-          <w:rFonts w:asciiTheme="minorHAnsi" w:hAnsiTheme="minorHAnsi"/>
+          <w:rFonts w:ascii="Verdana" w:hAnsi="Verdana"/>
+          <w:sz w:val="28"/>
+          <w:szCs w:val="28"/>
+        </w:rPr>
+      </w:pPr>
+    </w:p>
+    <w:p>
+      <w:pPr>
+        <w:tabs>
+          <w:tab w:val="left" w:pos="3090"/>
+        </w:tabs>
+        <w:rPr>
+          <w:rFonts w:ascii="Verdana" w:hAnsi="Verdana"/>
           <w:sz w:val="40"/>
           <w:szCs w:val="40"/>
         </w:rPr>
       </w:pPr>
       <w:r>
         <w:rPr>
-          <w:rFonts w:asciiTheme="minorHAnsi" w:hAnsiTheme="minorHAnsi"/>
+          <w:rFonts w:ascii="Verdana" w:hAnsi="Verdana"/>
           <w:b/>
           <w:bCs/>
           <w:sz w:val="40"/>
@@ -4808,7 +4388,7 @@
       </w:r>
       <w:r>
         <w:rPr>
-          <w:rFonts w:asciiTheme="minorHAnsi" w:hAnsiTheme="minorHAnsi"/>
+          <w:rFonts w:ascii="Verdana" w:hAnsi="Verdana"/>
           <w:b/>
           <w:bCs/>
           <w:sz w:val="40"/>
@@ -4823,56 +4403,22 @@
           <w:tab w:val="left" w:pos="3090"/>
         </w:tabs>
         <w:rPr>
-          <w:rFonts w:asciiTheme="minorHAnsi" w:hAnsiTheme="minorHAnsi"/>
+          <w:rFonts w:ascii="Verdana" w:hAnsi="Verdana"/>
           <w:sz w:val="40"/>
           <w:szCs w:val="40"/>
         </w:rPr>
       </w:pPr>
       <w:r>
         <w:rPr>
-          <w:rFonts w:asciiTheme="minorHAnsi" w:hAnsiTheme="minorHAnsi"/>
-          <w:sz w:val="28"/>
-          <w:szCs w:val="28"/>
-        </w:rPr>
-        <w:t xml:space="preserve">Frequency of top products forms the base for </w:t>
-      </w:r>
-      <w:proofErr w:type="spellStart"/>
-      <w:r>
-        <w:rPr>
-          <w:rFonts w:asciiTheme="minorHAnsi" w:hAnsiTheme="minorHAnsi"/>
-          <w:sz w:val="28"/>
-          <w:szCs w:val="28"/>
-        </w:rPr>
-        <w:t>Apriori</w:t>
-      </w:r>
-      <w:proofErr w:type="spellEnd"/>
-      <w:r>
-        <w:rPr>
-          <w:rFonts w:asciiTheme="minorHAnsi" w:hAnsiTheme="minorHAnsi"/>
-          <w:sz w:val="28"/>
-          <w:szCs w:val="28"/>
-        </w:rPr>
-        <w:t>. High frequency products have higher chance of forming frequent item</w:t>
-      </w:r>
-      <w:r>
-        <w:rPr>
-          <w:rFonts w:asciiTheme="minorHAnsi" w:hAnsiTheme="minorHAnsi"/>
-          <w:sz w:val="28"/>
-          <w:szCs w:val="28"/>
-        </w:rPr>
-        <w:t xml:space="preserve"> </w:t>
-      </w:r>
-      <w:r>
-        <w:rPr>
-          <w:rFonts w:asciiTheme="minorHAnsi" w:hAnsiTheme="minorHAnsi"/>
-          <w:sz w:val="28"/>
-          <w:szCs w:val="28"/>
-        </w:rPr>
-        <w:t>sets</w:t>
-      </w:r>
-      <w:r>
-        <w:rPr>
-          <w:rFonts w:asciiTheme="minorHAnsi" w:hAnsiTheme="minorHAnsi"/>
+          <w:rFonts w:ascii="Verdana" w:hAnsi="Verdana"/>
+          <w:sz w:val="28"/>
+          <w:szCs w:val="28"/>
+        </w:rPr>
+        <w:t>Frequency of top products forms the base for Apriori. High frequency products have higher chance of forming frequent item sets</w:t>
+      </w:r>
+      <w:r>
+        <w:rPr>
+          <w:rFonts w:ascii="Verdana" w:hAnsi="Verdana"/>
           <w:sz w:val="40"/>
           <w:szCs w:val="40"/>
         </w:rPr>
@@ -4880,7 +4426,7 @@
       </w:r>
       <w:r>
         <w:rPr>
-          <w:rFonts w:asciiTheme="minorHAnsi" w:hAnsiTheme="minorHAnsi"/>
+          <w:rFonts w:ascii="Verdana" w:hAnsi="Verdana"/>
           <w:sz w:val="40"/>
           <w:szCs w:val="40"/>
         </w:rPr>
@@ -4893,14 +4439,14 @@
           <w:tab w:val="left" w:pos="3090"/>
         </w:tabs>
         <w:rPr>
-          <w:rFonts w:asciiTheme="minorHAnsi" w:hAnsiTheme="minorHAnsi"/>
+          <w:rFonts w:ascii="Verdana" w:hAnsi="Verdana"/>
           <w:sz w:val="40"/>
           <w:szCs w:val="40"/>
         </w:rPr>
       </w:pPr>
       <w:r>
         <w:rPr>
-          <w:rFonts w:asciiTheme="minorHAnsi" w:hAnsiTheme="minorHAnsi"/>
+          <w:rFonts w:ascii="Verdana" w:hAnsi="Verdana"/>
           <w:noProof/>
           <w:sz w:val="40"/>
           <w:szCs w:val="40"/>
@@ -4955,7 +4501,7 @@
           <w:tab w:val="left" w:pos="3090"/>
         </w:tabs>
         <w:rPr>
-          <w:rFonts w:asciiTheme="minorHAnsi" w:hAnsiTheme="minorHAnsi"/>
+          <w:rFonts w:ascii="Verdana" w:hAnsi="Verdana"/>
           <w:b/>
           <w:bCs/>
           <w:sz w:val="40"/>
@@ -4964,7 +4510,7 @@
       </w:pPr>
       <w:r>
         <w:rPr>
-          <w:rFonts w:asciiTheme="minorHAnsi" w:hAnsiTheme="minorHAnsi"/>
+          <w:rFonts w:ascii="Verdana" w:hAnsi="Verdana"/>
           <w:b/>
           <w:bCs/>
           <w:sz w:val="40"/>
@@ -4979,14 +4525,14 @@
           <w:tab w:val="left" w:pos="3090"/>
         </w:tabs>
         <w:rPr>
-          <w:rFonts w:asciiTheme="minorHAnsi" w:hAnsiTheme="minorHAnsi"/>
-          <w:sz w:val="28"/>
-          <w:szCs w:val="28"/>
-        </w:rPr>
-      </w:pPr>
-      <w:r>
-        <w:rPr>
-          <w:rFonts w:asciiTheme="minorHAnsi" w:hAnsiTheme="minorHAnsi"/>
+          <w:rFonts w:ascii="Verdana" w:hAnsi="Verdana"/>
+          <w:sz w:val="28"/>
+          <w:szCs w:val="28"/>
+        </w:rPr>
+      </w:pPr>
+      <w:r>
+        <w:rPr>
+          <w:rFonts w:ascii="Verdana" w:hAnsi="Verdana"/>
           <w:sz w:val="28"/>
           <w:szCs w:val="28"/>
         </w:rPr>
@@ -4994,7 +4540,7 @@
       </w:r>
       <w:r>
         <w:rPr>
-          <w:rFonts w:asciiTheme="minorHAnsi" w:hAnsiTheme="minorHAnsi"/>
+          <w:rFonts w:ascii="Verdana" w:hAnsi="Verdana"/>
           <w:sz w:val="28"/>
           <w:szCs w:val="28"/>
         </w:rPr>
@@ -5007,20 +4553,20 @@
           <w:tab w:val="left" w:pos="3090"/>
         </w:tabs>
         <w:rPr>
-          <w:rFonts w:asciiTheme="minorHAnsi" w:hAnsiTheme="minorHAnsi"/>
-          <w:sz w:val="28"/>
-          <w:szCs w:val="28"/>
-        </w:rPr>
-      </w:pPr>
-      <w:r>
-        <w:rPr>
-          <w:rFonts w:asciiTheme="minorHAnsi" w:hAnsiTheme="minorHAnsi"/>
+          <w:rFonts w:ascii="Verdana" w:hAnsi="Verdana"/>
+          <w:sz w:val="28"/>
+          <w:szCs w:val="28"/>
+        </w:rPr>
+      </w:pPr>
+      <w:r>
+        <w:rPr>
+          <w:rFonts w:ascii="Verdana" w:hAnsi="Verdana"/>
           <w:noProof/>
           <w:sz w:val="28"/>
           <w:szCs w:val="28"/>
         </w:rPr>
         <w:drawing>
-          <wp:inline distT="0" distB="0" distL="0" distR="0" wp14:anchorId="26177051" wp14:editId="653FF3DE">
+          <wp:inline distT="0" distB="0" distL="0" distR="0" wp14:anchorId="26177051" wp14:editId="5FEAB7DE">
             <wp:extent cx="3833437" cy="2300209"/>
             <wp:effectExtent l="0" t="0" r="0" b="5080"/>
             <wp:docPr id="1513857899" name="Picture 5"/>
@@ -5063,7 +4609,7 @@
       </w:r>
       <w:r>
         <w:rPr>
-          <w:rFonts w:asciiTheme="minorHAnsi" w:hAnsiTheme="minorHAnsi"/>
+          <w:rFonts w:ascii="Verdana" w:hAnsi="Verdana"/>
           <w:sz w:val="28"/>
           <w:szCs w:val="28"/>
         </w:rPr>
@@ -5076,19 +4622,19 @@
           <w:tab w:val="left" w:pos="3090"/>
         </w:tabs>
         <w:rPr>
-          <w:rFonts w:asciiTheme="minorHAnsi" w:hAnsiTheme="minorHAnsi"/>
-          <w:sz w:val="28"/>
-          <w:szCs w:val="28"/>
-        </w:rPr>
-      </w:pPr>
-    </w:p>
-    <w:p>
-      <w:pPr>
-        <w:tabs>
-          <w:tab w:val="left" w:pos="3090"/>
-        </w:tabs>
-        <w:rPr>
-          <w:rFonts w:asciiTheme="minorHAnsi" w:hAnsiTheme="minorHAnsi"/>
+          <w:rFonts w:ascii="Verdana" w:hAnsi="Verdana"/>
+          <w:sz w:val="28"/>
+          <w:szCs w:val="28"/>
+        </w:rPr>
+      </w:pPr>
+    </w:p>
+    <w:p>
+      <w:pPr>
+        <w:tabs>
+          <w:tab w:val="left" w:pos="3090"/>
+        </w:tabs>
+        <w:rPr>
+          <w:rFonts w:ascii="Verdana" w:hAnsi="Verdana"/>
           <w:b/>
           <w:bCs/>
           <w:sz w:val="40"/>
@@ -5097,7 +4643,7 @@
       </w:pPr>
       <w:r>
         <w:rPr>
-          <w:rFonts w:asciiTheme="minorHAnsi" w:hAnsiTheme="minorHAnsi"/>
+          <w:rFonts w:ascii="Verdana" w:hAnsi="Verdana"/>
           <w:b/>
           <w:bCs/>
           <w:sz w:val="40"/>
@@ -5107,7 +4653,7 @@
       </w:r>
       <w:r>
         <w:rPr>
-          <w:rFonts w:asciiTheme="minorHAnsi" w:hAnsiTheme="minorHAnsi"/>
+          <w:rFonts w:ascii="Verdana" w:hAnsi="Verdana"/>
           <w:b/>
           <w:bCs/>
           <w:sz w:val="40"/>
@@ -5127,14 +4673,14 @@
           <w:tab w:val="left" w:pos="3090"/>
         </w:tabs>
         <w:rPr>
-          <w:rFonts w:asciiTheme="minorHAnsi" w:hAnsiTheme="minorHAnsi"/>
-          <w:sz w:val="28"/>
-          <w:szCs w:val="28"/>
-        </w:rPr>
-      </w:pPr>
-      <w:r>
-        <w:rPr>
-          <w:rFonts w:asciiTheme="minorHAnsi" w:hAnsiTheme="minorHAnsi"/>
+          <w:rFonts w:ascii="Verdana" w:hAnsi="Verdana"/>
+          <w:sz w:val="28"/>
+          <w:szCs w:val="28"/>
+        </w:rPr>
+      </w:pPr>
+      <w:r>
+        <w:rPr>
+          <w:rFonts w:ascii="Verdana" w:hAnsi="Verdana"/>
           <w:sz w:val="28"/>
           <w:szCs w:val="28"/>
         </w:rPr>
@@ -5152,14 +4698,14 @@
           <w:tab w:val="left" w:pos="3090"/>
         </w:tabs>
         <w:rPr>
-          <w:rFonts w:asciiTheme="minorHAnsi" w:hAnsiTheme="minorHAnsi"/>
-          <w:sz w:val="28"/>
-          <w:szCs w:val="28"/>
-        </w:rPr>
-      </w:pPr>
-      <w:r>
-        <w:rPr>
-          <w:rFonts w:asciiTheme="minorHAnsi" w:hAnsiTheme="minorHAnsi"/>
+          <w:rFonts w:ascii="Verdana" w:hAnsi="Verdana"/>
+          <w:sz w:val="28"/>
+          <w:szCs w:val="28"/>
+        </w:rPr>
+      </w:pPr>
+      <w:r>
+        <w:rPr>
+          <w:rFonts w:ascii="Verdana" w:hAnsi="Verdana"/>
           <w:sz w:val="28"/>
           <w:szCs w:val="28"/>
         </w:rPr>
@@ -5177,14 +4723,14 @@
           <w:tab w:val="left" w:pos="3090"/>
         </w:tabs>
         <w:rPr>
-          <w:rFonts w:asciiTheme="minorHAnsi" w:hAnsiTheme="minorHAnsi"/>
-          <w:sz w:val="28"/>
-          <w:szCs w:val="28"/>
-        </w:rPr>
-      </w:pPr>
-      <w:r>
-        <w:rPr>
-          <w:rFonts w:asciiTheme="minorHAnsi" w:hAnsiTheme="minorHAnsi"/>
+          <w:rFonts w:ascii="Verdana" w:hAnsi="Verdana"/>
+          <w:sz w:val="28"/>
+          <w:szCs w:val="28"/>
+        </w:rPr>
+      </w:pPr>
+      <w:r>
+        <w:rPr>
+          <w:rFonts w:ascii="Verdana" w:hAnsi="Verdana"/>
           <w:sz w:val="28"/>
           <w:szCs w:val="28"/>
         </w:rPr>
@@ -5202,14 +4748,14 @@
           <w:tab w:val="left" w:pos="3090"/>
         </w:tabs>
         <w:rPr>
-          <w:rFonts w:asciiTheme="minorHAnsi" w:hAnsiTheme="minorHAnsi"/>
-          <w:sz w:val="28"/>
-          <w:szCs w:val="28"/>
-        </w:rPr>
-      </w:pPr>
-      <w:r>
-        <w:rPr>
-          <w:rFonts w:asciiTheme="minorHAnsi" w:hAnsiTheme="minorHAnsi"/>
+          <w:rFonts w:ascii="Verdana" w:hAnsi="Verdana"/>
+          <w:sz w:val="28"/>
+          <w:szCs w:val="28"/>
+        </w:rPr>
+      </w:pPr>
+      <w:r>
+        <w:rPr>
+          <w:rFonts w:ascii="Verdana" w:hAnsi="Verdana"/>
           <w:sz w:val="28"/>
           <w:szCs w:val="28"/>
         </w:rPr>
@@ -5222,7 +4768,7 @@
           <w:tab w:val="left" w:pos="3090"/>
         </w:tabs>
         <w:rPr>
-          <w:rFonts w:asciiTheme="minorHAnsi" w:hAnsiTheme="minorHAnsi"/>
+          <w:rFonts w:ascii="Verdana" w:hAnsi="Verdana"/>
           <w:b/>
           <w:bCs/>
           <w:sz w:val="40"/>
@@ -5231,7 +4777,7 @@
       </w:pPr>
       <w:r>
         <w:rPr>
-          <w:rFonts w:asciiTheme="minorHAnsi" w:hAnsiTheme="minorHAnsi"/>
+          <w:rFonts w:ascii="Verdana" w:hAnsi="Verdana"/>
           <w:b/>
           <w:bCs/>
           <w:sz w:val="40"/>
@@ -5251,14 +4797,14 @@
           <w:tab w:val="left" w:pos="3090"/>
         </w:tabs>
         <w:rPr>
-          <w:rFonts w:asciiTheme="minorHAnsi" w:hAnsiTheme="minorHAnsi"/>
-          <w:sz w:val="28"/>
-          <w:szCs w:val="28"/>
-        </w:rPr>
-      </w:pPr>
-      <w:r>
-        <w:rPr>
-          <w:rFonts w:asciiTheme="minorHAnsi" w:hAnsiTheme="minorHAnsi"/>
+          <w:rFonts w:ascii="Verdana" w:hAnsi="Verdana"/>
+          <w:sz w:val="28"/>
+          <w:szCs w:val="28"/>
+        </w:rPr>
+      </w:pPr>
+      <w:r>
+        <w:rPr>
+          <w:rFonts w:ascii="Verdana" w:hAnsi="Verdana"/>
           <w:sz w:val="28"/>
           <w:szCs w:val="28"/>
         </w:rPr>
@@ -5276,14 +4822,14 @@
           <w:tab w:val="left" w:pos="3090"/>
         </w:tabs>
         <w:rPr>
-          <w:rFonts w:asciiTheme="minorHAnsi" w:hAnsiTheme="minorHAnsi"/>
-          <w:sz w:val="28"/>
-          <w:szCs w:val="28"/>
-        </w:rPr>
-      </w:pPr>
-      <w:r>
-        <w:rPr>
-          <w:rFonts w:asciiTheme="minorHAnsi" w:hAnsiTheme="minorHAnsi"/>
+          <w:rFonts w:ascii="Verdana" w:hAnsi="Verdana"/>
+          <w:sz w:val="28"/>
+          <w:szCs w:val="28"/>
+        </w:rPr>
+      </w:pPr>
+      <w:r>
+        <w:rPr>
+          <w:rFonts w:ascii="Verdana" w:hAnsi="Verdana"/>
           <w:sz w:val="28"/>
           <w:szCs w:val="28"/>
         </w:rPr>
@@ -5301,14 +4847,14 @@
           <w:tab w:val="left" w:pos="3090"/>
         </w:tabs>
         <w:rPr>
-          <w:rFonts w:asciiTheme="minorHAnsi" w:hAnsiTheme="minorHAnsi"/>
-          <w:sz w:val="28"/>
-          <w:szCs w:val="28"/>
-        </w:rPr>
-      </w:pPr>
-      <w:r>
-        <w:rPr>
-          <w:rFonts w:asciiTheme="minorHAnsi" w:hAnsiTheme="minorHAnsi"/>
+          <w:rFonts w:ascii="Verdana" w:hAnsi="Verdana"/>
+          <w:sz w:val="28"/>
+          <w:szCs w:val="28"/>
+        </w:rPr>
+      </w:pPr>
+      <w:r>
+        <w:rPr>
+          <w:rFonts w:ascii="Verdana" w:hAnsi="Verdana"/>
           <w:sz w:val="28"/>
           <w:szCs w:val="28"/>
         </w:rPr>
@@ -5326,14 +4872,14 @@
           <w:tab w:val="left" w:pos="3090"/>
         </w:tabs>
         <w:rPr>
-          <w:rFonts w:asciiTheme="minorHAnsi" w:hAnsiTheme="minorHAnsi"/>
-          <w:sz w:val="28"/>
-          <w:szCs w:val="28"/>
-        </w:rPr>
-      </w:pPr>
-      <w:r>
-        <w:rPr>
-          <w:rFonts w:asciiTheme="minorHAnsi" w:hAnsiTheme="minorHAnsi"/>
+          <w:rFonts w:ascii="Verdana" w:hAnsi="Verdana"/>
+          <w:sz w:val="28"/>
+          <w:szCs w:val="28"/>
+        </w:rPr>
+      </w:pPr>
+      <w:r>
+        <w:rPr>
+          <w:rFonts w:ascii="Verdana" w:hAnsi="Verdana"/>
           <w:sz w:val="28"/>
           <w:szCs w:val="28"/>
         </w:rPr>
@@ -5341,7 +4887,7 @@
       </w:r>
       <w:r>
         <w:rPr>
-          <w:rFonts w:asciiTheme="minorHAnsi" w:hAnsiTheme="minorHAnsi"/>
+          <w:rFonts w:ascii="Verdana" w:hAnsi="Verdana"/>
           <w:sz w:val="28"/>
           <w:szCs w:val="28"/>
         </w:rPr>
@@ -5355,7 +4901,7 @@
         </w:tabs>
         <w:ind w:left="533" w:firstLine="0"/>
         <w:rPr>
-          <w:rFonts w:asciiTheme="minorHAnsi" w:hAnsiTheme="minorHAnsi"/>
+          <w:rFonts w:ascii="Verdana" w:hAnsi="Verdana"/>
           <w:b/>
           <w:bCs/>
           <w:sz w:val="40"/>
@@ -5370,7 +4916,7 @@
         </w:tabs>
         <w:ind w:left="533" w:firstLine="0"/>
         <w:rPr>
-          <w:rFonts w:asciiTheme="minorHAnsi" w:hAnsiTheme="minorHAnsi"/>
+          <w:rFonts w:ascii="Verdana" w:hAnsi="Verdana"/>
           <w:b/>
           <w:bCs/>
           <w:sz w:val="40"/>
@@ -5379,7 +4925,7 @@
       </w:pPr>
       <w:r>
         <w:rPr>
-          <w:rFonts w:asciiTheme="minorHAnsi" w:hAnsiTheme="minorHAnsi"/>
+          <w:rFonts w:ascii="Verdana" w:hAnsi="Verdana"/>
           <w:b/>
           <w:bCs/>
           <w:sz w:val="40"/>
@@ -5396,14 +4942,14 @@
         </w:tabs>
         <w:ind w:left="533" w:firstLine="0"/>
         <w:rPr>
-          <w:rFonts w:asciiTheme="minorHAnsi" w:hAnsiTheme="minorHAnsi"/>
-          <w:sz w:val="28"/>
-          <w:szCs w:val="28"/>
-        </w:rPr>
-      </w:pPr>
-      <w:r>
-        <w:rPr>
-          <w:rFonts w:asciiTheme="minorHAnsi" w:hAnsiTheme="minorHAnsi"/>
+          <w:rFonts w:ascii="Verdana" w:hAnsi="Verdana"/>
+          <w:sz w:val="28"/>
+          <w:szCs w:val="28"/>
+        </w:rPr>
+      </w:pPr>
+      <w:r>
+        <w:rPr>
+          <w:rFonts w:ascii="Verdana" w:hAnsi="Verdana"/>
           <w:sz w:val="28"/>
           <w:szCs w:val="28"/>
         </w:rPr>
@@ -5417,14 +4963,14 @@
         </w:tabs>
         <w:ind w:left="533" w:firstLine="0"/>
         <w:rPr>
-          <w:rFonts w:asciiTheme="minorHAnsi" w:hAnsiTheme="minorHAnsi"/>
-          <w:sz w:val="28"/>
-          <w:szCs w:val="28"/>
-        </w:rPr>
-      </w:pPr>
-      <w:r>
-        <w:rPr>
-          <w:rFonts w:asciiTheme="minorHAnsi" w:hAnsiTheme="minorHAnsi"/>
+          <w:rFonts w:ascii="Verdana" w:hAnsi="Verdana"/>
+          <w:sz w:val="28"/>
+          <w:szCs w:val="28"/>
+        </w:rPr>
+      </w:pPr>
+      <w:r>
+        <w:rPr>
+          <w:rFonts w:ascii="Verdana" w:hAnsi="Verdana"/>
           <w:noProof/>
           <w:sz w:val="28"/>
           <w:szCs w:val="28"/>
@@ -5479,7 +5025,7 @@
         </w:tabs>
         <w:ind w:left="533" w:firstLine="0"/>
         <w:rPr>
-          <w:rFonts w:asciiTheme="minorHAnsi" w:hAnsiTheme="minorHAnsi"/>
+          <w:rFonts w:ascii="Verdana" w:hAnsi="Verdana"/>
           <w:sz w:val="28"/>
           <w:szCs w:val="28"/>
         </w:rPr>
@@ -5492,7 +5038,7 @@
         </w:tabs>
         <w:ind w:left="533" w:firstLine="0"/>
         <w:rPr>
-          <w:rFonts w:asciiTheme="minorHAnsi" w:hAnsiTheme="minorHAnsi"/>
+          <w:rFonts w:ascii="Verdana" w:hAnsi="Verdana"/>
           <w:b/>
           <w:bCs/>
           <w:sz w:val="40"/>
@@ -5501,7 +5047,7 @@
       </w:pPr>
       <w:r>
         <w:rPr>
-          <w:rFonts w:asciiTheme="minorHAnsi" w:hAnsiTheme="minorHAnsi"/>
+          <w:rFonts w:ascii="Verdana" w:hAnsi="Verdana"/>
           <w:b/>
           <w:bCs/>
           <w:sz w:val="40"/>
@@ -5517,14 +5063,14 @@
         </w:tabs>
         <w:ind w:left="533" w:firstLine="0"/>
         <w:rPr>
-          <w:rFonts w:asciiTheme="minorHAnsi" w:hAnsiTheme="minorHAnsi"/>
-          <w:sz w:val="28"/>
-          <w:szCs w:val="28"/>
-        </w:rPr>
-      </w:pPr>
-      <w:r>
-        <w:rPr>
-          <w:rFonts w:asciiTheme="minorHAnsi" w:hAnsiTheme="minorHAnsi"/>
+          <w:rFonts w:ascii="Verdana" w:hAnsi="Verdana"/>
+          <w:sz w:val="28"/>
+          <w:szCs w:val="28"/>
+        </w:rPr>
+      </w:pPr>
+      <w:r>
+        <w:rPr>
+          <w:rFonts w:ascii="Verdana" w:hAnsi="Verdana"/>
           <w:sz w:val="28"/>
           <w:szCs w:val="28"/>
         </w:rPr>
@@ -5538,14 +5084,14 @@
         </w:tabs>
         <w:ind w:left="533" w:firstLine="0"/>
         <w:rPr>
-          <w:rFonts w:asciiTheme="minorHAnsi" w:hAnsiTheme="minorHAnsi"/>
-          <w:sz w:val="28"/>
-          <w:szCs w:val="28"/>
-        </w:rPr>
-      </w:pPr>
-      <w:r>
-        <w:rPr>
-          <w:rFonts w:asciiTheme="minorHAnsi" w:hAnsiTheme="minorHAnsi"/>
+          <w:rFonts w:ascii="Verdana" w:hAnsi="Verdana"/>
+          <w:sz w:val="28"/>
+          <w:szCs w:val="28"/>
+        </w:rPr>
+      </w:pPr>
+      <w:r>
+        <w:rPr>
+          <w:rFonts w:ascii="Verdana" w:hAnsi="Verdana"/>
           <w:noProof/>
           <w:sz w:val="28"/>
           <w:szCs w:val="28"/>
@@ -5600,7 +5146,7 @@
         </w:tabs>
         <w:ind w:left="533" w:firstLine="0"/>
         <w:rPr>
-          <w:rFonts w:asciiTheme="minorHAnsi" w:hAnsiTheme="minorHAnsi"/>
+          <w:rFonts w:ascii="Verdana" w:hAnsi="Verdana"/>
           <w:sz w:val="28"/>
           <w:szCs w:val="28"/>
         </w:rPr>
@@ -5613,7 +5159,7 @@
         </w:tabs>
         <w:ind w:left="533" w:firstLine="0"/>
         <w:rPr>
-          <w:rFonts w:asciiTheme="minorHAnsi" w:hAnsiTheme="minorHAnsi"/>
+          <w:rFonts w:ascii="Verdana" w:hAnsi="Verdana"/>
           <w:b/>
           <w:bCs/>
           <w:sz w:val="40"/>
@@ -5622,7 +5168,7 @@
       </w:pPr>
       <w:r>
         <w:rPr>
-          <w:rFonts w:asciiTheme="minorHAnsi" w:hAnsiTheme="minorHAnsi"/>
+          <w:rFonts w:ascii="Verdana" w:hAnsi="Verdana"/>
           <w:b/>
           <w:bCs/>
           <w:sz w:val="40"/>
@@ -5638,14 +5184,14 @@
         </w:tabs>
         <w:ind w:left="533" w:firstLine="0"/>
         <w:rPr>
-          <w:rFonts w:asciiTheme="minorHAnsi" w:hAnsiTheme="minorHAnsi"/>
-          <w:sz w:val="28"/>
-          <w:szCs w:val="28"/>
-        </w:rPr>
-      </w:pPr>
-      <w:r>
-        <w:rPr>
-          <w:rFonts w:asciiTheme="minorHAnsi" w:hAnsiTheme="minorHAnsi"/>
+          <w:rFonts w:ascii="Verdana" w:hAnsi="Verdana"/>
+          <w:sz w:val="28"/>
+          <w:szCs w:val="28"/>
+        </w:rPr>
+      </w:pPr>
+      <w:r>
+        <w:rPr>
+          <w:rFonts w:ascii="Verdana" w:hAnsi="Verdana"/>
           <w:sz w:val="28"/>
           <w:szCs w:val="28"/>
         </w:rPr>
@@ -5659,14 +5205,14 @@
         </w:tabs>
         <w:ind w:left="533" w:firstLine="0"/>
         <w:rPr>
-          <w:rFonts w:asciiTheme="minorHAnsi" w:hAnsiTheme="minorHAnsi"/>
-          <w:sz w:val="28"/>
-          <w:szCs w:val="28"/>
-        </w:rPr>
-      </w:pPr>
-      <w:r>
-        <w:rPr>
-          <w:rFonts w:asciiTheme="minorHAnsi" w:hAnsiTheme="minorHAnsi"/>
+          <w:rFonts w:ascii="Verdana" w:hAnsi="Verdana"/>
+          <w:sz w:val="28"/>
+          <w:szCs w:val="28"/>
+        </w:rPr>
+      </w:pPr>
+      <w:r>
+        <w:rPr>
+          <w:rFonts w:ascii="Verdana" w:hAnsi="Verdana"/>
           <w:noProof/>
           <w:sz w:val="28"/>
           <w:szCs w:val="28"/>
@@ -5722,7 +5268,7 @@
         </w:tabs>
         <w:ind w:left="533" w:firstLine="0"/>
         <w:rPr>
-          <w:rFonts w:asciiTheme="minorHAnsi" w:hAnsiTheme="minorHAnsi"/>
+          <w:rFonts w:ascii="Verdana" w:hAnsi="Verdana"/>
           <w:sz w:val="28"/>
           <w:szCs w:val="28"/>
         </w:rPr>
@@ -5735,7 +5281,7 @@
         </w:tabs>
         <w:ind w:left="533" w:firstLine="0"/>
         <w:rPr>
-          <w:rFonts w:asciiTheme="minorHAnsi" w:hAnsiTheme="minorHAnsi"/>
+          <w:rFonts w:ascii="Verdana" w:hAnsi="Verdana"/>
           <w:b/>
           <w:bCs/>
           <w:sz w:val="40"/>
@@ -5744,7 +5290,7 @@
       </w:pPr>
       <w:r>
         <w:rPr>
-          <w:rFonts w:asciiTheme="minorHAnsi" w:hAnsiTheme="minorHAnsi"/>
+          <w:rFonts w:ascii="Verdana" w:hAnsi="Verdana"/>
           <w:b/>
           <w:bCs/>
           <w:sz w:val="40"/>
@@ -5760,14 +5306,14 @@
         </w:tabs>
         <w:ind w:left="533" w:firstLine="0"/>
         <w:rPr>
-          <w:rFonts w:asciiTheme="minorHAnsi" w:hAnsiTheme="minorHAnsi"/>
-          <w:sz w:val="28"/>
-          <w:szCs w:val="28"/>
-        </w:rPr>
-      </w:pPr>
-      <w:r>
-        <w:rPr>
-          <w:rFonts w:asciiTheme="minorHAnsi" w:hAnsiTheme="minorHAnsi"/>
+          <w:rFonts w:ascii="Verdana" w:hAnsi="Verdana"/>
+          <w:sz w:val="28"/>
+          <w:szCs w:val="28"/>
+        </w:rPr>
+      </w:pPr>
+      <w:r>
+        <w:rPr>
+          <w:rFonts w:ascii="Verdana" w:hAnsi="Verdana"/>
           <w:sz w:val="28"/>
           <w:szCs w:val="28"/>
         </w:rPr>
@@ -5783,7 +5329,7 @@
       </w:r>
       <w:r>
         <w:rPr>
-          <w:rFonts w:asciiTheme="minorHAnsi" w:hAnsiTheme="minorHAnsi"/>
+          <w:rFonts w:ascii="Verdana" w:hAnsi="Verdana"/>
           <w:sz w:val="28"/>
           <w:szCs w:val="28"/>
         </w:rPr>
@@ -5799,7 +5345,7 @@
       </w:r>
       <w:r>
         <w:rPr>
-          <w:rFonts w:asciiTheme="minorHAnsi" w:hAnsiTheme="minorHAnsi"/>
+          <w:rFonts w:ascii="Verdana" w:hAnsi="Verdana"/>
           <w:sz w:val="28"/>
           <w:szCs w:val="28"/>
         </w:rPr>
@@ -5815,29 +5361,11 @@
       </w:r>
       <w:r>
         <w:rPr>
-          <w:rFonts w:asciiTheme="minorHAnsi" w:hAnsiTheme="minorHAnsi"/>
-          <w:sz w:val="28"/>
-          <w:szCs w:val="28"/>
-        </w:rPr>
-        <w:t xml:space="preserve">1-2%. This confirms </w:t>
-      </w:r>
-      <w:proofErr w:type="spellStart"/>
-      <w:r>
-        <w:rPr>
-          <w:rFonts w:asciiTheme="minorHAnsi" w:hAnsiTheme="minorHAnsi"/>
-          <w:sz w:val="28"/>
-          <w:szCs w:val="28"/>
-        </w:rPr>
-        <w:t>Apriori</w:t>
-      </w:r>
-      <w:proofErr w:type="spellEnd"/>
-      <w:r>
-        <w:rPr>
-          <w:rFonts w:asciiTheme="minorHAnsi" w:hAnsiTheme="minorHAnsi"/>
-          <w:sz w:val="28"/>
-          <w:szCs w:val="28"/>
-        </w:rPr>
-        <w:t xml:space="preserve"> principle - support decreases as itemset size increases.</w:t>
+          <w:rFonts w:ascii="Verdana" w:hAnsi="Verdana"/>
+          <w:sz w:val="28"/>
+          <w:szCs w:val="28"/>
+        </w:rPr>
+        <w:t>1-2%. This confirms Apriori principle - support decreases as itemset size increases.</w:t>
       </w:r>
     </w:p>
     <w:p>
@@ -5847,7 +5375,7 @@
         </w:tabs>
         <w:ind w:left="533" w:firstLine="0"/>
         <w:rPr>
-          <w:rFonts w:asciiTheme="minorHAnsi" w:hAnsiTheme="minorHAnsi"/>
+          <w:rFonts w:ascii="Verdana" w:hAnsi="Verdana"/>
           <w:b/>
           <w:bCs/>
           <w:sz w:val="40"/>
@@ -5856,7 +5384,7 @@
       </w:pPr>
       <w:r>
         <w:rPr>
-          <w:rFonts w:asciiTheme="minorHAnsi" w:hAnsiTheme="minorHAnsi"/>
+          <w:rFonts w:ascii="Verdana" w:hAnsi="Verdana"/>
           <w:b/>
           <w:bCs/>
           <w:noProof/>
@@ -5913,7 +5441,7 @@
         </w:tabs>
         <w:ind w:left="533" w:firstLine="0"/>
         <w:rPr>
-          <w:rFonts w:asciiTheme="minorHAnsi" w:hAnsiTheme="minorHAnsi"/>
+          <w:rFonts w:ascii="Verdana" w:hAnsi="Verdana"/>
           <w:b/>
           <w:bCs/>
           <w:sz w:val="40"/>
@@ -5928,7 +5456,7 @@
         </w:tabs>
         <w:ind w:left="533" w:firstLine="0"/>
         <w:rPr>
-          <w:rFonts w:asciiTheme="minorHAnsi" w:hAnsiTheme="minorHAnsi"/>
+          <w:rFonts w:ascii="Verdana" w:hAnsi="Verdana"/>
           <w:b/>
           <w:bCs/>
           <w:sz w:val="44"/>
@@ -5937,7 +5465,7 @@
       </w:pPr>
       <w:r>
         <w:rPr>
-          <w:rFonts w:asciiTheme="minorHAnsi" w:hAnsiTheme="minorHAnsi"/>
+          <w:rFonts w:ascii="Verdana" w:hAnsi="Verdana"/>
           <w:b/>
           <w:bCs/>
           <w:sz w:val="44"/>
@@ -5953,14 +5481,14 @@
         </w:tabs>
         <w:ind w:left="533" w:firstLine="0"/>
         <w:rPr>
-          <w:rFonts w:asciiTheme="minorHAnsi" w:hAnsiTheme="minorHAnsi"/>
-          <w:sz w:val="28"/>
-          <w:szCs w:val="28"/>
-        </w:rPr>
-      </w:pPr>
-      <w:r>
-        <w:rPr>
-          <w:rFonts w:asciiTheme="minorHAnsi" w:hAnsiTheme="minorHAnsi"/>
+          <w:rFonts w:ascii="Verdana" w:hAnsi="Verdana"/>
+          <w:sz w:val="28"/>
+          <w:szCs w:val="28"/>
+        </w:rPr>
+      </w:pPr>
+      <w:r>
+        <w:rPr>
+          <w:rFonts w:ascii="Verdana" w:hAnsi="Verdana"/>
           <w:sz w:val="28"/>
           <w:szCs w:val="28"/>
         </w:rPr>
@@ -5974,7 +5502,7 @@
         </w:tabs>
         <w:ind w:left="533" w:firstLine="0"/>
         <w:rPr>
-          <w:rFonts w:asciiTheme="minorHAnsi" w:hAnsiTheme="minorHAnsi"/>
+          <w:rFonts w:ascii="Verdana" w:hAnsi="Verdana"/>
           <w:b/>
           <w:bCs/>
           <w:sz w:val="40"/>
@@ -5983,7 +5511,7 @@
       </w:pPr>
       <w:r>
         <w:rPr>
-          <w:rFonts w:asciiTheme="minorHAnsi" w:hAnsiTheme="minorHAnsi"/>
+          <w:rFonts w:ascii="Verdana" w:hAnsi="Verdana"/>
           <w:b/>
           <w:bCs/>
           <w:sz w:val="40"/>
@@ -6003,14 +5531,14 @@
           <w:tab w:val="left" w:pos="3090"/>
         </w:tabs>
         <w:rPr>
-          <w:rFonts w:asciiTheme="minorHAnsi" w:hAnsiTheme="minorHAnsi"/>
-          <w:sz w:val="28"/>
-          <w:szCs w:val="28"/>
-        </w:rPr>
-      </w:pPr>
-      <w:r>
-        <w:rPr>
-          <w:rFonts w:asciiTheme="minorHAnsi" w:hAnsiTheme="minorHAnsi"/>
+          <w:rFonts w:ascii="Verdana" w:hAnsi="Verdana"/>
+          <w:sz w:val="28"/>
+          <w:szCs w:val="28"/>
+        </w:rPr>
+      </w:pPr>
+      <w:r>
+        <w:rPr>
+          <w:rFonts w:ascii="Verdana" w:hAnsi="Verdana"/>
           <w:sz w:val="28"/>
           <w:szCs w:val="28"/>
         </w:rPr>
@@ -6028,14 +5556,14 @@
           <w:tab w:val="left" w:pos="3090"/>
         </w:tabs>
         <w:rPr>
-          <w:rFonts w:asciiTheme="minorHAnsi" w:hAnsiTheme="minorHAnsi"/>
-          <w:sz w:val="28"/>
-          <w:szCs w:val="28"/>
-        </w:rPr>
-      </w:pPr>
-      <w:r>
-        <w:rPr>
-          <w:rFonts w:asciiTheme="minorHAnsi" w:hAnsiTheme="minorHAnsi"/>
+          <w:rFonts w:ascii="Verdana" w:hAnsi="Verdana"/>
+          <w:sz w:val="28"/>
+          <w:szCs w:val="28"/>
+        </w:rPr>
+      </w:pPr>
+      <w:r>
+        <w:rPr>
+          <w:rFonts w:ascii="Verdana" w:hAnsi="Verdana"/>
           <w:sz w:val="28"/>
           <w:szCs w:val="28"/>
         </w:rPr>
@@ -6053,14 +5581,14 @@
           <w:tab w:val="left" w:pos="3090"/>
         </w:tabs>
         <w:rPr>
-          <w:rFonts w:asciiTheme="minorHAnsi" w:hAnsiTheme="minorHAnsi"/>
-          <w:sz w:val="28"/>
-          <w:szCs w:val="28"/>
-        </w:rPr>
-      </w:pPr>
-      <w:r>
-        <w:rPr>
-          <w:rFonts w:asciiTheme="minorHAnsi" w:hAnsiTheme="minorHAnsi"/>
+          <w:rFonts w:ascii="Verdana" w:hAnsi="Verdana"/>
+          <w:sz w:val="28"/>
+          <w:szCs w:val="28"/>
+        </w:rPr>
+      </w:pPr>
+      <w:r>
+        <w:rPr>
+          <w:rFonts w:ascii="Verdana" w:hAnsi="Verdana"/>
           <w:sz w:val="28"/>
           <w:szCs w:val="28"/>
         </w:rPr>
@@ -6078,17 +5606,18 @@
           <w:tab w:val="left" w:pos="3090"/>
         </w:tabs>
         <w:rPr>
-          <w:rFonts w:asciiTheme="minorHAnsi" w:hAnsiTheme="minorHAnsi"/>
-          <w:sz w:val="28"/>
-          <w:szCs w:val="28"/>
-        </w:rPr>
-      </w:pPr>
-      <w:r>
-        <w:rPr>
-          <w:rFonts w:asciiTheme="minorHAnsi" w:hAnsiTheme="minorHAnsi"/>
-          <w:sz w:val="28"/>
-          <w:szCs w:val="28"/>
-        </w:rPr>
+          <w:rFonts w:ascii="Verdana" w:hAnsi="Verdana"/>
+          <w:sz w:val="28"/>
+          <w:szCs w:val="28"/>
+        </w:rPr>
+      </w:pPr>
+      <w:r>
+        <w:rPr>
+          <w:rFonts w:ascii="Verdana" w:hAnsi="Verdana"/>
+          <w:sz w:val="28"/>
+          <w:szCs w:val="28"/>
+        </w:rPr>
+        <w:lastRenderedPageBreak/>
         <w:t>Stock 2x in Dec-Jan peak</w:t>
       </w:r>
     </w:p>
@@ -6103,18 +5632,17 @@
           <w:tab w:val="left" w:pos="3090"/>
         </w:tabs>
         <w:rPr>
-          <w:rFonts w:asciiTheme="minorHAnsi" w:hAnsiTheme="minorHAnsi"/>
-          <w:sz w:val="28"/>
-          <w:szCs w:val="28"/>
-        </w:rPr>
-      </w:pPr>
-      <w:r>
-        <w:rPr>
-          <w:rFonts w:asciiTheme="minorHAnsi" w:hAnsiTheme="minorHAnsi"/>
-          <w:sz w:val="28"/>
-          <w:szCs w:val="28"/>
-        </w:rPr>
-        <w:lastRenderedPageBreak/>
+          <w:rFonts w:ascii="Verdana" w:hAnsi="Verdana"/>
+          <w:sz w:val="28"/>
+          <w:szCs w:val="28"/>
+        </w:rPr>
+      </w:pPr>
+      <w:r>
+        <w:rPr>
+          <w:rFonts w:ascii="Verdana" w:hAnsi="Verdana"/>
+          <w:sz w:val="28"/>
+          <w:szCs w:val="28"/>
+        </w:rPr>
         <w:t>Increase sales 15-20%</w:t>
       </w:r>
     </w:p>
@@ -6126,19 +5654,19 @@
         </w:tabs>
         <w:ind w:left="1253" w:firstLine="0"/>
         <w:rPr>
-          <w:rFonts w:asciiTheme="minorHAnsi" w:hAnsiTheme="minorHAnsi"/>
-          <w:sz w:val="28"/>
-          <w:szCs w:val="28"/>
-        </w:rPr>
-      </w:pPr>
-    </w:p>
-    <w:p>
-      <w:pPr>
-        <w:tabs>
-          <w:tab w:val="left" w:pos="3090"/>
-        </w:tabs>
-        <w:rPr>
-          <w:rFonts w:asciiTheme="minorHAnsi" w:hAnsiTheme="minorHAnsi"/>
+          <w:rFonts w:ascii="Verdana" w:hAnsi="Verdana"/>
+          <w:sz w:val="28"/>
+          <w:szCs w:val="28"/>
+        </w:rPr>
+      </w:pPr>
+    </w:p>
+    <w:p>
+      <w:pPr>
+        <w:tabs>
+          <w:tab w:val="left" w:pos="3090"/>
+        </w:tabs>
+        <w:rPr>
+          <w:rFonts w:ascii="Verdana" w:hAnsi="Verdana"/>
           <w:b/>
           <w:bCs/>
           <w:sz w:val="40"/>
@@ -6147,7 +5675,7 @@
       </w:pPr>
       <w:r>
         <w:rPr>
-          <w:rFonts w:asciiTheme="minorHAnsi" w:hAnsiTheme="minorHAnsi"/>
+          <w:rFonts w:ascii="Verdana" w:hAnsi="Verdana"/>
           <w:b/>
           <w:bCs/>
           <w:sz w:val="40"/>
@@ -6159,7 +5687,7 @@
         <w:r>
           <w:rPr>
             <w:rStyle w:val="Hyperlink"/>
-            <w:rFonts w:asciiTheme="minorHAnsi" w:hAnsiTheme="minorHAnsi"/>
+            <w:rFonts w:ascii="Verdana" w:hAnsi="Verdana"/>
             <w:b/>
             <w:bCs/>
             <w:sz w:val="40"/>
@@ -6175,19 +5703,19 @@
           <w:tab w:val="left" w:pos="3090"/>
         </w:tabs>
         <w:rPr>
-          <w:rFonts w:asciiTheme="minorHAnsi" w:hAnsiTheme="minorHAnsi"/>
-          <w:sz w:val="28"/>
-          <w:szCs w:val="28"/>
-        </w:rPr>
-      </w:pPr>
-    </w:p>
-    <w:p>
-      <w:pPr>
-        <w:tabs>
-          <w:tab w:val="left" w:pos="3090"/>
-        </w:tabs>
-        <w:rPr>
-          <w:rFonts w:asciiTheme="minorHAnsi" w:hAnsiTheme="minorHAnsi"/>
+          <w:rFonts w:ascii="Verdana" w:hAnsi="Verdana"/>
+          <w:sz w:val="28"/>
+          <w:szCs w:val="28"/>
+        </w:rPr>
+      </w:pPr>
+    </w:p>
+    <w:p>
+      <w:pPr>
+        <w:tabs>
+          <w:tab w:val="left" w:pos="3090"/>
+        </w:tabs>
+        <w:rPr>
+          <w:rFonts w:ascii="Verdana" w:hAnsi="Verdana"/>
           <w:b/>
           <w:bCs/>
           <w:sz w:val="44"/>
@@ -6196,7 +5724,7 @@
       </w:pPr>
       <w:r>
         <w:rPr>
-          <w:rFonts w:asciiTheme="minorHAnsi" w:hAnsiTheme="minorHAnsi"/>
+          <w:rFonts w:ascii="Verdana" w:hAnsi="Verdana"/>
           <w:b/>
           <w:bCs/>
           <w:sz w:val="44"/>
@@ -6211,14 +5739,14 @@
           <w:tab w:val="left" w:pos="3090"/>
         </w:tabs>
         <w:rPr>
-          <w:rFonts w:asciiTheme="minorHAnsi" w:hAnsiTheme="minorHAnsi"/>
-          <w:sz w:val="28"/>
-          <w:szCs w:val="28"/>
-        </w:rPr>
-      </w:pPr>
-      <w:r>
-        <w:rPr>
-          <w:rFonts w:asciiTheme="minorHAnsi" w:hAnsiTheme="minorHAnsi"/>
+          <w:rFonts w:ascii="Verdana" w:hAnsi="Verdana"/>
+          <w:sz w:val="28"/>
+          <w:szCs w:val="28"/>
+        </w:rPr>
+      </w:pPr>
+      <w:r>
+        <w:rPr>
+          <w:rFonts w:ascii="Verdana" w:hAnsi="Verdana"/>
           <w:sz w:val="28"/>
           <w:szCs w:val="28"/>
         </w:rPr>
@@ -6226,7 +5754,7 @@
       </w:r>
       <w:r>
         <w:rPr>
-          <w:rFonts w:asciiTheme="minorHAnsi" w:hAnsiTheme="minorHAnsi"/>
+          <w:rFonts w:ascii="Verdana" w:hAnsi="Verdana"/>
           <w:sz w:val="28"/>
           <w:szCs w:val="28"/>
         </w:rPr>
@@ -6234,7 +5762,7 @@
       </w:r>
       <w:r>
         <w:rPr>
-          <w:rFonts w:asciiTheme="minorHAnsi" w:hAnsiTheme="minorHAnsi"/>
+          <w:rFonts w:ascii="Verdana" w:hAnsi="Verdana"/>
           <w:sz w:val="28"/>
           <w:szCs w:val="28"/>
         </w:rPr>
@@ -6242,7 +5770,7 @@
       </w:r>
       <w:r>
         <w:rPr>
-          <w:rFonts w:asciiTheme="minorHAnsi" w:hAnsiTheme="minorHAnsi"/>
+          <w:rFonts w:ascii="Verdana" w:hAnsi="Verdana"/>
           <w:sz w:val="28"/>
           <w:szCs w:val="28"/>
         </w:rPr>
@@ -6250,7 +5778,7 @@
       </w:r>
       <w:r>
         <w:rPr>
-          <w:rFonts w:asciiTheme="minorHAnsi" w:hAnsiTheme="minorHAnsi"/>
+          <w:rFonts w:ascii="Verdana" w:hAnsi="Verdana"/>
           <w:sz w:val="28"/>
           <w:szCs w:val="28"/>
         </w:rPr>
@@ -6263,14 +5791,14 @@
           <w:tab w:val="left" w:pos="3090"/>
         </w:tabs>
         <w:rPr>
-          <w:rFonts w:asciiTheme="minorHAnsi" w:hAnsiTheme="minorHAnsi"/>
-          <w:sz w:val="28"/>
-          <w:szCs w:val="28"/>
-        </w:rPr>
-      </w:pPr>
-      <w:r>
-        <w:rPr>
-          <w:rFonts w:asciiTheme="minorHAnsi" w:hAnsiTheme="minorHAnsi"/>
+          <w:rFonts w:ascii="Verdana" w:hAnsi="Verdana"/>
+          <w:sz w:val="28"/>
+          <w:szCs w:val="28"/>
+        </w:rPr>
+      </w:pPr>
+      <w:r>
+        <w:rPr>
+          <w:rFonts w:ascii="Verdana" w:hAnsi="Verdana"/>
           <w:sz w:val="28"/>
           <w:szCs w:val="28"/>
         </w:rPr>
@@ -6278,7 +5806,7 @@
       </w:r>
       <w:r>
         <w:rPr>
-          <w:rFonts w:asciiTheme="minorHAnsi" w:hAnsiTheme="minorHAnsi"/>
+          <w:rFonts w:ascii="Verdana" w:hAnsi="Verdana"/>
           <w:sz w:val="28"/>
           <w:szCs w:val="28"/>
         </w:rPr>
@@ -6286,135 +5814,27 @@
       </w:r>
       <w:r>
         <w:rPr>
-          <w:rFonts w:asciiTheme="minorHAnsi" w:hAnsiTheme="minorHAnsi"/>
-          <w:sz w:val="28"/>
-          <w:szCs w:val="28"/>
-        </w:rPr>
-        <w:t xml:space="preserve"> </w:t>
-      </w:r>
-      <w:proofErr w:type="spellStart"/>
-      <w:r>
-        <w:rPr>
-          <w:rFonts w:asciiTheme="minorHAnsi" w:hAnsiTheme="minorHAnsi"/>
-          <w:sz w:val="28"/>
-          <w:szCs w:val="28"/>
-        </w:rPr>
-        <w:t>RudrapuRavali</w:t>
-      </w:r>
-      <w:proofErr w:type="spellEnd"/>
-      <w:r>
-        <w:rPr>
-          <w:rFonts w:asciiTheme="minorHAnsi" w:hAnsiTheme="minorHAnsi"/>
-          <w:sz w:val="28"/>
-          <w:szCs w:val="28"/>
-        </w:rPr>
-        <w:t xml:space="preserve"> - CDACL-005: </w:t>
-      </w:r>
-      <w:r>
-        <w:rPr>
-          <w:rFonts w:asciiTheme="minorHAnsi" w:hAnsiTheme="minorHAnsi"/>
-          <w:sz w:val="28"/>
-          <w:szCs w:val="28"/>
-        </w:rPr>
-        <w:t>Purchase</w:t>
-      </w:r>
-      <w:r>
-        <w:rPr>
-          <w:rFonts w:asciiTheme="minorHAnsi" w:hAnsiTheme="minorHAnsi"/>
-          <w:sz w:val="28"/>
-          <w:szCs w:val="28"/>
-        </w:rPr>
-        <w:t xml:space="preserve"> </w:t>
-      </w:r>
-      <w:r>
-        <w:rPr>
-          <w:rFonts w:asciiTheme="minorHAnsi" w:hAnsiTheme="minorHAnsi"/>
-          <w:sz w:val="28"/>
-          <w:szCs w:val="28"/>
-        </w:rPr>
-        <w:t>_pattern</w:t>
-      </w:r>
-      <w:r>
-        <w:rPr>
-          <w:rFonts w:asciiTheme="minorHAnsi" w:hAnsiTheme="minorHAnsi"/>
-          <w:sz w:val="28"/>
-          <w:szCs w:val="28"/>
-        </w:rPr>
-        <w:t xml:space="preserve"> </w:t>
-      </w:r>
-      <w:r>
-        <w:rPr>
-          <w:rFonts w:asciiTheme="minorHAnsi" w:hAnsiTheme="minorHAnsi"/>
-          <w:sz w:val="28"/>
-          <w:szCs w:val="28"/>
-        </w:rPr>
-        <w:t>_analysis</w:t>
-      </w:r>
-      <w:r>
-        <w:rPr>
-          <w:rFonts w:asciiTheme="minorHAnsi" w:hAnsiTheme="minorHAnsi"/>
-          <w:sz w:val="28"/>
-          <w:szCs w:val="28"/>
-        </w:rPr>
-        <w:t xml:space="preserve"> </w:t>
-      </w:r>
-      <w:r>
-        <w:rPr>
-          <w:rFonts w:asciiTheme="minorHAnsi" w:hAnsiTheme="minorHAnsi"/>
-          <w:sz w:val="28"/>
-          <w:szCs w:val="28"/>
-        </w:rPr>
-        <w:t>_dataset</w:t>
-      </w:r>
-      <w:r>
-        <w:rPr>
-          <w:rFonts w:asciiTheme="minorHAnsi" w:hAnsiTheme="minorHAnsi"/>
-          <w:sz w:val="28"/>
-          <w:szCs w:val="28"/>
-        </w:rPr>
-        <w:t xml:space="preserve"> </w:t>
-      </w:r>
-      <w:r>
-        <w:rPr>
-          <w:rFonts w:asciiTheme="minorHAnsi" w:hAnsiTheme="minorHAnsi"/>
-          <w:sz w:val="28"/>
-          <w:szCs w:val="28"/>
-        </w:rPr>
-        <w:t>.csv</w:t>
-      </w:r>
-      <w:r>
-        <w:rPr>
-          <w:rFonts w:asciiTheme="minorHAnsi" w:hAnsiTheme="minorHAnsi"/>
-          <w:sz w:val="28"/>
-          <w:szCs w:val="28"/>
-        </w:rPr>
-        <w:t xml:space="preserve"> </w:t>
-      </w:r>
-      <w:r>
-        <w:rPr>
-          <w:rFonts w:asciiTheme="minorHAnsi" w:hAnsiTheme="minorHAnsi"/>
-          <w:sz w:val="28"/>
-          <w:szCs w:val="28"/>
-        </w:rPr>
-        <w:t xml:space="preserve">Transactions Using </w:t>
-      </w:r>
-      <w:proofErr w:type="spellStart"/>
-      <w:r>
-        <w:rPr>
-          <w:rFonts w:asciiTheme="minorHAnsi" w:hAnsiTheme="minorHAnsi"/>
-          <w:sz w:val="28"/>
-          <w:szCs w:val="28"/>
-        </w:rPr>
-        <w:t>Apriori</w:t>
-      </w:r>
-      <w:proofErr w:type="spellEnd"/>
-      <w:r>
-        <w:rPr>
-          <w:rFonts w:asciiTheme="minorHAnsi" w:hAnsiTheme="minorHAnsi"/>
-          <w:sz w:val="28"/>
-          <w:szCs w:val="28"/>
-        </w:rPr>
-        <w:t xml:space="preserve"> Algorithm. Link: https://github.com/RudrapuRavali/CDACL-005-Market-Basket-Analysis - Contains 6 Python scripts (Step1.py to Step6_Apriori.py), 2 CSV files, 9 PERFECT graphs, and complete documentation. Total 29 files pushed with Writing objects: 100% (29/29).</w:t>
+          <w:rFonts w:ascii="Verdana" w:hAnsi="Verdana"/>
+          <w:sz w:val="28"/>
+          <w:szCs w:val="28"/>
+        </w:rPr>
+        <w:t xml:space="preserve"> RudrapuRavali - CDACL-005: </w:t>
+      </w:r>
+      <w:r>
+        <w:rPr>
+          <w:rFonts w:ascii="Verdana" w:hAnsi="Verdana"/>
+          <w:sz w:val="28"/>
+          <w:szCs w:val="28"/>
+        </w:rPr>
+        <w:t xml:space="preserve">Purchase _pattern _analysis _dataset .csv </w:t>
+      </w:r>
+      <w:r>
+        <w:rPr>
+          <w:rFonts w:ascii="Verdana" w:hAnsi="Verdana"/>
+          <w:sz w:val="28"/>
+          <w:szCs w:val="28"/>
+        </w:rPr>
+        <w:t>Transactions Using Apriori Algorithm. Link: https://github.com/RudrapuRavali/CDACL-005-Market-Basket-Analysis - Contains 6 Python scripts (Step1.py to Step6_Apriori.py), 2 CSV files, 9 PERFECT graphs, and complete documentation. Total 29 files pushed with Writing objects: 100% (29/29).</w:t>
       </w:r>
     </w:p>
     <w:sectPr>
